--- a/legal/exports/FLC-Casual-Employment-Agreement-DRAFT.docx
+++ b/legal/exports/FLC-Casual-Employment-Agreement-DRAFT.docx
@@ -2218,57 +2218,63 @@
           <w:rFonts w:ascii="Calibri" w:cs="Calibri" w:eastAsia="Calibri" w:hAnsi="Calibri"/>
           <w:b/>
           <w:bCs/>
-          <w:color w:val="A0392B"/>
-          <w:sz w:val="20"/>
-          <w:szCs w:val="20"/>
-        </w:rPr>
-        <w:t xml:space="preserve">[contractor's / nominee supervisor's]</w:t>
-      </w:r>
-      <w:r>
-        <w:rPr>
-          <w:rFonts w:ascii="Calibri" w:cs="Calibri" w:eastAsia="Calibri" w:hAnsi="Calibri"/>
-          <w:sz w:val="20"/>
-          <w:szCs w:val="20"/>
-        </w:rPr>
-        <w:t xml:space="preserve"> licence no. </w:t>
-      </w:r>
-      <w:r>
-        <w:rPr>
-          <w:rFonts w:ascii="Calibri" w:cs="Calibri" w:eastAsia="Calibri" w:hAnsi="Calibri"/>
-          <w:b/>
-          <w:bCs/>
-          <w:color w:val="A0392B"/>
-          <w:sz w:val="20"/>
-          <w:szCs w:val="20"/>
-        </w:rPr>
-        <w:t xml:space="preserve">[licence no.]</w:t>
-      </w:r>
-      <w:r>
-        <w:rPr>
-          <w:rFonts w:ascii="Calibri" w:cs="Calibri" w:eastAsia="Calibri" w:hAnsi="Calibri"/>
-          <w:sz w:val="20"/>
-          <w:szCs w:val="20"/>
-        </w:rPr>
-        <w:t xml:space="preserve">, class </w:t>
-      </w:r>
-      <w:r>
-        <w:rPr>
-          <w:rFonts w:ascii="Calibri" w:cs="Calibri" w:eastAsia="Calibri" w:hAnsi="Calibri"/>
-          <w:b/>
-          <w:bCs/>
-          <w:color w:val="A0392B"/>
-          <w:sz w:val="20"/>
-          <w:szCs w:val="20"/>
-        </w:rPr>
-        <w:t xml:space="preserve">[class]</w:t>
-      </w:r>
-      <w:r>
-        <w:rPr>
-          <w:rFonts w:ascii="Calibri" w:cs="Calibri" w:eastAsia="Calibri" w:hAnsi="Calibri"/>
-          <w:sz w:val="20"/>
-          <w:szCs w:val="20"/>
-        </w:rPr>
-        <w:t xml:space="preserve">, matching FLC's company licence class and free of any condition preventing him acting as nominee.</w:t>
+          <w:sz w:val="20"/>
+          <w:szCs w:val="20"/>
+        </w:rPr>
+        <w:t xml:space="preserve">contractor's licence no. 76041, class Builder — Low Rise, expiring 16 March 2027</w:t>
+      </w:r>
+      <w:r>
+        <w:rPr>
+          <w:rFonts w:ascii="Calibri" w:cs="Calibri" w:eastAsia="Calibri" w:hAnsi="Calibri"/>
+          <w:sz w:val="20"/>
+          <w:szCs w:val="20"/>
+        </w:rPr>
+        <w:t xml:space="preserve">, together with any further class required to match FLC's company licence class, free of any condition preventing him acting as nominee.</w:t>
+      </w:r>
+    </w:p>
+    <w:p>
+      <w:pPr>
+        <w:tabs>
+          <w:tab w:val="left" w:pos="640"/>
+        </w:tabs>
+        <w:spacing w:after="100" w:before="60" w:line="276"/>
+        <w:ind w:left="640" w:hanging="640"/>
+      </w:pPr>
+      <w:r>
+        <w:rPr>
+          <w:rFonts w:ascii="Calibri" w:cs="Calibri" w:eastAsia="Calibri" w:hAnsi="Calibri"/>
+          <w:b/>
+          <w:bCs/>
+          <w:sz w:val="20"/>
+          <w:szCs w:val="20"/>
+        </w:rPr>
+        <w:t xml:space="preserve">5.1A	</w:t>
+      </w:r>
+      <w:r>
+        <w:rPr>
+          <w:rFonts w:ascii="Calibri" w:cs="Calibri" w:eastAsia="Calibri" w:hAnsi="Calibri"/>
+          <w:sz w:val="20"/>
+          <w:szCs w:val="20"/>
+        </w:rPr>
+        <w:t xml:space="preserve">The Employee must </w:t>
+      </w:r>
+      <w:r>
+        <w:rPr>
+          <w:rFonts w:ascii="Calibri" w:cs="Calibri" w:eastAsia="Calibri" w:hAnsi="Calibri"/>
+          <w:b/>
+          <w:bCs/>
+          <w:sz w:val="20"/>
+          <w:szCs w:val="20"/>
+        </w:rPr>
+        <w:t xml:space="preserve">renew licence 76041 before 16 March 2027</w:t>
+      </w:r>
+      <w:r>
+        <w:rPr>
+          <w:rFonts w:ascii="Calibri" w:cs="Calibri" w:eastAsia="Calibri" w:hAnsi="Calibri"/>
+          <w:sz w:val="20"/>
+          <w:szCs w:val="20"/>
+        </w:rPr>
+        <w:t xml:space="preserve"> and give FLC evidence of renewal. FLC will diarise the date. The parties acknowledge that if the licence lapses, FLC has no nominee, must notify QBCC within 14 days, and commits an offence if it remains without a nominee for 28 days or more (clause 12.3).</w:t>
       </w:r>
     </w:p>
     <w:p>

--- a/legal/exports/FLC-Casual-Employment-Agreement-DRAFT.docx
+++ b/legal/exports/FLC-Casual-Employment-Agreement-DRAFT.docx
@@ -11,8 +11,8 @@
           <w:rFonts w:ascii="Calibri" w:cs="Calibri" w:eastAsia="Calibri" w:hAnsi="Calibri"/>
           <w:b/>
           <w:bCs/>
-          <w:sz w:val="34"/>
-          <w:szCs w:val="34"/>
+          <w:sz w:val="36"/>
+          <w:szCs w:val="36"/>
         </w:rPr>
         <w:t xml:space="preserve">CASUAL EMPLOYMENT AGREEMENT</w:t>
       </w:r>
@@ -28,8 +28,8 @@
         <w:rPr>
           <w:rFonts w:ascii="Calibri" w:cs="Calibri" w:eastAsia="Calibri" w:hAnsi="Calibri"/>
           <w:color w:val="0F5257"/>
-          <w:sz w:val="24"/>
-          <w:szCs w:val="24"/>
+          <w:sz w:val="26"/>
+          <w:szCs w:val="26"/>
         </w:rPr>
         <w:t xml:space="preserve">Builder — QBCC Nominee Supervisor</w:t>
       </w:r>
@@ -72,8 +72,8 @@
                 <w:bCs/>
                 <w:color w:val="5A6A6B"/>
                 <w:spacing w:val="20"/>
-                <w:sz w:val="16"/>
-                <w:szCs w:val="16"/>
+                <w:sz w:val="17"/>
+                <w:szCs w:val="17"/>
               </w:rPr>
               <w:t xml:space="preserve">DRAFT FOR REVIEW</w:t>
             </w:r>
@@ -85,8 +85,8 @@
             <w:r>
               <w:rPr>
                 <w:rFonts w:ascii="Calibri" w:cs="Calibri" w:eastAsia="Calibri" w:hAnsi="Calibri"/>
-                <w:sz w:val="20"/>
-                <w:szCs w:val="20"/>
+                <w:sz w:val="22"/>
+                <w:szCs w:val="22"/>
               </w:rPr>
               <w:t xml:space="preserve">Complete every </w:t>
             </w:r>
@@ -96,16 +96,16 @@
                 <w:b/>
                 <w:bCs/>
                 <w:color w:val="A0392B"/>
-                <w:sz w:val="20"/>
-                <w:szCs w:val="20"/>
+                <w:sz w:val="22"/>
+                <w:szCs w:val="22"/>
               </w:rPr>
               <w:t xml:space="preserve">[bracketed]</w:t>
             </w:r>
             <w:r>
               <w:rPr>
                 <w:rFonts w:ascii="Calibri" w:cs="Calibri" w:eastAsia="Calibri" w:hAnsi="Calibri"/>
-                <w:sz w:val="20"/>
-                <w:szCs w:val="20"/>
+                <w:sz w:val="22"/>
+                <w:szCs w:val="22"/>
               </w:rPr>
               <w:t xml:space="preserve"> field, have a Queensland construction and employment lawyer review the document, then sign. Background and reasoning are in the accompanying structuring guidance note.</w:t>
             </w:r>
@@ -133,8 +133,8 @@
       <w:r>
         <w:rPr>
           <w:rFonts w:ascii="Calibri" w:cs="Calibri" w:eastAsia="Calibri" w:hAnsi="Calibri"/>
-          <w:sz w:val="20"/>
-          <w:szCs w:val="20"/>
+          <w:sz w:val="22"/>
+          <w:szCs w:val="22"/>
         </w:rPr>
         <w:t xml:space="preserve">THIS AGREEMENT is made on </w:t>
       </w:r>
@@ -144,8 +144,8 @@
           <w:b/>
           <w:bCs/>
           <w:color w:val="A0392B"/>
-          <w:sz w:val="20"/>
-          <w:szCs w:val="20"/>
+          <w:sz w:val="22"/>
+          <w:szCs w:val="22"/>
         </w:rPr>
         <w:t xml:space="preserve">[date]</w:t>
       </w:r>
@@ -159,8 +159,8 @@
           <w:rFonts w:ascii="Calibri" w:cs="Calibri" w:eastAsia="Calibri" w:hAnsi="Calibri"/>
           <w:b/>
           <w:bCs/>
-          <w:sz w:val="20"/>
-          <w:szCs w:val="20"/>
+          <w:sz w:val="22"/>
+          <w:szCs w:val="22"/>
         </w:rPr>
         <w:t xml:space="preserve">BETWEEN: </w:t>
       </w:r>
@@ -169,16 +169,16 @@
           <w:rFonts w:ascii="Calibri" w:cs="Calibri" w:eastAsia="Calibri" w:hAnsi="Calibri"/>
           <w:b/>
           <w:bCs/>
-          <w:sz w:val="20"/>
-          <w:szCs w:val="20"/>
+          <w:sz w:val="22"/>
+          <w:szCs w:val="22"/>
         </w:rPr>
         <w:t xml:space="preserve">FIRST LIGHT CIVIL PTY LTD</w:t>
       </w:r>
       <w:r>
         <w:rPr>
           <w:rFonts w:ascii="Calibri" w:cs="Calibri" w:eastAsia="Calibri" w:hAnsi="Calibri"/>
-          <w:sz w:val="20"/>
-          <w:szCs w:val="20"/>
+          <w:sz w:val="22"/>
+          <w:szCs w:val="22"/>
         </w:rPr>
         <w:t xml:space="preserve"> ACN </w:t>
       </w:r>
@@ -188,16 +188,16 @@
           <w:b/>
           <w:bCs/>
           <w:color w:val="A0392B"/>
-          <w:sz w:val="20"/>
-          <w:szCs w:val="20"/>
+          <w:sz w:val="22"/>
+          <w:szCs w:val="22"/>
         </w:rPr>
         <w:t xml:space="preserve">[ACN]</w:t>
       </w:r>
       <w:r>
         <w:rPr>
           <w:rFonts w:ascii="Calibri" w:cs="Calibri" w:eastAsia="Calibri" w:hAnsi="Calibri"/>
-          <w:sz w:val="20"/>
-          <w:szCs w:val="20"/>
+          <w:sz w:val="22"/>
+          <w:szCs w:val="22"/>
         </w:rPr>
         <w:t xml:space="preserve"> ABN </w:t>
       </w:r>
@@ -207,16 +207,16 @@
           <w:b/>
           <w:bCs/>
           <w:color w:val="A0392B"/>
-          <w:sz w:val="20"/>
-          <w:szCs w:val="20"/>
+          <w:sz w:val="22"/>
+          <w:szCs w:val="22"/>
         </w:rPr>
         <w:t xml:space="preserve">[ABN]</w:t>
       </w:r>
       <w:r>
         <w:rPr>
           <w:rFonts w:ascii="Calibri" w:cs="Calibri" w:eastAsia="Calibri" w:hAnsi="Calibri"/>
-          <w:sz w:val="20"/>
-          <w:szCs w:val="20"/>
+          <w:sz w:val="22"/>
+          <w:szCs w:val="22"/>
         </w:rPr>
         <w:t xml:space="preserve"> of </w:t>
       </w:r>
@@ -226,16 +226,16 @@
           <w:b/>
           <w:bCs/>
           <w:color w:val="A0392B"/>
-          <w:sz w:val="20"/>
-          <w:szCs w:val="20"/>
+          <w:sz w:val="22"/>
+          <w:szCs w:val="22"/>
         </w:rPr>
         <w:t xml:space="preserve">[registered office]</w:t>
       </w:r>
       <w:r>
         <w:rPr>
           <w:rFonts w:ascii="Calibri" w:cs="Calibri" w:eastAsia="Calibri" w:hAnsi="Calibri"/>
-          <w:sz w:val="20"/>
-          <w:szCs w:val="20"/>
+          <w:sz w:val="22"/>
+          <w:szCs w:val="22"/>
         </w:rPr>
         <w:t xml:space="preserve">, Caboolture, Queensland (</w:t>
       </w:r>
@@ -244,16 +244,16 @@
           <w:rFonts w:ascii="Calibri" w:cs="Calibri" w:eastAsia="Calibri" w:hAnsi="Calibri"/>
           <w:b/>
           <w:bCs/>
-          <w:sz w:val="20"/>
-          <w:szCs w:val="20"/>
+          <w:sz w:val="22"/>
+          <w:szCs w:val="22"/>
         </w:rPr>
         <w:t xml:space="preserve">"FLC"</w:t>
       </w:r>
       <w:r>
         <w:rPr>
           <w:rFonts w:ascii="Calibri" w:cs="Calibri" w:eastAsia="Calibri" w:hAnsi="Calibri"/>
-          <w:sz w:val="20"/>
-          <w:szCs w:val="20"/>
+          <w:sz w:val="22"/>
+          <w:szCs w:val="22"/>
         </w:rPr>
         <w:t xml:space="preserve">)</w:t>
       </w:r>
@@ -267,8 +267,8 @@
           <w:rFonts w:ascii="Calibri" w:cs="Calibri" w:eastAsia="Calibri" w:hAnsi="Calibri"/>
           <w:b/>
           <w:bCs/>
-          <w:sz w:val="20"/>
-          <w:szCs w:val="20"/>
+          <w:sz w:val="22"/>
+          <w:szCs w:val="22"/>
         </w:rPr>
         <w:t xml:space="preserve">AND: </w:t>
       </w:r>
@@ -277,16 +277,16 @@
           <w:rFonts w:ascii="Calibri" w:cs="Calibri" w:eastAsia="Calibri" w:hAnsi="Calibri"/>
           <w:b/>
           <w:bCs/>
-          <w:sz w:val="20"/>
-          <w:szCs w:val="20"/>
+          <w:sz w:val="22"/>
+          <w:szCs w:val="22"/>
         </w:rPr>
         <w:t xml:space="preserve">ALISTAIR COLEMAN</w:t>
       </w:r>
       <w:r>
         <w:rPr>
           <w:rFonts w:ascii="Calibri" w:cs="Calibri" w:eastAsia="Calibri" w:hAnsi="Calibri"/>
-          <w:sz w:val="20"/>
-          <w:szCs w:val="20"/>
+          <w:sz w:val="22"/>
+          <w:szCs w:val="22"/>
         </w:rPr>
         <w:t xml:space="preserve"> of </w:t>
       </w:r>
@@ -296,16 +296,16 @@
           <w:b/>
           <w:bCs/>
           <w:color w:val="A0392B"/>
-          <w:sz w:val="20"/>
-          <w:szCs w:val="20"/>
+          <w:sz w:val="22"/>
+          <w:szCs w:val="22"/>
         </w:rPr>
         <w:t xml:space="preserve">[address]</w:t>
       </w:r>
       <w:r>
         <w:rPr>
           <w:rFonts w:ascii="Calibri" w:cs="Calibri" w:eastAsia="Calibri" w:hAnsi="Calibri"/>
-          <w:sz w:val="20"/>
-          <w:szCs w:val="20"/>
+          <w:sz w:val="22"/>
+          <w:szCs w:val="22"/>
         </w:rPr>
         <w:t xml:space="preserve"> (</w:t>
       </w:r>
@@ -314,16 +314,16 @@
           <w:rFonts w:ascii="Calibri" w:cs="Calibri" w:eastAsia="Calibri" w:hAnsi="Calibri"/>
           <w:b/>
           <w:bCs/>
-          <w:sz w:val="20"/>
-          <w:szCs w:val="20"/>
+          <w:sz w:val="22"/>
+          <w:szCs w:val="22"/>
         </w:rPr>
         <w:t xml:space="preserve">"the Employee"</w:t>
       </w:r>
       <w:r>
         <w:rPr>
           <w:rFonts w:ascii="Calibri" w:cs="Calibri" w:eastAsia="Calibri" w:hAnsi="Calibri"/>
-          <w:sz w:val="20"/>
-          <w:szCs w:val="20"/>
+          <w:sz w:val="22"/>
+          <w:szCs w:val="22"/>
         </w:rPr>
         <w:t xml:space="preserve">)</w:t>
       </w:r>
@@ -342,8 +342,8 @@
           <w:b/>
           <w:bCs/>
           <w:color w:val="0F5257"/>
-          <w:sz w:val="26"/>
-          <w:szCs w:val="26"/>
+          <w:sz w:val="28"/>
+          <w:szCs w:val="28"/>
         </w:rPr>
         <w:t xml:space="preserve">1. The job</w:t>
       </w:r>
@@ -361,16 +361,16 @@
           <w:rFonts w:ascii="Calibri" w:cs="Calibri" w:eastAsia="Calibri" w:hAnsi="Calibri"/>
           <w:b/>
           <w:bCs/>
-          <w:sz w:val="20"/>
-          <w:szCs w:val="20"/>
+          <w:sz w:val="22"/>
+          <w:szCs w:val="22"/>
         </w:rPr>
         <w:t xml:space="preserve">1.1	</w:t>
       </w:r>
       <w:r>
         <w:rPr>
           <w:rFonts w:ascii="Calibri" w:cs="Calibri" w:eastAsia="Calibri" w:hAnsi="Calibri"/>
-          <w:sz w:val="20"/>
-          <w:szCs w:val="20"/>
+          <w:sz w:val="22"/>
+          <w:szCs w:val="22"/>
         </w:rPr>
         <w:t xml:space="preserve">FLC employs the Employee as a </w:t>
       </w:r>
@@ -379,16 +379,16 @@
           <w:rFonts w:ascii="Calibri" w:cs="Calibri" w:eastAsia="Calibri" w:hAnsi="Calibri"/>
           <w:b/>
           <w:bCs/>
-          <w:sz w:val="20"/>
-          <w:szCs w:val="20"/>
+          <w:sz w:val="22"/>
+          <w:szCs w:val="22"/>
         </w:rPr>
         <w:t xml:space="preserve">casual employee</w:t>
       </w:r>
       <w:r>
         <w:rPr>
           <w:rFonts w:ascii="Calibri" w:cs="Calibri" w:eastAsia="Calibri" w:hAnsi="Calibri"/>
-          <w:sz w:val="20"/>
-          <w:szCs w:val="20"/>
+          <w:sz w:val="22"/>
+          <w:szCs w:val="22"/>
         </w:rPr>
         <w:t xml:space="preserve"> in the position of </w:t>
       </w:r>
@@ -397,16 +397,16 @@
           <w:rFonts w:ascii="Calibri" w:cs="Calibri" w:eastAsia="Calibri" w:hAnsi="Calibri"/>
           <w:b/>
           <w:bCs/>
-          <w:sz w:val="20"/>
-          <w:szCs w:val="20"/>
+          <w:sz w:val="22"/>
+          <w:szCs w:val="22"/>
         </w:rPr>
         <w:t xml:space="preserve">Builder — QBCC Nominee Supervisor</w:t>
       </w:r>
       <w:r>
         <w:rPr>
           <w:rFonts w:ascii="Calibri" w:cs="Calibri" w:eastAsia="Calibri" w:hAnsi="Calibri"/>
-          <w:sz w:val="20"/>
-          <w:szCs w:val="20"/>
+          <w:sz w:val="22"/>
+          <w:szCs w:val="22"/>
         </w:rPr>
         <w:t xml:space="preserve">, starting </w:t>
       </w:r>
@@ -416,16 +416,16 @@
           <w:b/>
           <w:bCs/>
           <w:color w:val="A0392B"/>
-          <w:sz w:val="20"/>
-          <w:szCs w:val="20"/>
+          <w:sz w:val="22"/>
+          <w:szCs w:val="22"/>
         </w:rPr>
         <w:t xml:space="preserve">[date]</w:t>
       </w:r>
       <w:r>
         <w:rPr>
           <w:rFonts w:ascii="Calibri" w:cs="Calibri" w:eastAsia="Calibri" w:hAnsi="Calibri"/>
-          <w:sz w:val="20"/>
-          <w:szCs w:val="20"/>
+          <w:sz w:val="22"/>
+          <w:szCs w:val="22"/>
         </w:rPr>
         <w:t xml:space="preserve">.</w:t>
       </w:r>
@@ -443,16 +443,16 @@
           <w:rFonts w:ascii="Calibri" w:cs="Calibri" w:eastAsia="Calibri" w:hAnsi="Calibri"/>
           <w:b/>
           <w:bCs/>
-          <w:sz w:val="20"/>
-          <w:szCs w:val="20"/>
+          <w:sz w:val="22"/>
+          <w:szCs w:val="22"/>
         </w:rPr>
         <w:t xml:space="preserve">1.2	</w:t>
       </w:r>
       <w:r>
         <w:rPr>
           <w:rFonts w:ascii="Calibri" w:cs="Calibri" w:eastAsia="Calibri" w:hAnsi="Calibri"/>
-          <w:sz w:val="20"/>
-          <w:szCs w:val="20"/>
+          <w:sz w:val="22"/>
+          <w:szCs w:val="22"/>
         </w:rPr>
         <w:t xml:space="preserve">The Employee is appointed as FLC's </w:t>
       </w:r>
@@ -461,16 +461,16 @@
           <w:rFonts w:ascii="Calibri" w:cs="Calibri" w:eastAsia="Calibri" w:hAnsi="Calibri"/>
           <w:b/>
           <w:bCs/>
-          <w:sz w:val="20"/>
-          <w:szCs w:val="20"/>
+          <w:sz w:val="22"/>
+          <w:szCs w:val="22"/>
         </w:rPr>
         <w:t xml:space="preserve">nominee</w:t>
       </w:r>
       <w:r>
         <w:rPr>
           <w:rFonts w:ascii="Calibri" w:cs="Calibri" w:eastAsia="Calibri" w:hAnsi="Calibri"/>
-          <w:sz w:val="20"/>
-          <w:szCs w:val="20"/>
+          <w:sz w:val="22"/>
+          <w:szCs w:val="22"/>
         </w:rPr>
         <w:t xml:space="preserve"> under section 42B of the </w:t>
       </w:r>
@@ -479,16 +479,16 @@
           <w:rFonts w:ascii="Calibri" w:cs="Calibri" w:eastAsia="Calibri" w:hAnsi="Calibri"/>
           <w:i/>
           <w:iCs/>
-          <w:sz w:val="20"/>
-          <w:szCs w:val="20"/>
+          <w:sz w:val="22"/>
+          <w:szCs w:val="22"/>
         </w:rPr>
         <w:t xml:space="preserve">Queensland Building and Construction Commission Act 1991</w:t>
       </w:r>
       <w:r>
         <w:rPr>
           <w:rFonts w:ascii="Calibri" w:cs="Calibri" w:eastAsia="Calibri" w:hAnsi="Calibri"/>
-          <w:sz w:val="20"/>
-          <w:szCs w:val="20"/>
+          <w:sz w:val="22"/>
+          <w:szCs w:val="22"/>
         </w:rPr>
         <w:t xml:space="preserve"> (Qld) (</w:t>
       </w:r>
@@ -497,16 +497,16 @@
           <w:rFonts w:ascii="Calibri" w:cs="Calibri" w:eastAsia="Calibri" w:hAnsi="Calibri"/>
           <w:b/>
           <w:bCs/>
-          <w:sz w:val="20"/>
-          <w:szCs w:val="20"/>
+          <w:sz w:val="22"/>
+          <w:szCs w:val="22"/>
         </w:rPr>
         <w:t xml:space="preserve">"QBCC Act"</w:t>
       </w:r>
       <w:r>
         <w:rPr>
           <w:rFonts w:ascii="Calibri" w:cs="Calibri" w:eastAsia="Calibri" w:hAnsi="Calibri"/>
-          <w:sz w:val="20"/>
-          <w:szCs w:val="20"/>
+          <w:sz w:val="22"/>
+          <w:szCs w:val="22"/>
         </w:rPr>
         <w:t xml:space="preserve">) for FLC's licence no. </w:t>
       </w:r>
@@ -516,16 +516,16 @@
           <w:b/>
           <w:bCs/>
           <w:color w:val="A0392B"/>
-          <w:sz w:val="20"/>
-          <w:szCs w:val="20"/>
+          <w:sz w:val="22"/>
+          <w:szCs w:val="22"/>
         </w:rPr>
         <w:t xml:space="preserve">[FLC licence no.]</w:t>
       </w:r>
       <w:r>
         <w:rPr>
           <w:rFonts w:ascii="Calibri" w:cs="Calibri" w:eastAsia="Calibri" w:hAnsi="Calibri"/>
-          <w:sz w:val="20"/>
-          <w:szCs w:val="20"/>
+          <w:sz w:val="22"/>
+          <w:szCs w:val="22"/>
         </w:rPr>
         <w:t xml:space="preserve">, class </w:t>
       </w:r>
@@ -535,16 +535,16 @@
           <w:b/>
           <w:bCs/>
           <w:color w:val="A0392B"/>
-          <w:sz w:val="20"/>
-          <w:szCs w:val="20"/>
+          <w:sz w:val="22"/>
+          <w:szCs w:val="22"/>
         </w:rPr>
         <w:t xml:space="preserve">[class]</w:t>
       </w:r>
       <w:r>
         <w:rPr>
           <w:rFonts w:ascii="Calibri" w:cs="Calibri" w:eastAsia="Calibri" w:hAnsi="Calibri"/>
-          <w:sz w:val="20"/>
-          <w:szCs w:val="20"/>
+          <w:sz w:val="22"/>
+          <w:szCs w:val="22"/>
         </w:rPr>
         <w:t xml:space="preserve">.</w:t>
       </w:r>
@@ -562,16 +562,16 @@
           <w:rFonts w:ascii="Calibri" w:cs="Calibri" w:eastAsia="Calibri" w:hAnsi="Calibri"/>
           <w:b/>
           <w:bCs/>
-          <w:sz w:val="20"/>
-          <w:szCs w:val="20"/>
+          <w:sz w:val="22"/>
+          <w:szCs w:val="22"/>
         </w:rPr>
         <w:t xml:space="preserve">1.3	</w:t>
       </w:r>
       <w:r>
         <w:rPr>
           <w:rFonts w:ascii="Calibri" w:cs="Calibri" w:eastAsia="Calibri" w:hAnsi="Calibri"/>
-          <w:sz w:val="20"/>
-          <w:szCs w:val="20"/>
+          <w:sz w:val="22"/>
+          <w:szCs w:val="22"/>
         </w:rPr>
         <w:t xml:space="preserve">The Employee reports to </w:t>
       </w:r>
@@ -581,16 +581,16 @@
           <w:b/>
           <w:bCs/>
           <w:color w:val="A0392B"/>
-          <w:sz w:val="20"/>
-          <w:szCs w:val="20"/>
+          <w:sz w:val="22"/>
+          <w:szCs w:val="22"/>
         </w:rPr>
         <w:t xml:space="preserve">[Director name]</w:t>
       </w:r>
       <w:r>
         <w:rPr>
           <w:rFonts w:ascii="Calibri" w:cs="Calibri" w:eastAsia="Calibri" w:hAnsi="Calibri"/>
-          <w:sz w:val="20"/>
-          <w:szCs w:val="20"/>
+          <w:sz w:val="22"/>
+          <w:szCs w:val="22"/>
         </w:rPr>
         <w:t xml:space="preserve">, Director.</w:t>
       </w:r>
@@ -608,16 +608,16 @@
           <w:rFonts w:ascii="Calibri" w:cs="Calibri" w:eastAsia="Calibri" w:hAnsi="Calibri"/>
           <w:b/>
           <w:bCs/>
-          <w:sz w:val="20"/>
-          <w:szCs w:val="20"/>
+          <w:sz w:val="22"/>
+          <w:szCs w:val="22"/>
         </w:rPr>
         <w:t xml:space="preserve">1.4	</w:t>
       </w:r>
       <w:r>
         <w:rPr>
           <w:rFonts w:ascii="Calibri" w:cs="Calibri" w:eastAsia="Calibri" w:hAnsi="Calibri"/>
-          <w:sz w:val="20"/>
-          <w:szCs w:val="20"/>
+          <w:sz w:val="22"/>
+          <w:szCs w:val="22"/>
         </w:rPr>
         <w:t xml:space="preserve">Work is on FLC's retaining wall projects across </w:t>
       </w:r>
@@ -626,16 +626,16 @@
           <w:rFonts w:ascii="Calibri" w:cs="Calibri" w:eastAsia="Calibri" w:hAnsi="Calibri"/>
           <w:b/>
           <w:bCs/>
-          <w:sz w:val="20"/>
-          <w:szCs w:val="20"/>
+          <w:sz w:val="22"/>
+          <w:szCs w:val="22"/>
         </w:rPr>
         <w:t xml:space="preserve">Brisbane and South East Queensland</w:t>
       </w:r>
       <w:r>
         <w:rPr>
           <w:rFonts w:ascii="Calibri" w:cs="Calibri" w:eastAsia="Calibri" w:hAnsi="Calibri"/>
-          <w:sz w:val="20"/>
-          <w:szCs w:val="20"/>
+          <w:sz w:val="22"/>
+          <w:szCs w:val="22"/>
         </w:rPr>
         <w:t xml:space="preserve">. FLC's project locations are not limited to any suburb or council area.</w:t>
       </w:r>
@@ -654,8 +654,8 @@
           <w:b/>
           <w:bCs/>
           <w:color w:val="0F5257"/>
-          <w:sz w:val="26"/>
-          <w:szCs w:val="26"/>
+          <w:sz w:val="28"/>
+          <w:szCs w:val="28"/>
         </w:rPr>
         <w:t xml:space="preserve">2. Casual employment — what that means</w:t>
       </w:r>
@@ -673,16 +673,16 @@
           <w:rFonts w:ascii="Calibri" w:cs="Calibri" w:eastAsia="Calibri" w:hAnsi="Calibri"/>
           <w:b/>
           <w:bCs/>
-          <w:sz w:val="20"/>
-          <w:szCs w:val="20"/>
+          <w:sz w:val="22"/>
+          <w:szCs w:val="22"/>
         </w:rPr>
         <w:t xml:space="preserve">2.1	</w:t>
       </w:r>
       <w:r>
         <w:rPr>
           <w:rFonts w:ascii="Calibri" w:cs="Calibri" w:eastAsia="Calibri" w:hAnsi="Calibri"/>
-          <w:sz w:val="20"/>
-          <w:szCs w:val="20"/>
+          <w:sz w:val="22"/>
+          <w:szCs w:val="22"/>
         </w:rPr>
         <w:t xml:space="preserve">The employment is casual. There is </w:t>
       </w:r>
@@ -691,16 +691,16 @@
           <w:rFonts w:ascii="Calibri" w:cs="Calibri" w:eastAsia="Calibri" w:hAnsi="Calibri"/>
           <w:b/>
           <w:bCs/>
-          <w:sz w:val="20"/>
-          <w:szCs w:val="20"/>
+          <w:sz w:val="22"/>
+          <w:szCs w:val="22"/>
         </w:rPr>
         <w:t xml:space="preserve">no firm advance commitment</w:t>
       </w:r>
       <w:r>
         <w:rPr>
           <w:rFonts w:ascii="Calibri" w:cs="Calibri" w:eastAsia="Calibri" w:hAnsi="Calibri"/>
-          <w:sz w:val="20"/>
-          <w:szCs w:val="20"/>
+          <w:sz w:val="22"/>
+          <w:szCs w:val="22"/>
         </w:rPr>
         <w:t xml:space="preserve"> by FLC to continuing and indefinite work, and none by the Employee to perform it. Accordingly:</w:t>
       </w:r>
@@ -717,8 +717,8 @@
       <w:r>
         <w:rPr>
           <w:rFonts w:ascii="Calibri" w:cs="Calibri" w:eastAsia="Calibri" w:hAnsi="Calibri"/>
-          <w:sz w:val="20"/>
-          <w:szCs w:val="20"/>
+          <w:sz w:val="22"/>
+          <w:szCs w:val="22"/>
         </w:rPr>
         <w:t xml:space="preserve">FLC need not offer any Engagement, and the Employee need not accept one;</w:t>
       </w:r>
@@ -735,8 +735,8 @@
       <w:r>
         <w:rPr>
           <w:rFonts w:ascii="Calibri" w:cs="Calibri" w:eastAsia="Calibri" w:hAnsi="Calibri"/>
-          <w:sz w:val="20"/>
-          <w:szCs w:val="20"/>
+          <w:sz w:val="22"/>
+          <w:szCs w:val="22"/>
         </w:rPr>
         <w:t xml:space="preserve">there is no guaranteed roster, pattern, or number of hours or jobs; and</w:t>
       </w:r>
@@ -753,8 +753,8 @@
       <w:r>
         <w:rPr>
           <w:rFonts w:ascii="Calibri" w:cs="Calibri" w:eastAsia="Calibri" w:hAnsi="Calibri"/>
-          <w:sz w:val="20"/>
-          <w:szCs w:val="20"/>
+          <w:sz w:val="22"/>
+          <w:szCs w:val="22"/>
         </w:rPr>
         <w:t xml:space="preserve">the Employee is paid a </w:t>
       </w:r>
@@ -763,16 +763,16 @@
           <w:rFonts w:ascii="Calibri" w:cs="Calibri" w:eastAsia="Calibri" w:hAnsi="Calibri"/>
           <w:b/>
           <w:bCs/>
-          <w:sz w:val="20"/>
-          <w:szCs w:val="20"/>
+          <w:sz w:val="22"/>
+          <w:szCs w:val="22"/>
         </w:rPr>
         <w:t xml:space="preserve">25% casual loading</w:t>
       </w:r>
       <w:r>
         <w:rPr>
           <w:rFonts w:ascii="Calibri" w:cs="Calibri" w:eastAsia="Calibri" w:hAnsi="Calibri"/>
-          <w:sz w:val="20"/>
-          <w:szCs w:val="20"/>
+          <w:sz w:val="22"/>
+          <w:szCs w:val="22"/>
         </w:rPr>
         <w:t xml:space="preserve"> in recognition of that.</w:t>
       </w:r>
@@ -790,16 +790,16 @@
           <w:rFonts w:ascii="Calibri" w:cs="Calibri" w:eastAsia="Calibri" w:hAnsi="Calibri"/>
           <w:b/>
           <w:bCs/>
-          <w:sz w:val="20"/>
-          <w:szCs w:val="20"/>
+          <w:sz w:val="22"/>
+          <w:szCs w:val="22"/>
         </w:rPr>
         <w:t xml:space="preserve">2.2	</w:t>
       </w:r>
       <w:r>
         <w:rPr>
           <w:rFonts w:ascii="Calibri" w:cs="Calibri" w:eastAsia="Calibri" w:hAnsi="Calibri"/>
-          <w:sz w:val="20"/>
-          <w:szCs w:val="20"/>
+          <w:sz w:val="22"/>
+          <w:szCs w:val="22"/>
         </w:rPr>
         <w:t xml:space="preserve">An </w:t>
       </w:r>
@@ -808,16 +808,16 @@
           <w:rFonts w:ascii="Calibri" w:cs="Calibri" w:eastAsia="Calibri" w:hAnsi="Calibri"/>
           <w:b/>
           <w:bCs/>
-          <w:sz w:val="20"/>
-          <w:szCs w:val="20"/>
+          <w:sz w:val="22"/>
+          <w:szCs w:val="22"/>
         </w:rPr>
         <w:t xml:space="preserve">"Engagement"</w:t>
       </w:r>
       <w:r>
         <w:rPr>
           <w:rFonts w:ascii="Calibri" w:cs="Calibri" w:eastAsia="Calibri" w:hAnsi="Calibri"/>
-          <w:sz w:val="20"/>
-          <w:szCs w:val="20"/>
+          <w:sz w:val="22"/>
+          <w:szCs w:val="22"/>
         </w:rPr>
         <w:t xml:space="preserve"> is a discrete period of work on a specific project, offered by FLC and accepted by the Employee using </w:t>
       </w:r>
@@ -826,16 +826,16 @@
           <w:rFonts w:ascii="Calibri" w:cs="Calibri" w:eastAsia="Calibri" w:hAnsi="Calibri"/>
           <w:b/>
           <w:bCs/>
-          <w:sz w:val="20"/>
-          <w:szCs w:val="20"/>
+          <w:sz w:val="22"/>
+          <w:szCs w:val="22"/>
         </w:rPr>
         <w:t xml:space="preserve">Schedule 1</w:t>
       </w:r>
       <w:r>
         <w:rPr>
           <w:rFonts w:ascii="Calibri" w:cs="Calibri" w:eastAsia="Calibri" w:hAnsi="Calibri"/>
-          <w:sz w:val="20"/>
-          <w:szCs w:val="20"/>
+          <w:sz w:val="22"/>
+          <w:szCs w:val="22"/>
         </w:rPr>
         <w:t xml:space="preserve">.</w:t>
       </w:r>
@@ -853,16 +853,16 @@
           <w:rFonts w:ascii="Calibri" w:cs="Calibri" w:eastAsia="Calibri" w:hAnsi="Calibri"/>
           <w:b/>
           <w:bCs/>
-          <w:sz w:val="20"/>
-          <w:szCs w:val="20"/>
+          <w:sz w:val="22"/>
+          <w:szCs w:val="22"/>
         </w:rPr>
         <w:t xml:space="preserve">2.3	</w:t>
       </w:r>
       <w:r>
         <w:rPr>
           <w:rFonts w:ascii="Calibri" w:cs="Calibri" w:eastAsia="Calibri" w:hAnsi="Calibri"/>
-          <w:sz w:val="20"/>
-          <w:szCs w:val="20"/>
+          <w:sz w:val="22"/>
+          <w:szCs w:val="22"/>
         </w:rPr>
         <w:t xml:space="preserve">The Employee acknowledges receipt of the </w:t>
       </w:r>
@@ -871,16 +871,16 @@
           <w:rFonts w:ascii="Calibri" w:cs="Calibri" w:eastAsia="Calibri" w:hAnsi="Calibri"/>
           <w:b/>
           <w:bCs/>
-          <w:sz w:val="20"/>
-          <w:szCs w:val="20"/>
+          <w:sz w:val="22"/>
+          <w:szCs w:val="22"/>
         </w:rPr>
         <w:t xml:space="preserve">Fair Work Information Statement</w:t>
       </w:r>
       <w:r>
         <w:rPr>
           <w:rFonts w:ascii="Calibri" w:cs="Calibri" w:eastAsia="Calibri" w:hAnsi="Calibri"/>
-          <w:sz w:val="20"/>
-          <w:szCs w:val="20"/>
+          <w:sz w:val="22"/>
+          <w:szCs w:val="22"/>
         </w:rPr>
         <w:t xml:space="preserve"> and the </w:t>
       </w:r>
@@ -889,16 +889,16 @@
           <w:rFonts w:ascii="Calibri" w:cs="Calibri" w:eastAsia="Calibri" w:hAnsi="Calibri"/>
           <w:b/>
           <w:bCs/>
-          <w:sz w:val="20"/>
-          <w:szCs w:val="20"/>
+          <w:sz w:val="22"/>
+          <w:szCs w:val="22"/>
         </w:rPr>
         <w:t xml:space="preserve">Casual Employment Information Statement</w:t>
       </w:r>
       <w:r>
         <w:rPr>
           <w:rFonts w:ascii="Calibri" w:cs="Calibri" w:eastAsia="Calibri" w:hAnsi="Calibri"/>
-          <w:sz w:val="20"/>
-          <w:szCs w:val="20"/>
+          <w:sz w:val="22"/>
+          <w:szCs w:val="22"/>
         </w:rPr>
         <w:t xml:space="preserve">. FLC will give a further copy of the Casual Employment Information Statement at 12 months.</w:t>
       </w:r>
@@ -916,16 +916,16 @@
           <w:rFonts w:ascii="Calibri" w:cs="Calibri" w:eastAsia="Calibri" w:hAnsi="Calibri"/>
           <w:b/>
           <w:bCs/>
-          <w:sz w:val="20"/>
-          <w:szCs w:val="20"/>
+          <w:sz w:val="22"/>
+          <w:szCs w:val="22"/>
         </w:rPr>
         <w:t xml:space="preserve">2.4	</w:t>
       </w:r>
       <w:r>
         <w:rPr>
           <w:rFonts w:ascii="Calibri" w:cs="Calibri" w:eastAsia="Calibri" w:hAnsi="Calibri"/>
-          <w:sz w:val="20"/>
-          <w:szCs w:val="20"/>
+          <w:sz w:val="22"/>
+          <w:szCs w:val="22"/>
         </w:rPr>
         <w:t xml:space="preserve">The Employee may notify FLC under the Employee Choice Pathway (Division 4A, Part 2-2, </w:t>
       </w:r>
@@ -934,16 +934,16 @@
           <w:rFonts w:ascii="Calibri" w:cs="Calibri" w:eastAsia="Calibri" w:hAnsi="Calibri"/>
           <w:i/>
           <w:iCs/>
-          <w:sz w:val="20"/>
-          <w:szCs w:val="20"/>
+          <w:sz w:val="22"/>
+          <w:szCs w:val="22"/>
         </w:rPr>
         <w:t xml:space="preserve">Fair Work Act 2009</w:t>
       </w:r>
       <w:r>
         <w:rPr>
           <w:rFonts w:ascii="Calibri" w:cs="Calibri" w:eastAsia="Calibri" w:hAnsi="Calibri"/>
-          <w:sz w:val="20"/>
-          <w:szCs w:val="20"/>
+          <w:sz w:val="22"/>
+          <w:szCs w:val="22"/>
         </w:rPr>
         <w:t xml:space="preserve"> (Cth)) if he believes he no longer meets the casual definition. FLC will respond as required.</w:t>
       </w:r>
@@ -962,8 +962,8 @@
           <w:b/>
           <w:bCs/>
           <w:color w:val="0F5257"/>
-          <w:sz w:val="26"/>
-          <w:szCs w:val="26"/>
+          <w:sz w:val="28"/>
+          <w:szCs w:val="28"/>
         </w:rPr>
         <w:t xml:space="preserve">3. Scope of FLC's work</w:t>
       </w:r>
@@ -981,16 +981,16 @@
           <w:rFonts w:ascii="Calibri" w:cs="Calibri" w:eastAsia="Calibri" w:hAnsi="Calibri"/>
           <w:b/>
           <w:bCs/>
-          <w:sz w:val="20"/>
-          <w:szCs w:val="20"/>
+          <w:sz w:val="22"/>
+          <w:szCs w:val="22"/>
         </w:rPr>
         <w:t xml:space="preserve">3.1	</w:t>
       </w:r>
       <w:r>
         <w:rPr>
           <w:rFonts w:ascii="Calibri" w:cs="Calibri" w:eastAsia="Calibri" w:hAnsi="Calibri"/>
-          <w:sz w:val="20"/>
-          <w:szCs w:val="20"/>
+          <w:sz w:val="22"/>
+          <w:szCs w:val="22"/>
         </w:rPr>
         <w:t xml:space="preserve">FLC builds only retaining walls that do </w:t>
       </w:r>
@@ -999,16 +999,16 @@
           <w:rFonts w:ascii="Calibri" w:cs="Calibri" w:eastAsia="Calibri" w:hAnsi="Calibri"/>
           <w:b/>
           <w:bCs/>
-          <w:sz w:val="20"/>
-          <w:szCs w:val="20"/>
+          <w:sz w:val="22"/>
+          <w:szCs w:val="22"/>
         </w:rPr>
         <w:t xml:space="preserve">not</w:t>
       </w:r>
       <w:r>
         <w:rPr>
           <w:rFonts w:ascii="Calibri" w:cs="Calibri" w:eastAsia="Calibri" w:hAnsi="Calibri"/>
-          <w:sz w:val="20"/>
-          <w:szCs w:val="20"/>
+          <w:sz w:val="22"/>
+          <w:szCs w:val="22"/>
         </w:rPr>
         <w:t xml:space="preserve"> require engineering certification under a local law or the Building Regulation (</w:t>
       </w:r>
@@ -1017,16 +1017,16 @@
           <w:rFonts w:ascii="Calibri" w:cs="Calibri" w:eastAsia="Calibri" w:hAnsi="Calibri"/>
           <w:b/>
           <w:bCs/>
-          <w:sz w:val="20"/>
-          <w:szCs w:val="20"/>
+          <w:sz w:val="22"/>
+          <w:szCs w:val="22"/>
         </w:rPr>
         <w:t xml:space="preserve">"Exempt Walls"</w:t>
       </w:r>
       <w:r>
         <w:rPr>
           <w:rFonts w:ascii="Calibri" w:cs="Calibri" w:eastAsia="Calibri" w:hAnsi="Calibri"/>
-          <w:sz w:val="20"/>
-          <w:szCs w:val="20"/>
+          <w:sz w:val="22"/>
+          <w:szCs w:val="22"/>
         </w:rPr>
         <w:t xml:space="preserve">), and FLC's QBCC licence class is limited accordingly.</w:t>
       </w:r>
@@ -1044,16 +1044,16 @@
           <w:rFonts w:ascii="Calibri" w:cs="Calibri" w:eastAsia="Calibri" w:hAnsi="Calibri"/>
           <w:b/>
           <w:bCs/>
-          <w:sz w:val="20"/>
-          <w:szCs w:val="20"/>
+          <w:sz w:val="22"/>
+          <w:szCs w:val="22"/>
         </w:rPr>
         <w:t xml:space="preserve">3.2	</w:t>
       </w:r>
       <w:r>
         <w:rPr>
           <w:rFonts w:ascii="Calibri" w:cs="Calibri" w:eastAsia="Calibri" w:hAnsi="Calibri"/>
-          <w:sz w:val="20"/>
-          <w:szCs w:val="20"/>
+          <w:sz w:val="22"/>
+          <w:szCs w:val="22"/>
         </w:rPr>
         <w:t xml:space="preserve">Walls falling outside that scope are dealt with under clause 4.4.</w:t>
       </w:r>
@@ -1072,8 +1072,8 @@
           <w:b/>
           <w:bCs/>
           <w:color w:val="0F5257"/>
-          <w:sz w:val="26"/>
-          <w:szCs w:val="26"/>
+          <w:sz w:val="28"/>
+          <w:szCs w:val="28"/>
         </w:rPr>
         <w:t xml:space="preserve">4. The Employee's duties</w:t>
       </w:r>
@@ -1091,8 +1091,8 @@
           <w:rFonts w:ascii="Calibri" w:cs="Calibri" w:eastAsia="Calibri" w:hAnsi="Calibri"/>
           <w:b/>
           <w:bCs/>
-          <w:sz w:val="20"/>
-          <w:szCs w:val="20"/>
+          <w:sz w:val="22"/>
+          <w:szCs w:val="22"/>
         </w:rPr>
         <w:t xml:space="preserve">4.1	</w:t>
       </w:r>
@@ -1101,16 +1101,16 @@
           <w:rFonts w:ascii="Calibri" w:cs="Calibri" w:eastAsia="Calibri" w:hAnsi="Calibri"/>
           <w:b/>
           <w:bCs/>
-          <w:sz w:val="20"/>
-          <w:szCs w:val="20"/>
+          <w:sz w:val="22"/>
+          <w:szCs w:val="22"/>
         </w:rPr>
         <w:t xml:space="preserve">Core obligation. </w:t>
       </w:r>
       <w:r>
         <w:rPr>
           <w:rFonts w:ascii="Calibri" w:cs="Calibri" w:eastAsia="Calibri" w:hAnsi="Calibri"/>
-          <w:sz w:val="20"/>
-          <w:szCs w:val="20"/>
+          <w:sz w:val="22"/>
+          <w:szCs w:val="22"/>
         </w:rPr>
         <w:t xml:space="preserve">To </w:t>
       </w:r>
@@ -1119,16 +1119,16 @@
           <w:rFonts w:ascii="Calibri" w:cs="Calibri" w:eastAsia="Calibri" w:hAnsi="Calibri"/>
           <w:b/>
           <w:bCs/>
-          <w:sz w:val="20"/>
-          <w:szCs w:val="20"/>
+          <w:sz w:val="22"/>
+          <w:szCs w:val="22"/>
         </w:rPr>
         <w:t xml:space="preserve">adequately supervise</w:t>
       </w:r>
       <w:r>
         <w:rPr>
           <w:rFonts w:ascii="Calibri" w:cs="Calibri" w:eastAsia="Calibri" w:hAnsi="Calibri"/>
-          <w:sz w:val="20"/>
-          <w:szCs w:val="20"/>
+          <w:sz w:val="22"/>
+          <w:szCs w:val="22"/>
         </w:rPr>
         <w:t xml:space="preserve"> all retaining wall building work carried out under FLC's QBCC licence, within the meaning of section 43A of the QBCC Act.</w:t>
       </w:r>
@@ -1146,8 +1146,8 @@
           <w:rFonts w:ascii="Calibri" w:cs="Calibri" w:eastAsia="Calibri" w:hAnsi="Calibri"/>
           <w:b/>
           <w:bCs/>
-          <w:sz w:val="20"/>
-          <w:szCs w:val="20"/>
+          <w:sz w:val="22"/>
+          <w:szCs w:val="22"/>
         </w:rPr>
         <w:t xml:space="preserve">4.2	</w:t>
       </w:r>
@@ -1156,16 +1156,16 @@
           <w:rFonts w:ascii="Calibri" w:cs="Calibri" w:eastAsia="Calibri" w:hAnsi="Calibri"/>
           <w:b/>
           <w:bCs/>
-          <w:sz w:val="20"/>
-          <w:szCs w:val="20"/>
+          <w:sz w:val="22"/>
+          <w:szCs w:val="22"/>
         </w:rPr>
         <w:t xml:space="preserve">Pre-start scope assessment — the Employee's primary duty. </w:t>
       </w:r>
       <w:r>
         <w:rPr>
           <w:rFonts w:ascii="Calibri" w:cs="Calibri" w:eastAsia="Calibri" w:hAnsi="Calibri"/>
-          <w:sz w:val="20"/>
-          <w:szCs w:val="20"/>
+          <w:sz w:val="22"/>
+          <w:szCs w:val="22"/>
         </w:rPr>
         <w:t xml:space="preserve">Before FLC quotes any wall, the Employee must assess and confirm in writing whether it is an Exempt Wall, having regard to:</w:t>
       </w:r>
@@ -1217,8 +1217,8 @@
             <w:r>
               <w:rPr>
                 <w:rFonts w:ascii="Calibri" w:cs="Calibri" w:eastAsia="Calibri" w:hAnsi="Calibri"/>
-                <w:sz w:val="19"/>
-                <w:szCs w:val="19"/>
+                <w:sz w:val="21"/>
+                <w:szCs w:val="21"/>
               </w:rPr>
               <w:t xml:space="preserve">(a)</w:t>
             </w:r>
@@ -1241,8 +1241,8 @@
             <w:r>
               <w:rPr>
                 <w:rFonts w:ascii="Calibri" w:cs="Calibri" w:eastAsia="Calibri" w:hAnsi="Calibri"/>
-                <w:sz w:val="19"/>
-                <w:szCs w:val="19"/>
+                <w:sz w:val="21"/>
+                <w:szCs w:val="21"/>
               </w:rPr>
               <w:t xml:space="preserve">Finished height, including retained soil</w:t>
             </w:r>
@@ -1267,8 +1267,8 @@
             <w:r>
               <w:rPr>
                 <w:rFonts w:ascii="Calibri" w:cs="Calibri" w:eastAsia="Calibri" w:hAnsi="Calibri"/>
-                <w:sz w:val="19"/>
-                <w:szCs w:val="19"/>
+                <w:sz w:val="21"/>
+                <w:szCs w:val="21"/>
               </w:rPr>
               <w:t xml:space="preserve">(b)</w:t>
             </w:r>
@@ -1291,8 +1291,8 @@
             <w:r>
               <w:rPr>
                 <w:rFonts w:ascii="Calibri" w:cs="Calibri" w:eastAsia="Calibri" w:hAnsi="Calibri"/>
-                <w:sz w:val="19"/>
-                <w:szCs w:val="19"/>
+                <w:sz w:val="21"/>
+                <w:szCs w:val="21"/>
               </w:rPr>
               <w:t xml:space="preserve">Any surcharge load above or behind — driveway, slab, pool, shed, vehicle access, building</w:t>
             </w:r>
@@ -1317,8 +1317,8 @@
             <w:r>
               <w:rPr>
                 <w:rFonts w:ascii="Calibri" w:cs="Calibri" w:eastAsia="Calibri" w:hAnsi="Calibri"/>
-                <w:sz w:val="19"/>
-                <w:szCs w:val="19"/>
+                <w:sz w:val="21"/>
+                <w:szCs w:val="21"/>
               </w:rPr>
               <w:t xml:space="preserve">(c)</w:t>
             </w:r>
@@ -1341,8 +1341,8 @@
             <w:r>
               <w:rPr>
                 <w:rFonts w:ascii="Calibri" w:cs="Calibri" w:eastAsia="Calibri" w:hAnsi="Calibri"/>
-                <w:sz w:val="19"/>
-                <w:szCs w:val="19"/>
+                <w:sz w:val="21"/>
+                <w:szCs w:val="21"/>
               </w:rPr>
               <w:t xml:space="preserve">Clear distance to any building or other retaining wall</w:t>
             </w:r>
@@ -1367,8 +1367,8 @@
             <w:r>
               <w:rPr>
                 <w:rFonts w:ascii="Calibri" w:cs="Calibri" w:eastAsia="Calibri" w:hAnsi="Calibri"/>
-                <w:sz w:val="19"/>
-                <w:szCs w:val="19"/>
+                <w:sz w:val="21"/>
+                <w:szCs w:val="21"/>
               </w:rPr>
               <w:t xml:space="preserve">(d)</w:t>
             </w:r>
@@ -1391,8 +1391,8 @@
             <w:r>
               <w:rPr>
                 <w:rFonts w:ascii="Calibri" w:cs="Calibri" w:eastAsia="Calibri" w:hAnsi="Calibri"/>
-                <w:sz w:val="19"/>
-                <w:szCs w:val="19"/>
+                <w:sz w:val="21"/>
+                <w:szCs w:val="21"/>
               </w:rPr>
               <w:t xml:space="preserve">Whether the wall is tiered, stepped or terraced, or interacts with an existing wall</w:t>
             </w:r>
@@ -1417,8 +1417,8 @@
             <w:r>
               <w:rPr>
                 <w:rFonts w:ascii="Calibri" w:cs="Calibri" w:eastAsia="Calibri" w:hAnsi="Calibri"/>
-                <w:sz w:val="19"/>
-                <w:szCs w:val="19"/>
+                <w:sz w:val="21"/>
+                <w:szCs w:val="21"/>
               </w:rPr>
               <w:t xml:space="preserve">(e)</w:t>
             </w:r>
@@ -1441,8 +1441,8 @@
             <w:r>
               <w:rPr>
                 <w:rFonts w:ascii="Calibri" w:cs="Calibri" w:eastAsia="Calibri" w:hAnsi="Calibri"/>
-                <w:sz w:val="19"/>
-                <w:szCs w:val="19"/>
+                <w:sz w:val="21"/>
+                <w:szCs w:val="21"/>
               </w:rPr>
               <w:t xml:space="preserve">Whether it forms part of a pool barrier</w:t>
             </w:r>
@@ -1467,8 +1467,8 @@
             <w:r>
               <w:rPr>
                 <w:rFonts w:ascii="Calibri" w:cs="Calibri" w:eastAsia="Calibri" w:hAnsi="Calibri"/>
-                <w:sz w:val="19"/>
-                <w:szCs w:val="19"/>
+                <w:sz w:val="21"/>
+                <w:szCs w:val="21"/>
               </w:rPr>
               <w:t xml:space="preserve">(f)</w:t>
             </w:r>
@@ -1491,8 +1491,8 @@
             <w:r>
               <w:rPr>
                 <w:rFonts w:ascii="Calibri" w:cs="Calibri" w:eastAsia="Calibri" w:hAnsi="Calibri"/>
-                <w:sz w:val="19"/>
-                <w:szCs w:val="19"/>
+                <w:sz w:val="21"/>
+                <w:szCs w:val="21"/>
               </w:rPr>
               <w:t xml:space="preserve">Soil and site conditions — reactive clay, uncontrolled fill, drainage</w:t>
             </w:r>
@@ -1517,8 +1517,8 @@
             <w:r>
               <w:rPr>
                 <w:rFonts w:ascii="Calibri" w:cs="Calibri" w:eastAsia="Calibri" w:hAnsi="Calibri"/>
-                <w:sz w:val="19"/>
-                <w:szCs w:val="19"/>
+                <w:sz w:val="21"/>
+                <w:szCs w:val="21"/>
               </w:rPr>
               <w:t xml:space="preserve">(g)</w:t>
             </w:r>
@@ -1541,8 +1541,8 @@
             <w:r>
               <w:rPr>
                 <w:rFonts w:ascii="Calibri" w:cs="Calibri" w:eastAsia="Calibri" w:hAnsi="Calibri"/>
-                <w:sz w:val="19"/>
-                <w:szCs w:val="19"/>
+                <w:sz w:val="21"/>
+                <w:szCs w:val="21"/>
               </w:rPr>
               <w:t xml:space="preserve">Heritage, easement or other site constraint</w:t>
             </w:r>
@@ -1570,8 +1570,8 @@
       <w:r>
         <w:rPr>
           <w:rFonts w:ascii="Calibri" w:cs="Calibri" w:eastAsia="Calibri" w:hAnsi="Calibri"/>
-          <w:sz w:val="20"/>
-          <w:szCs w:val="20"/>
+          <w:sz w:val="22"/>
+          <w:szCs w:val="22"/>
         </w:rPr>
         <w:t xml:space="preserve">He must also confirm the work is </w:t>
       </w:r>
@@ -1580,16 +1580,16 @@
           <w:rFonts w:ascii="Calibri" w:cs="Calibri" w:eastAsia="Calibri" w:hAnsi="Calibri"/>
           <w:b/>
           <w:bCs/>
-          <w:sz w:val="20"/>
-          <w:szCs w:val="20"/>
+          <w:sz w:val="22"/>
+          <w:szCs w:val="22"/>
         </w:rPr>
         <w:t xml:space="preserve">within the scope of FLC's licence class</w:t>
       </w:r>
       <w:r>
         <w:rPr>
           <w:rFonts w:ascii="Calibri" w:cs="Calibri" w:eastAsia="Calibri" w:hAnsi="Calibri"/>
-          <w:sz w:val="20"/>
-          <w:szCs w:val="20"/>
+          <w:sz w:val="22"/>
+          <w:szCs w:val="22"/>
         </w:rPr>
         <w:t xml:space="preserve">, and tell FLC in writing where it is not.</w:t>
       </w:r>
@@ -1607,8 +1607,8 @@
           <w:rFonts w:ascii="Calibri" w:cs="Calibri" w:eastAsia="Calibri" w:hAnsi="Calibri"/>
           <w:b/>
           <w:bCs/>
-          <w:sz w:val="20"/>
-          <w:szCs w:val="20"/>
+          <w:sz w:val="22"/>
+          <w:szCs w:val="22"/>
         </w:rPr>
         <w:t xml:space="preserve">4.3	</w:t>
       </w:r>
@@ -1617,16 +1617,16 @@
           <w:rFonts w:ascii="Calibri" w:cs="Calibri" w:eastAsia="Calibri" w:hAnsi="Calibri"/>
           <w:b/>
           <w:bCs/>
-          <w:sz w:val="20"/>
-          <w:szCs w:val="20"/>
+          <w:sz w:val="22"/>
+          <w:szCs w:val="22"/>
         </w:rPr>
         <w:t xml:space="preserve">Supervision. </w:t>
       </w:r>
       <w:r>
         <w:rPr>
           <w:rFonts w:ascii="Calibri" w:cs="Calibri" w:eastAsia="Calibri" w:hAnsi="Calibri"/>
-          <w:sz w:val="20"/>
-          <w:szCs w:val="20"/>
+          <w:sz w:val="22"/>
+          <w:szCs w:val="22"/>
         </w:rPr>
         <w:t xml:space="preserve">The Employee will:</w:t>
       </w:r>
@@ -1643,8 +1643,8 @@
       <w:r>
         <w:rPr>
           <w:rFonts w:ascii="Calibri" w:cs="Calibri" w:eastAsia="Calibri" w:hAnsi="Calibri"/>
-          <w:sz w:val="20"/>
-          <w:szCs w:val="20"/>
+          <w:sz w:val="22"/>
+          <w:szCs w:val="22"/>
         </w:rPr>
         <w:t xml:space="preserve">establish a system of supervision proportionate to the size and complexity of the work;</w:t>
       </w:r>
@@ -1661,8 +1661,8 @@
       <w:r>
         <w:rPr>
           <w:rFonts w:ascii="Calibri" w:cs="Calibri" w:eastAsia="Calibri" w:hAnsi="Calibri"/>
-          <w:sz w:val="20"/>
-          <w:szCs w:val="20"/>
+          <w:sz w:val="22"/>
+          <w:szCs w:val="22"/>
         </w:rPr>
         <w:t xml:space="preserve">attend site and inspect at the nominated hold points — </w:t>
       </w:r>
@@ -1671,16 +1671,16 @@
           <w:rFonts w:ascii="Calibri" w:cs="Calibri" w:eastAsia="Calibri" w:hAnsi="Calibri"/>
           <w:b/>
           <w:bCs/>
-          <w:sz w:val="20"/>
-          <w:szCs w:val="20"/>
+          <w:sz w:val="22"/>
+          <w:szCs w:val="22"/>
         </w:rPr>
         <w:t xml:space="preserve">at minimum excavation and founding material, wall construction, drainage and filter media, and backfill and compaction</w:t>
       </w:r>
       <w:r>
         <w:rPr>
           <w:rFonts w:ascii="Calibri" w:cs="Calibri" w:eastAsia="Calibri" w:hAnsi="Calibri"/>
-          <w:sz w:val="20"/>
-          <w:szCs w:val="20"/>
+          <w:sz w:val="22"/>
+          <w:szCs w:val="22"/>
         </w:rPr>
         <w:t xml:space="preserve"> — recording each visit using </w:t>
       </w:r>
@@ -1689,16 +1689,16 @@
           <w:rFonts w:ascii="Calibri" w:cs="Calibri" w:eastAsia="Calibri" w:hAnsi="Calibri"/>
           <w:b/>
           <w:bCs/>
-          <w:sz w:val="20"/>
-          <w:szCs w:val="20"/>
+          <w:sz w:val="22"/>
+          <w:szCs w:val="22"/>
         </w:rPr>
         <w:t xml:space="preserve">Schedule 2</w:t>
       </w:r>
       <w:r>
         <w:rPr>
           <w:rFonts w:ascii="Calibri" w:cs="Calibri" w:eastAsia="Calibri" w:hAnsi="Calibri"/>
-          <w:sz w:val="20"/>
-          <w:szCs w:val="20"/>
+          <w:sz w:val="22"/>
+          <w:szCs w:val="22"/>
         </w:rPr>
         <w:t xml:space="preserve">;</w:t>
       </w:r>
@@ -1715,8 +1715,8 @@
       <w:r>
         <w:rPr>
           <w:rFonts w:ascii="Calibri" w:cs="Calibri" w:eastAsia="Calibri" w:hAnsi="Calibri"/>
-          <w:sz w:val="20"/>
-          <w:szCs w:val="20"/>
+          <w:sz w:val="22"/>
+          <w:szCs w:val="22"/>
         </w:rPr>
         <w:t xml:space="preserve">verify the work as constructed conforms to the manufacturer's specifications, </w:t>
       </w:r>
@@ -1725,8 +1725,8 @@
           <w:rFonts w:ascii="Calibri" w:cs="Calibri" w:eastAsia="Calibri" w:hAnsi="Calibri"/>
           <w:b/>
           <w:bCs/>
-          <w:sz w:val="20"/>
-          <w:szCs w:val="20"/>
+          <w:sz w:val="22"/>
+          <w:szCs w:val="22"/>
         </w:rPr>
         <w:t xml:space="preserve">AS 4678 </w:t>
       </w:r>
@@ -1735,16 +1735,16 @@
           <w:rFonts w:ascii="Calibri" w:cs="Calibri" w:eastAsia="Calibri" w:hAnsi="Calibri"/>
           <w:i/>
           <w:iCs/>
-          <w:sz w:val="20"/>
-          <w:szCs w:val="20"/>
+          <w:sz w:val="22"/>
+          <w:szCs w:val="22"/>
         </w:rPr>
         <w:t xml:space="preserve">Earth-retaining structures</w:t>
       </w:r>
       <w:r>
         <w:rPr>
           <w:rFonts w:ascii="Calibri" w:cs="Calibri" w:eastAsia="Calibri" w:hAnsi="Calibri"/>
-          <w:sz w:val="20"/>
-          <w:szCs w:val="20"/>
+          <w:sz w:val="22"/>
+          <w:szCs w:val="22"/>
         </w:rPr>
         <w:t xml:space="preserve"> and the National Construction Code, and direct rectification where it does not;</w:t>
       </w:r>
@@ -1761,8 +1761,8 @@
       <w:r>
         <w:rPr>
           <w:rFonts w:ascii="Calibri" w:cs="Calibri" w:eastAsia="Calibri" w:hAnsi="Calibri"/>
-          <w:sz w:val="20"/>
-          <w:szCs w:val="20"/>
+          <w:sz w:val="22"/>
+          <w:szCs w:val="22"/>
         </w:rPr>
         <w:t xml:space="preserve">direct FLC's employees and subcontractors on site as to how the building work is performed; and</w:t>
       </w:r>
@@ -1779,8 +1779,8 @@
       <w:r>
         <w:rPr>
           <w:rFonts w:ascii="Calibri" w:cs="Calibri" w:eastAsia="Calibri" w:hAnsi="Calibri"/>
-          <w:sz w:val="20"/>
-          <w:szCs w:val="20"/>
+          <w:sz w:val="22"/>
+          <w:szCs w:val="22"/>
         </w:rPr>
         <w:t xml:space="preserve">perform all duties of a nominee under the QBCC Act.</w:t>
       </w:r>
@@ -1798,8 +1798,8 @@
           <w:rFonts w:ascii="Calibri" w:cs="Calibri" w:eastAsia="Calibri" w:hAnsi="Calibri"/>
           <w:b/>
           <w:bCs/>
-          <w:sz w:val="20"/>
-          <w:szCs w:val="20"/>
+          <w:sz w:val="22"/>
+          <w:szCs w:val="22"/>
         </w:rPr>
         <w:t xml:space="preserve">4.4	</w:t>
       </w:r>
@@ -1808,16 +1808,16 @@
           <w:rFonts w:ascii="Calibri" w:cs="Calibri" w:eastAsia="Calibri" w:hAnsi="Calibri"/>
           <w:b/>
           <w:bCs/>
-          <w:sz w:val="20"/>
-          <w:szCs w:val="20"/>
+          <w:sz w:val="22"/>
+          <w:szCs w:val="22"/>
         </w:rPr>
         <w:t xml:space="preserve">If a wall is not an Exempt Wall. </w:t>
       </w:r>
       <w:r>
         <w:rPr>
           <w:rFonts w:ascii="Calibri" w:cs="Calibri" w:eastAsia="Calibri" w:hAnsi="Calibri"/>
-          <w:sz w:val="20"/>
-          <w:szCs w:val="20"/>
+          <w:sz w:val="22"/>
+          <w:szCs w:val="22"/>
         </w:rPr>
         <w:t xml:space="preserve">The Employee must notify FLC in writing immediately, and:</w:t>
       </w:r>
@@ -1834,8 +1834,8 @@
       <w:r>
         <w:rPr>
           <w:rFonts w:ascii="Calibri" w:cs="Calibri" w:eastAsia="Calibri" w:hAnsi="Calibri"/>
-          <w:sz w:val="20"/>
-          <w:szCs w:val="20"/>
+          <w:sz w:val="22"/>
+          <w:szCs w:val="22"/>
         </w:rPr>
         <w:t xml:space="preserve">FLC must </w:t>
       </w:r>
@@ -1844,16 +1844,16 @@
           <w:rFonts w:ascii="Calibri" w:cs="Calibri" w:eastAsia="Calibri" w:hAnsi="Calibri"/>
           <w:b/>
           <w:bCs/>
-          <w:sz w:val="20"/>
-          <w:szCs w:val="20"/>
+          <w:sz w:val="22"/>
+          <w:szCs w:val="22"/>
         </w:rPr>
         <w:t xml:space="preserve">not commence or continue</w:t>
       </w:r>
       <w:r>
         <w:rPr>
           <w:rFonts w:ascii="Calibri" w:cs="Calibri" w:eastAsia="Calibri" w:hAnsi="Calibri"/>
-          <w:sz w:val="20"/>
-          <w:szCs w:val="20"/>
+          <w:sz w:val="22"/>
+          <w:szCs w:val="22"/>
         </w:rPr>
         <w:t xml:space="preserve"> the work until an RPEQ structural engineer is engaged, any required design certification (Form 15) and building approval obtained, and FLC has confirmed the work is within its licence class;</w:t>
       </w:r>
@@ -1870,8 +1870,8 @@
       <w:r>
         <w:rPr>
           <w:rFonts w:ascii="Calibri" w:cs="Calibri" w:eastAsia="Calibri" w:hAnsi="Calibri"/>
-          <w:sz w:val="20"/>
-          <w:szCs w:val="20"/>
+          <w:sz w:val="22"/>
+          <w:szCs w:val="22"/>
         </w:rPr>
         <w:t xml:space="preserve">if the work proceeds, the Employee's duties extend to reviewing the RPEQ-certified design and approval conditions and coordinating the engineer's and certifier's inspections and certificates; and</w:t>
       </w:r>
@@ -1888,8 +1888,8 @@
       <w:r>
         <w:rPr>
           <w:rFonts w:ascii="Calibri" w:cs="Calibri" w:eastAsia="Calibri" w:hAnsi="Calibri"/>
-          <w:sz w:val="20"/>
-          <w:szCs w:val="20"/>
+          <w:sz w:val="22"/>
+          <w:szCs w:val="22"/>
         </w:rPr>
         <w:t xml:space="preserve">the additional time is paid at the Hourly Rate, and clause 6.6 applies if Budgeted Hours are exceeded.</w:t>
       </w:r>
@@ -1907,8 +1907,8 @@
           <w:rFonts w:ascii="Calibri" w:cs="Calibri" w:eastAsia="Calibri" w:hAnsi="Calibri"/>
           <w:b/>
           <w:bCs/>
-          <w:sz w:val="20"/>
-          <w:szCs w:val="20"/>
+          <w:sz w:val="22"/>
+          <w:szCs w:val="22"/>
         </w:rPr>
         <w:t xml:space="preserve">4.5	</w:t>
       </w:r>
@@ -1917,16 +1917,16 @@
           <w:rFonts w:ascii="Calibri" w:cs="Calibri" w:eastAsia="Calibri" w:hAnsi="Calibri"/>
           <w:b/>
           <w:bCs/>
-          <w:sz w:val="20"/>
-          <w:szCs w:val="20"/>
+          <w:sz w:val="22"/>
+          <w:szCs w:val="22"/>
         </w:rPr>
         <w:t xml:space="preserve">Limits on the role. </w:t>
       </w:r>
       <w:r>
         <w:rPr>
           <w:rFonts w:ascii="Calibri" w:cs="Calibri" w:eastAsia="Calibri" w:hAnsi="Calibri"/>
-          <w:sz w:val="20"/>
-          <w:szCs w:val="20"/>
+          <w:sz w:val="22"/>
+          <w:szCs w:val="22"/>
         </w:rPr>
         <w:t xml:space="preserve">The parties acknowledge:</w:t>
       </w:r>
@@ -1943,8 +1943,8 @@
       <w:r>
         <w:rPr>
           <w:rFonts w:ascii="Calibri" w:cs="Calibri" w:eastAsia="Calibri" w:hAnsi="Calibri"/>
-          <w:sz w:val="20"/>
-          <w:szCs w:val="20"/>
+          <w:sz w:val="22"/>
+          <w:szCs w:val="22"/>
         </w:rPr>
         <w:t xml:space="preserve">structural design certification is the function of an </w:t>
       </w:r>
@@ -1953,16 +1953,16 @@
           <w:rFonts w:ascii="Calibri" w:cs="Calibri" w:eastAsia="Calibri" w:hAnsi="Calibri"/>
           <w:b/>
           <w:bCs/>
-          <w:sz w:val="20"/>
-          <w:szCs w:val="20"/>
+          <w:sz w:val="22"/>
+          <w:szCs w:val="22"/>
         </w:rPr>
         <w:t xml:space="preserve">RPEQ engineer</w:t>
       </w:r>
       <w:r>
         <w:rPr>
           <w:rFonts w:ascii="Calibri" w:cs="Calibri" w:eastAsia="Calibri" w:hAnsi="Calibri"/>
-          <w:sz w:val="20"/>
-          <w:szCs w:val="20"/>
+          <w:sz w:val="22"/>
+          <w:szCs w:val="22"/>
         </w:rPr>
         <w:t xml:space="preserve">, not the Employee;</w:t>
       </w:r>
@@ -1979,8 +1979,8 @@
       <w:r>
         <w:rPr>
           <w:rFonts w:ascii="Calibri" w:cs="Calibri" w:eastAsia="Calibri" w:hAnsi="Calibri"/>
-          <w:sz w:val="20"/>
-          <w:szCs w:val="20"/>
+          <w:sz w:val="22"/>
+          <w:szCs w:val="22"/>
         </w:rPr>
         <w:t xml:space="preserve">building approval and final certification are functions of the </w:t>
       </w:r>
@@ -1989,16 +1989,16 @@
           <w:rFonts w:ascii="Calibri" w:cs="Calibri" w:eastAsia="Calibri" w:hAnsi="Calibri"/>
           <w:b/>
           <w:bCs/>
-          <w:sz w:val="20"/>
-          <w:szCs w:val="20"/>
+          <w:sz w:val="22"/>
+          <w:szCs w:val="22"/>
         </w:rPr>
         <w:t xml:space="preserve">building certifier</w:t>
       </w:r>
       <w:r>
         <w:rPr>
           <w:rFonts w:ascii="Calibri" w:cs="Calibri" w:eastAsia="Calibri" w:hAnsi="Calibri"/>
-          <w:sz w:val="20"/>
-          <w:szCs w:val="20"/>
+          <w:sz w:val="22"/>
+          <w:szCs w:val="22"/>
         </w:rPr>
         <w:t xml:space="preserve">, not the Employee;</w:t>
       </w:r>
@@ -2015,8 +2015,8 @@
       <w:r>
         <w:rPr>
           <w:rFonts w:ascii="Calibri" w:cs="Calibri" w:eastAsia="Calibri" w:hAnsi="Calibri"/>
-          <w:sz w:val="20"/>
-          <w:szCs w:val="20"/>
+          <w:sz w:val="22"/>
+          <w:szCs w:val="22"/>
         </w:rPr>
         <w:t xml:space="preserve">FLC will not describe the Employee, in any contract, quote, marketing material or communication, as certifying or "signing off" a retaining wall. </w:t>
       </w:r>
@@ -2025,16 +2025,16 @@
           <w:rFonts w:ascii="Calibri" w:cs="Calibri" w:eastAsia="Calibri" w:hAnsi="Calibri"/>
           <w:b/>
           <w:bCs/>
-          <w:sz w:val="20"/>
-          <w:szCs w:val="20"/>
+          <w:sz w:val="22"/>
+          <w:szCs w:val="22"/>
         </w:rPr>
         <w:t xml:space="preserve">He supervises; an RPEQ certifies</w:t>
       </w:r>
       <w:r>
         <w:rPr>
           <w:rFonts w:ascii="Calibri" w:cs="Calibri" w:eastAsia="Calibri" w:hAnsi="Calibri"/>
-          <w:sz w:val="20"/>
-          <w:szCs w:val="20"/>
+          <w:sz w:val="22"/>
+          <w:szCs w:val="22"/>
         </w:rPr>
         <w:t xml:space="preserve">; and</w:t>
       </w:r>
@@ -2051,8 +2051,8 @@
       <w:r>
         <w:rPr>
           <w:rFonts w:ascii="Calibri" w:cs="Calibri" w:eastAsia="Calibri" w:hAnsi="Calibri"/>
-          <w:sz w:val="20"/>
-          <w:szCs w:val="20"/>
+          <w:sz w:val="22"/>
+          <w:szCs w:val="22"/>
         </w:rPr>
         <w:t xml:space="preserve">the Employee's role is </w:t>
       </w:r>
@@ -2061,16 +2061,16 @@
           <w:rFonts w:ascii="Calibri" w:cs="Calibri" w:eastAsia="Calibri" w:hAnsi="Calibri"/>
           <w:b/>
           <w:bCs/>
-          <w:sz w:val="20"/>
-          <w:szCs w:val="20"/>
+          <w:sz w:val="22"/>
+          <w:szCs w:val="22"/>
         </w:rPr>
         <w:t xml:space="preserve">supervisory and technical</w:t>
       </w:r>
       <w:r>
         <w:rPr>
           <w:rFonts w:ascii="Calibri" w:cs="Calibri" w:eastAsia="Calibri" w:hAnsi="Calibri"/>
-          <w:sz w:val="20"/>
-          <w:szCs w:val="20"/>
+          <w:sz w:val="22"/>
+          <w:szCs w:val="22"/>
         </w:rPr>
         <w:t xml:space="preserve">. He is not engaged to perform on-site trade work, operate plant, or work on the tools, and FLC will not direct him to. Changing this requires a written variation and a review of pay, as it may alter which industrial instrument applies.</w:t>
       </w:r>
@@ -2088,8 +2088,8 @@
           <w:rFonts w:ascii="Calibri" w:cs="Calibri" w:eastAsia="Calibri" w:hAnsi="Calibri"/>
           <w:b/>
           <w:bCs/>
-          <w:sz w:val="20"/>
-          <w:szCs w:val="20"/>
+          <w:sz w:val="22"/>
+          <w:szCs w:val="22"/>
         </w:rPr>
         <w:t xml:space="preserve">4.6	</w:t>
       </w:r>
@@ -2098,16 +2098,16 @@
           <w:rFonts w:ascii="Calibri" w:cs="Calibri" w:eastAsia="Calibri" w:hAnsi="Calibri"/>
           <w:b/>
           <w:bCs/>
-          <w:sz w:val="20"/>
-          <w:szCs w:val="20"/>
+          <w:sz w:val="22"/>
+          <w:szCs w:val="22"/>
         </w:rPr>
         <w:t xml:space="preserve">Records. </w:t>
       </w:r>
       <w:r>
         <w:rPr>
           <w:rFonts w:ascii="Calibri" w:cs="Calibri" w:eastAsia="Calibri" w:hAnsi="Calibri"/>
-          <w:sz w:val="20"/>
-          <w:szCs w:val="20"/>
+          <w:sz w:val="22"/>
+          <w:szCs w:val="22"/>
         </w:rPr>
         <w:t xml:space="preserve">The Employee must complete a scope assessment for every wall and a Schedule 2 record for every site visit. FLC must keep them for </w:t>
       </w:r>
@@ -2116,16 +2116,16 @@
           <w:rFonts w:ascii="Calibri" w:cs="Calibri" w:eastAsia="Calibri" w:hAnsi="Calibri"/>
           <w:b/>
           <w:bCs/>
-          <w:sz w:val="20"/>
-          <w:szCs w:val="20"/>
+          <w:sz w:val="22"/>
+          <w:szCs w:val="22"/>
         </w:rPr>
         <w:t xml:space="preserve">7 years</w:t>
       </w:r>
       <w:r>
         <w:rPr>
           <w:rFonts w:ascii="Calibri" w:cs="Calibri" w:eastAsia="Calibri" w:hAnsi="Calibri"/>
-          <w:sz w:val="20"/>
-          <w:szCs w:val="20"/>
+          <w:sz w:val="22"/>
+          <w:szCs w:val="22"/>
         </w:rPr>
         <w:t xml:space="preserve">. These records are the evidence of adequate supervision if QBCC audits FLC.</w:t>
       </w:r>
@@ -2143,8 +2143,8 @@
           <w:rFonts w:ascii="Calibri" w:cs="Calibri" w:eastAsia="Calibri" w:hAnsi="Calibri"/>
           <w:b/>
           <w:bCs/>
-          <w:sz w:val="20"/>
-          <w:szCs w:val="20"/>
+          <w:sz w:val="22"/>
+          <w:szCs w:val="22"/>
         </w:rPr>
         <w:t xml:space="preserve">4.7	</w:t>
       </w:r>
@@ -2153,16 +2153,16 @@
           <w:rFonts w:ascii="Calibri" w:cs="Calibri" w:eastAsia="Calibri" w:hAnsi="Calibri"/>
           <w:b/>
           <w:bCs/>
-          <w:sz w:val="20"/>
-          <w:szCs w:val="20"/>
+          <w:sz w:val="22"/>
+          <w:szCs w:val="22"/>
         </w:rPr>
         <w:t xml:space="preserve">No licence lending. </w:t>
       </w:r>
       <w:r>
         <w:rPr>
           <w:rFonts w:ascii="Calibri" w:cs="Calibri" w:eastAsia="Calibri" w:hAnsi="Calibri"/>
-          <w:sz w:val="20"/>
-          <w:szCs w:val="20"/>
+          <w:sz w:val="22"/>
+          <w:szCs w:val="22"/>
         </w:rPr>
         <w:t xml:space="preserve">Neither party will enter into or continue any arrangement under which the Employee is held out as nominee for work he does not in fact adequately supervise. FLC must give him genuine and unimpeded access to sites, documents and people, and must not allow work to proceed contrary to his written direction under clause 4.2 or 4.4.</w:t>
       </w:r>
@@ -2181,8 +2181,8 @@
           <w:b/>
           <w:bCs/>
           <w:color w:val="0F5257"/>
-          <w:sz w:val="26"/>
-          <w:szCs w:val="26"/>
+          <w:sz w:val="28"/>
+          <w:szCs w:val="28"/>
         </w:rPr>
         <w:t xml:space="preserve">5. Licences and disclosure</w:t>
       </w:r>
@@ -2200,16 +2200,16 @@
           <w:rFonts w:ascii="Calibri" w:cs="Calibri" w:eastAsia="Calibri" w:hAnsi="Calibri"/>
           <w:b/>
           <w:bCs/>
-          <w:sz w:val="20"/>
-          <w:szCs w:val="20"/>
+          <w:sz w:val="22"/>
+          <w:szCs w:val="22"/>
         </w:rPr>
         <w:t xml:space="preserve">5.1	</w:t>
       </w:r>
       <w:r>
         <w:rPr>
           <w:rFonts w:ascii="Calibri" w:cs="Calibri" w:eastAsia="Calibri" w:hAnsi="Calibri"/>
-          <w:sz w:val="20"/>
-          <w:szCs w:val="20"/>
+          <w:sz w:val="22"/>
+          <w:szCs w:val="22"/>
         </w:rPr>
         <w:t xml:space="preserve">The Employee warrants he holds, and will maintain, a current QBCC </w:t>
       </w:r>
@@ -2218,16 +2218,16 @@
           <w:rFonts w:ascii="Calibri" w:cs="Calibri" w:eastAsia="Calibri" w:hAnsi="Calibri"/>
           <w:b/>
           <w:bCs/>
-          <w:sz w:val="20"/>
-          <w:szCs w:val="20"/>
+          <w:sz w:val="22"/>
+          <w:szCs w:val="22"/>
         </w:rPr>
         <w:t xml:space="preserve">contractor's licence no. 76041, class Builder — Low Rise, expiring 16 March 2027</w:t>
       </w:r>
       <w:r>
         <w:rPr>
           <w:rFonts w:ascii="Calibri" w:cs="Calibri" w:eastAsia="Calibri" w:hAnsi="Calibri"/>
-          <w:sz w:val="20"/>
-          <w:szCs w:val="20"/>
+          <w:sz w:val="22"/>
+          <w:szCs w:val="22"/>
         </w:rPr>
         <w:t xml:space="preserve">, together with any further class required to match FLC's company licence class, free of any condition preventing him acting as nominee.</w:t>
       </w:r>
@@ -2245,16 +2245,16 @@
           <w:rFonts w:ascii="Calibri" w:cs="Calibri" w:eastAsia="Calibri" w:hAnsi="Calibri"/>
           <w:b/>
           <w:bCs/>
-          <w:sz w:val="20"/>
-          <w:szCs w:val="20"/>
+          <w:sz w:val="22"/>
+          <w:szCs w:val="22"/>
         </w:rPr>
         <w:t xml:space="preserve">5.1A	</w:t>
       </w:r>
       <w:r>
         <w:rPr>
           <w:rFonts w:ascii="Calibri" w:cs="Calibri" w:eastAsia="Calibri" w:hAnsi="Calibri"/>
-          <w:sz w:val="20"/>
-          <w:szCs w:val="20"/>
+          <w:sz w:val="22"/>
+          <w:szCs w:val="22"/>
         </w:rPr>
         <w:t xml:space="preserve">The Employee must </w:t>
       </w:r>
@@ -2263,16 +2263,16 @@
           <w:rFonts w:ascii="Calibri" w:cs="Calibri" w:eastAsia="Calibri" w:hAnsi="Calibri"/>
           <w:b/>
           <w:bCs/>
-          <w:sz w:val="20"/>
-          <w:szCs w:val="20"/>
+          <w:sz w:val="22"/>
+          <w:szCs w:val="22"/>
         </w:rPr>
         <w:t xml:space="preserve">renew licence 76041 before 16 March 2027</w:t>
       </w:r>
       <w:r>
         <w:rPr>
           <w:rFonts w:ascii="Calibri" w:cs="Calibri" w:eastAsia="Calibri" w:hAnsi="Calibri"/>
-          <w:sz w:val="20"/>
-          <w:szCs w:val="20"/>
+          <w:sz w:val="22"/>
+          <w:szCs w:val="22"/>
         </w:rPr>
         <w:t xml:space="preserve"> and give FLC evidence of renewal. FLC will diarise the date. The parties acknowledge that if the licence lapses, FLC has no nominee, must notify QBCC within 14 days, and commits an offence if it remains without a nominee for 28 days or more (clause 12.3).</w:t>
       </w:r>
@@ -2290,16 +2290,16 @@
           <w:rFonts w:ascii="Calibri" w:cs="Calibri" w:eastAsia="Calibri" w:hAnsi="Calibri"/>
           <w:b/>
           <w:bCs/>
-          <w:sz w:val="20"/>
-          <w:szCs w:val="20"/>
+          <w:sz w:val="22"/>
+          <w:szCs w:val="22"/>
         </w:rPr>
         <w:t xml:space="preserve">5.2	</w:t>
       </w:r>
       <w:r>
         <w:rPr>
           <w:rFonts w:ascii="Calibri" w:cs="Calibri" w:eastAsia="Calibri" w:hAnsi="Calibri"/>
-          <w:sz w:val="20"/>
-          <w:szCs w:val="20"/>
+          <w:sz w:val="22"/>
+          <w:szCs w:val="22"/>
         </w:rPr>
         <w:t xml:space="preserve">He must notify FLC </w:t>
       </w:r>
@@ -2308,16 +2308,16 @@
           <w:rFonts w:ascii="Calibri" w:cs="Calibri" w:eastAsia="Calibri" w:hAnsi="Calibri"/>
           <w:b/>
           <w:bCs/>
-          <w:sz w:val="20"/>
-          <w:szCs w:val="20"/>
+          <w:sz w:val="22"/>
+          <w:szCs w:val="22"/>
         </w:rPr>
         <w:t xml:space="preserve">within 2 business days</w:t>
       </w:r>
       <w:r>
         <w:rPr>
           <w:rFonts w:ascii="Calibri" w:cs="Calibri" w:eastAsia="Calibri" w:hAnsi="Calibri"/>
-          <w:sz w:val="20"/>
-          <w:szCs w:val="20"/>
+          <w:sz w:val="22"/>
+          <w:szCs w:val="22"/>
         </w:rPr>
         <w:t xml:space="preserve"> if his licence is suspended, cancelled, conditioned or expires; if he becomes bankrupt or an excluded individual; or if anything else affects his eligibility.</w:t>
       </w:r>
@@ -2335,16 +2335,16 @@
           <w:rFonts w:ascii="Calibri" w:cs="Calibri" w:eastAsia="Calibri" w:hAnsi="Calibri"/>
           <w:b/>
           <w:bCs/>
-          <w:sz w:val="20"/>
-          <w:szCs w:val="20"/>
+          <w:sz w:val="22"/>
+          <w:szCs w:val="22"/>
         </w:rPr>
         <w:t xml:space="preserve">5.3	</w:t>
       </w:r>
       <w:r>
         <w:rPr>
           <w:rFonts w:ascii="Calibri" w:cs="Calibri" w:eastAsia="Calibri" w:hAnsi="Calibri"/>
-          <w:sz w:val="20"/>
-          <w:szCs w:val="20"/>
+          <w:sz w:val="22"/>
+          <w:szCs w:val="22"/>
         </w:rPr>
         <w:t xml:space="preserve">He has disclosed every other licensee for which he acts as nominee, warrants he can adequately perform the role for all of them, and must notify FLC before accepting another appointment.</w:t>
       </w:r>
@@ -2362,16 +2362,16 @@
           <w:rFonts w:ascii="Calibri" w:cs="Calibri" w:eastAsia="Calibri" w:hAnsi="Calibri"/>
           <w:b/>
           <w:bCs/>
-          <w:sz w:val="20"/>
-          <w:szCs w:val="20"/>
+          <w:sz w:val="22"/>
+          <w:szCs w:val="22"/>
         </w:rPr>
         <w:t xml:space="preserve">5.4	</w:t>
       </w:r>
       <w:r>
         <w:rPr>
           <w:rFonts w:ascii="Calibri" w:cs="Calibri" w:eastAsia="Calibri" w:hAnsi="Calibri"/>
-          <w:sz w:val="20"/>
-          <w:szCs w:val="20"/>
+          <w:sz w:val="22"/>
+          <w:szCs w:val="22"/>
         </w:rPr>
         <w:t xml:space="preserve">FLC must notify him immediately of anything affecting FLC's licence.</w:t>
       </w:r>
@@ -2389,16 +2389,16 @@
           <w:rFonts w:ascii="Calibri" w:cs="Calibri" w:eastAsia="Calibri" w:hAnsi="Calibri"/>
           <w:b/>
           <w:bCs/>
-          <w:sz w:val="20"/>
-          <w:szCs w:val="20"/>
+          <w:sz w:val="22"/>
+          <w:szCs w:val="22"/>
         </w:rPr>
         <w:t xml:space="preserve">5.5	</w:t>
       </w:r>
       <w:r>
         <w:rPr>
           <w:rFonts w:ascii="Calibri" w:cs="Calibri" w:eastAsia="Calibri" w:hAnsi="Calibri"/>
-          <w:sz w:val="20"/>
-          <w:szCs w:val="20"/>
+          <w:sz w:val="22"/>
+          <w:szCs w:val="22"/>
         </w:rPr>
         <w:t xml:space="preserve">The parties acknowledge the Employee may be an </w:t>
       </w:r>
@@ -2407,16 +2407,16 @@
           <w:rFonts w:ascii="Calibri" w:cs="Calibri" w:eastAsia="Calibri" w:hAnsi="Calibri"/>
           <w:b/>
           <w:bCs/>
-          <w:sz w:val="20"/>
-          <w:szCs w:val="20"/>
+          <w:sz w:val="22"/>
+          <w:szCs w:val="22"/>
         </w:rPr>
         <w:t xml:space="preserve">"influential person"</w:t>
       </w:r>
       <w:r>
         <w:rPr>
           <w:rFonts w:ascii="Calibri" w:cs="Calibri" w:eastAsia="Calibri" w:hAnsi="Calibri"/>
-          <w:sz w:val="20"/>
-          <w:szCs w:val="20"/>
+          <w:sz w:val="22"/>
+          <w:szCs w:val="22"/>
         </w:rPr>
         <w:t xml:space="preserve"> for FLC, so each party's licensing history may affect the other's licence.</w:t>
       </w:r>
@@ -2435,8 +2435,8 @@
           <w:b/>
           <w:bCs/>
           <w:color w:val="0F5257"/>
-          <w:sz w:val="26"/>
-          <w:szCs w:val="26"/>
+          <w:sz w:val="28"/>
+          <w:szCs w:val="28"/>
         </w:rPr>
         <w:t xml:space="preserve">6. Pay</w:t>
       </w:r>
@@ -2479,8 +2479,8 @@
                 <w:bCs/>
                 <w:color w:val="5A6A6B"/>
                 <w:spacing w:val="20"/>
-                <w:sz w:val="16"/>
-                <w:szCs w:val="16"/>
+                <w:sz w:val="17"/>
+                <w:szCs w:val="17"/>
               </w:rPr>
               <w:t xml:space="preserve">IN PLAIN TERMS</w:t>
             </w:r>
@@ -2494,16 +2494,16 @@
                 <w:rFonts w:ascii="Calibri" w:cs="Calibri" w:eastAsia="Calibri" w:hAnsi="Calibri"/>
                 <w:b/>
                 <w:bCs/>
-                <w:sz w:val="20"/>
-                <w:szCs w:val="20"/>
+                <w:sz w:val="22"/>
+                <w:szCs w:val="22"/>
               </w:rPr>
               <w:t xml:space="preserve">The Employee is paid 5% of each job.</w:t>
             </w:r>
             <w:r>
               <w:rPr>
                 <w:rFonts w:ascii="Calibri" w:cs="Calibri" w:eastAsia="Calibri" w:hAnsi="Calibri"/>
-                <w:sz w:val="20"/>
-                <w:szCs w:val="20"/>
+                <w:sz w:val="22"/>
+                <w:szCs w:val="22"/>
               </w:rPr>
               <w:t xml:space="preserve"> The hourly rate is the legal mechanism that ensures he is paid for his time; the completion payment tops him up to the full 5%.</w:t>
             </w:r>
@@ -2537,8 +2537,8 @@
           <w:rFonts w:ascii="Calibri" w:cs="Calibri" w:eastAsia="Calibri" w:hAnsi="Calibri"/>
           <w:b/>
           <w:bCs/>
-          <w:sz w:val="20"/>
-          <w:szCs w:val="20"/>
+          <w:sz w:val="22"/>
+          <w:szCs w:val="22"/>
         </w:rPr>
         <w:t xml:space="preserve">6.1	</w:t>
       </w:r>
@@ -2547,8 +2547,8 @@
           <w:rFonts w:ascii="Calibri" w:cs="Calibri" w:eastAsia="Calibri" w:hAnsi="Calibri"/>
           <w:b/>
           <w:bCs/>
-          <w:sz w:val="20"/>
-          <w:szCs w:val="20"/>
+          <w:sz w:val="22"/>
+          <w:szCs w:val="22"/>
         </w:rPr>
         <w:t xml:space="preserve">Hourly Rate. </w:t>
       </w:r>
@@ -2557,8 +2557,8 @@
           <w:rFonts w:ascii="Calibri" w:cs="Calibri" w:eastAsia="Calibri" w:hAnsi="Calibri"/>
           <w:b/>
           <w:bCs/>
-          <w:sz w:val="20"/>
-          <w:szCs w:val="20"/>
+          <w:sz w:val="22"/>
+          <w:szCs w:val="22"/>
         </w:rPr>
         <w:t xml:space="preserve">$</w:t>
       </w:r>
@@ -2568,8 +2568,8 @@
           <w:b/>
           <w:bCs/>
           <w:color w:val="A0392B"/>
-          <w:sz w:val="20"/>
-          <w:szCs w:val="20"/>
+          <w:sz w:val="22"/>
+          <w:szCs w:val="22"/>
         </w:rPr>
         <w:t xml:space="preserve">[70]</w:t>
       </w:r>
@@ -2578,16 +2578,16 @@
           <w:rFonts w:ascii="Calibri" w:cs="Calibri" w:eastAsia="Calibri" w:hAnsi="Calibri"/>
           <w:b/>
           <w:bCs/>
-          <w:sz w:val="20"/>
-          <w:szCs w:val="20"/>
+          <w:sz w:val="22"/>
+          <w:szCs w:val="22"/>
         </w:rPr>
         <w:t xml:space="preserve"> per hour</w:t>
       </w:r>
       <w:r>
         <w:rPr>
           <w:rFonts w:ascii="Calibri" w:cs="Calibri" w:eastAsia="Calibri" w:hAnsi="Calibri"/>
-          <w:sz w:val="20"/>
-          <w:szCs w:val="20"/>
+          <w:sz w:val="22"/>
+          <w:szCs w:val="22"/>
         </w:rPr>
         <w:t xml:space="preserve">, inclusive of the 25% casual loading, for every hour worked.</w:t>
       </w:r>
@@ -2605,8 +2605,8 @@
           <w:rFonts w:ascii="Calibri" w:cs="Calibri" w:eastAsia="Calibri" w:hAnsi="Calibri"/>
           <w:b/>
           <w:bCs/>
-          <w:sz w:val="20"/>
-          <w:szCs w:val="20"/>
+          <w:sz w:val="22"/>
+          <w:szCs w:val="22"/>
         </w:rPr>
         <w:t xml:space="preserve">6.2	</w:t>
       </w:r>
@@ -2615,16 +2615,16 @@
           <w:rFonts w:ascii="Calibri" w:cs="Calibri" w:eastAsia="Calibri" w:hAnsi="Calibri"/>
           <w:b/>
           <w:bCs/>
-          <w:sz w:val="20"/>
-          <w:szCs w:val="20"/>
+          <w:sz w:val="22"/>
+          <w:szCs w:val="22"/>
         </w:rPr>
         <w:t xml:space="preserve">Minimum rates. </w:t>
       </w:r>
       <w:r>
         <w:rPr>
           <w:rFonts w:ascii="Calibri" w:cs="Calibri" w:eastAsia="Calibri" w:hAnsi="Calibri"/>
-          <w:sz w:val="20"/>
-          <w:szCs w:val="20"/>
+          <w:sz w:val="22"/>
+          <w:szCs w:val="22"/>
         </w:rPr>
         <w:t xml:space="preserve">This Agreement is made on the basis that the Employee is </w:t>
       </w:r>
@@ -2633,16 +2633,16 @@
           <w:rFonts w:ascii="Calibri" w:cs="Calibri" w:eastAsia="Calibri" w:hAnsi="Calibri"/>
           <w:b/>
           <w:bCs/>
-          <w:sz w:val="20"/>
-          <w:szCs w:val="20"/>
+          <w:sz w:val="22"/>
+          <w:szCs w:val="22"/>
         </w:rPr>
         <w:t xml:space="preserve">not covered by a modern award</w:t>
       </w:r>
       <w:r>
         <w:rPr>
           <w:rFonts w:ascii="Calibri" w:cs="Calibri" w:eastAsia="Calibri" w:hAnsi="Calibri"/>
-          <w:sz w:val="20"/>
-          <w:szCs w:val="20"/>
+          <w:sz w:val="22"/>
+          <w:szCs w:val="22"/>
         </w:rPr>
         <w:t xml:space="preserve">, being engaged for licensed technical judgement and supervision rather than trade work, so the applicable minimum is the National Minimum Wage. The Hourly Rate exceeds it. </w:t>
       </w:r>
@@ -2651,16 +2651,16 @@
           <w:rFonts w:ascii="Calibri" w:cs="Calibri" w:eastAsia="Calibri" w:hAnsi="Calibri"/>
           <w:b/>
           <w:bCs/>
-          <w:sz w:val="20"/>
-          <w:szCs w:val="20"/>
+          <w:sz w:val="22"/>
+          <w:szCs w:val="22"/>
         </w:rPr>
         <w:t xml:space="preserve">If a modern award does apply, that award prevails</w:t>
       </w:r>
       <w:r>
         <w:rPr>
           <w:rFonts w:ascii="Calibri" w:cs="Calibri" w:eastAsia="Calibri" w:hAnsi="Calibri"/>
-          <w:sz w:val="20"/>
-          <w:szCs w:val="20"/>
+          <w:sz w:val="22"/>
+          <w:szCs w:val="22"/>
         </w:rPr>
         <w:t xml:space="preserve"> — FLC will pay not less than the applicable award rate including any loading, allowance and minimum engagement, and will make good any shortfall.</w:t>
       </w:r>
@@ -2678,8 +2678,8 @@
           <w:rFonts w:ascii="Calibri" w:cs="Calibri" w:eastAsia="Calibri" w:hAnsi="Calibri"/>
           <w:b/>
           <w:bCs/>
-          <w:sz w:val="20"/>
-          <w:szCs w:val="20"/>
+          <w:sz w:val="22"/>
+          <w:szCs w:val="22"/>
         </w:rPr>
         <w:t xml:space="preserve">6.3	</w:t>
       </w:r>
@@ -2688,16 +2688,16 @@
           <w:rFonts w:ascii="Calibri" w:cs="Calibri" w:eastAsia="Calibri" w:hAnsi="Calibri"/>
           <w:b/>
           <w:bCs/>
-          <w:sz w:val="20"/>
-          <w:szCs w:val="20"/>
+          <w:sz w:val="22"/>
+          <w:szCs w:val="22"/>
         </w:rPr>
         <w:t xml:space="preserve">Job Value Allowance. </w:t>
       </w:r>
       <w:r>
         <w:rPr>
           <w:rFonts w:ascii="Calibri" w:cs="Calibri" w:eastAsia="Calibri" w:hAnsi="Calibri"/>
-          <w:sz w:val="20"/>
-          <w:szCs w:val="20"/>
+          <w:sz w:val="22"/>
+          <w:szCs w:val="22"/>
         </w:rPr>
         <w:t xml:space="preserve">Each project carries a </w:t>
       </w:r>
@@ -2706,16 +2706,16 @@
           <w:rFonts w:ascii="Calibri" w:cs="Calibri" w:eastAsia="Calibri" w:hAnsi="Calibri"/>
           <w:b/>
           <w:bCs/>
-          <w:sz w:val="20"/>
-          <w:szCs w:val="20"/>
+          <w:sz w:val="22"/>
+          <w:szCs w:val="22"/>
         </w:rPr>
         <w:t xml:space="preserve">Job Value Allowance of 5% of the Contract Value</w:t>
       </w:r>
       <w:r>
         <w:rPr>
           <w:rFonts w:ascii="Calibri" w:cs="Calibri" w:eastAsia="Calibri" w:hAnsi="Calibri"/>
-          <w:sz w:val="20"/>
-          <w:szCs w:val="20"/>
+          <w:sz w:val="22"/>
+          <w:szCs w:val="22"/>
         </w:rPr>
         <w:t xml:space="preserve">, being the target total cost of the Employee's wages </w:t>
       </w:r>
@@ -2724,16 +2724,16 @@
           <w:rFonts w:ascii="Calibri" w:cs="Calibri" w:eastAsia="Calibri" w:hAnsi="Calibri"/>
           <w:b/>
           <w:bCs/>
-          <w:sz w:val="20"/>
-          <w:szCs w:val="20"/>
+          <w:sz w:val="22"/>
+          <w:szCs w:val="22"/>
         </w:rPr>
         <w:t xml:space="preserve">and</w:t>
       </w:r>
       <w:r>
         <w:rPr>
           <w:rFonts w:ascii="Calibri" w:cs="Calibri" w:eastAsia="Calibri" w:hAnsi="Calibri"/>
-          <w:sz w:val="20"/>
-          <w:szCs w:val="20"/>
+          <w:sz w:val="22"/>
+          <w:szCs w:val="22"/>
         </w:rPr>
         <w:t xml:space="preserve"> superannuation for that project.</w:t>
       </w:r>
@@ -2792,8 +2792,8 @@
                 <w:b/>
                 <w:bCs/>
                 <w:color w:val="5A6A6B"/>
-                <w:sz w:val="19"/>
-                <w:szCs w:val="19"/>
+                <w:sz w:val="21"/>
+                <w:szCs w:val="21"/>
               </w:rPr>
               <w:t xml:space="preserve">Term</w:t>
             </w:r>
@@ -2820,8 +2820,8 @@
                 <w:b/>
                 <w:bCs/>
                 <w:color w:val="5A6A6B"/>
-                <w:sz w:val="19"/>
-                <w:szCs w:val="19"/>
+                <w:sz w:val="21"/>
+                <w:szCs w:val="21"/>
               </w:rPr>
               <w:t xml:space="preserve">Meaning</w:t>
             </w:r>
@@ -2851,8 +2851,8 @@
                 <w:rFonts w:ascii="Calibri" w:cs="Calibri" w:eastAsia="Calibri" w:hAnsi="Calibri"/>
                 <w:b/>
                 <w:bCs/>
-                <w:sz w:val="20"/>
-                <w:szCs w:val="20"/>
+                <w:sz w:val="22"/>
+                <w:szCs w:val="22"/>
               </w:rPr>
               <w:t xml:space="preserve">Contract Value</w:t>
             </w:r>
@@ -2875,8 +2875,8 @@
             <w:r>
               <w:rPr>
                 <w:rFonts w:ascii="Calibri" w:cs="Calibri" w:eastAsia="Calibri" w:hAnsi="Calibri"/>
-                <w:sz w:val="20"/>
-                <w:szCs w:val="20"/>
+                <w:sz w:val="22"/>
+                <w:szCs w:val="22"/>
               </w:rPr>
               <w:t xml:space="preserve">Total payable by FLC's client for the retaining wall works, </w:t>
             </w:r>
@@ -2885,16 +2885,16 @@
                 <w:rFonts w:ascii="Calibri" w:cs="Calibri" w:eastAsia="Calibri" w:hAnsi="Calibri"/>
                 <w:b/>
                 <w:bCs/>
-                <w:sz w:val="20"/>
-                <w:szCs w:val="20"/>
+                <w:sz w:val="22"/>
+                <w:szCs w:val="22"/>
               </w:rPr>
               <w:t xml:space="preserve">excluding GST</w:t>
             </w:r>
             <w:r>
               <w:rPr>
                 <w:rFonts w:ascii="Calibri" w:cs="Calibri" w:eastAsia="Calibri" w:hAnsi="Calibri"/>
-                <w:sz w:val="20"/>
-                <w:szCs w:val="20"/>
+                <w:sz w:val="22"/>
+                <w:szCs w:val="22"/>
               </w:rPr>
               <w:t xml:space="preserve">, and </w:t>
             </w:r>
@@ -2904,16 +2904,16 @@
                 <w:b/>
                 <w:bCs/>
                 <w:color w:val="A0392B"/>
-                <w:sz w:val="20"/>
-                <w:szCs w:val="20"/>
+                <w:sz w:val="22"/>
+                <w:szCs w:val="22"/>
               </w:rPr>
               <w:t xml:space="preserve">[including / excluding]</w:t>
             </w:r>
             <w:r>
               <w:rPr>
                 <w:rFonts w:ascii="Calibri" w:cs="Calibri" w:eastAsia="Calibri" w:hAnsi="Calibri"/>
-                <w:sz w:val="20"/>
-                <w:szCs w:val="20"/>
+                <w:sz w:val="22"/>
+                <w:szCs w:val="22"/>
               </w:rPr>
               <w:t xml:space="preserve"> approved variations</w:t>
             </w:r>
@@ -2943,8 +2943,8 @@
                 <w:rFonts w:ascii="Calibri" w:cs="Calibri" w:eastAsia="Calibri" w:hAnsi="Calibri"/>
                 <w:b/>
                 <w:bCs/>
-                <w:sz w:val="20"/>
-                <w:szCs w:val="20"/>
+                <w:sz w:val="22"/>
+                <w:szCs w:val="22"/>
               </w:rPr>
               <w:t xml:space="preserve">Wages Component</w:t>
             </w:r>
@@ -2967,8 +2967,8 @@
             <w:r>
               <w:rPr>
                 <w:rFonts w:ascii="Calibri" w:cs="Calibri" w:eastAsia="Calibri" w:hAnsi="Calibri"/>
-                <w:sz w:val="19"/>
-                <w:szCs w:val="19"/>
+                <w:sz w:val="21"/>
+                <w:szCs w:val="21"/>
               </w:rPr>
               <w:t xml:space="preserve">Job Value Allowance ÷ 1.12 (superannuation at 12%) = 4.464% of Contract Value</w:t>
             </w:r>
@@ -2998,8 +2998,8 @@
                 <w:rFonts w:ascii="Calibri" w:cs="Calibri" w:eastAsia="Calibri" w:hAnsi="Calibri"/>
                 <w:b/>
                 <w:bCs/>
-                <w:sz w:val="20"/>
-                <w:szCs w:val="20"/>
+                <w:sz w:val="22"/>
+                <w:szCs w:val="22"/>
               </w:rPr>
               <w:t xml:space="preserve">Budgeted Hours</w:t>
             </w:r>
@@ -3022,8 +3022,8 @@
             <w:r>
               <w:rPr>
                 <w:rFonts w:ascii="Calibri" w:cs="Calibri" w:eastAsia="Calibri" w:hAnsi="Calibri"/>
-                <w:sz w:val="19"/>
-                <w:szCs w:val="19"/>
+                <w:sz w:val="21"/>
+                <w:szCs w:val="21"/>
               </w:rPr>
               <w:t xml:space="preserve">Wages Component ÷ Hourly Rate — recorded in Schedule 1 before work starts</w:t>
             </w:r>
@@ -3057,8 +3057,8 @@
           <w:rFonts w:ascii="Calibri" w:cs="Calibri" w:eastAsia="Calibri" w:hAnsi="Calibri"/>
           <w:b/>
           <w:bCs/>
-          <w:sz w:val="20"/>
-          <w:szCs w:val="20"/>
+          <w:sz w:val="22"/>
+          <w:szCs w:val="22"/>
         </w:rPr>
         <w:t xml:space="preserve">6.4	</w:t>
       </w:r>
@@ -3067,16 +3067,16 @@
           <w:rFonts w:ascii="Calibri" w:cs="Calibri" w:eastAsia="Calibri" w:hAnsi="Calibri"/>
           <w:b/>
           <w:bCs/>
-          <w:sz w:val="20"/>
-          <w:szCs w:val="20"/>
+          <w:sz w:val="22"/>
+          <w:szCs w:val="22"/>
         </w:rPr>
         <w:t xml:space="preserve">Completion payment. </w:t>
       </w:r>
       <w:r>
         <w:rPr>
           <w:rFonts w:ascii="Calibri" w:cs="Calibri" w:eastAsia="Calibri" w:hAnsi="Calibri"/>
-          <w:sz w:val="20"/>
-          <w:szCs w:val="20"/>
+          <w:sz w:val="22"/>
+          <w:szCs w:val="22"/>
         </w:rPr>
         <w:t xml:space="preserve">In the pay period after practical completion, FLC compares total wages paid for the project against the Wages Component. If wages paid are </w:t>
       </w:r>
@@ -3085,16 +3085,16 @@
           <w:rFonts w:ascii="Calibri" w:cs="Calibri" w:eastAsia="Calibri" w:hAnsi="Calibri"/>
           <w:b/>
           <w:bCs/>
-          <w:sz w:val="20"/>
-          <w:szCs w:val="20"/>
+          <w:sz w:val="22"/>
+          <w:szCs w:val="22"/>
         </w:rPr>
         <w:t xml:space="preserve">less</w:t>
       </w:r>
       <w:r>
         <w:rPr>
           <w:rFonts w:ascii="Calibri" w:cs="Calibri" w:eastAsia="Calibri" w:hAnsi="Calibri"/>
-          <w:sz w:val="20"/>
-          <w:szCs w:val="20"/>
+          <w:sz w:val="22"/>
+          <w:szCs w:val="22"/>
         </w:rPr>
         <w:t xml:space="preserve">, FLC pays the difference as a completion payment. It is wages — PAYG is withheld and superannuation applies.</w:t>
       </w:r>
@@ -3112,8 +3112,8 @@
           <w:rFonts w:ascii="Calibri" w:cs="Calibri" w:eastAsia="Calibri" w:hAnsi="Calibri"/>
           <w:b/>
           <w:bCs/>
-          <w:sz w:val="20"/>
-          <w:szCs w:val="20"/>
+          <w:sz w:val="22"/>
+          <w:szCs w:val="22"/>
         </w:rPr>
         <w:t xml:space="preserve">6.5	</w:t>
       </w:r>
@@ -3122,16 +3122,16 @@
           <w:rFonts w:ascii="Calibri" w:cs="Calibri" w:eastAsia="Calibri" w:hAnsi="Calibri"/>
           <w:b/>
           <w:bCs/>
-          <w:sz w:val="20"/>
-          <w:szCs w:val="20"/>
+          <w:sz w:val="22"/>
+          <w:szCs w:val="22"/>
         </w:rPr>
         <w:t xml:space="preserve">No clawback. </w:t>
       </w:r>
       <w:r>
         <w:rPr>
           <w:rFonts w:ascii="Calibri" w:cs="Calibri" w:eastAsia="Calibri" w:hAnsi="Calibri"/>
-          <w:sz w:val="20"/>
-          <w:szCs w:val="20"/>
+          <w:sz w:val="22"/>
+          <w:szCs w:val="22"/>
         </w:rPr>
         <w:t xml:space="preserve">If wages paid </w:t>
       </w:r>
@@ -3140,16 +3140,16 @@
           <w:rFonts w:ascii="Calibri" w:cs="Calibri" w:eastAsia="Calibri" w:hAnsi="Calibri"/>
           <w:b/>
           <w:bCs/>
-          <w:sz w:val="20"/>
-          <w:szCs w:val="20"/>
+          <w:sz w:val="22"/>
+          <w:szCs w:val="22"/>
         </w:rPr>
         <w:t xml:space="preserve">exceed</w:t>
       </w:r>
       <w:r>
         <w:rPr>
           <w:rFonts w:ascii="Calibri" w:cs="Calibri" w:eastAsia="Calibri" w:hAnsi="Calibri"/>
-          <w:sz w:val="20"/>
-          <w:szCs w:val="20"/>
+          <w:sz w:val="22"/>
+          <w:szCs w:val="22"/>
         </w:rPr>
         <w:t xml:space="preserve"> the Wages Component, no adjustment is made and </w:t>
       </w:r>
@@ -3158,16 +3158,16 @@
           <w:rFonts w:ascii="Calibri" w:cs="Calibri" w:eastAsia="Calibri" w:hAnsi="Calibri"/>
           <w:b/>
           <w:bCs/>
-          <w:sz w:val="20"/>
-          <w:szCs w:val="20"/>
+          <w:sz w:val="22"/>
+          <w:szCs w:val="22"/>
         </w:rPr>
         <w:t xml:space="preserve">no amount is recoverable from the Employee</w:t>
       </w:r>
       <w:r>
         <w:rPr>
           <w:rFonts w:ascii="Calibri" w:cs="Calibri" w:eastAsia="Calibri" w:hAnsi="Calibri"/>
-          <w:sz w:val="20"/>
-          <w:szCs w:val="20"/>
+          <w:sz w:val="22"/>
+          <w:szCs w:val="22"/>
         </w:rPr>
         <w:t xml:space="preserve">. FLC will not deduct or set off any amount against wages already earned.</w:t>
       </w:r>
@@ -3185,8 +3185,8 @@
           <w:rFonts w:ascii="Calibri" w:cs="Calibri" w:eastAsia="Calibri" w:hAnsi="Calibri"/>
           <w:b/>
           <w:bCs/>
-          <w:sz w:val="20"/>
-          <w:szCs w:val="20"/>
+          <w:sz w:val="22"/>
+          <w:szCs w:val="22"/>
         </w:rPr>
         <w:t xml:space="preserve">6.6	</w:t>
       </w:r>
@@ -3195,16 +3195,16 @@
           <w:rFonts w:ascii="Calibri" w:cs="Calibri" w:eastAsia="Calibri" w:hAnsi="Calibri"/>
           <w:b/>
           <w:bCs/>
-          <w:sz w:val="20"/>
-          <w:szCs w:val="20"/>
+          <w:sz w:val="22"/>
+          <w:szCs w:val="22"/>
         </w:rPr>
         <w:t xml:space="preserve">Scope control. </w:t>
       </w:r>
       <w:r>
         <w:rPr>
           <w:rFonts w:ascii="Calibri" w:cs="Calibri" w:eastAsia="Calibri" w:hAnsi="Calibri"/>
-          <w:sz w:val="20"/>
-          <w:szCs w:val="20"/>
+          <w:sz w:val="22"/>
+          <w:szCs w:val="22"/>
         </w:rPr>
         <w:t xml:space="preserve">The Employee must get FLC's </w:t>
       </w:r>
@@ -3213,16 +3213,16 @@
           <w:rFonts w:ascii="Calibri" w:cs="Calibri" w:eastAsia="Calibri" w:hAnsi="Calibri"/>
           <w:b/>
           <w:bCs/>
-          <w:sz w:val="20"/>
-          <w:szCs w:val="20"/>
+          <w:sz w:val="22"/>
+          <w:szCs w:val="22"/>
         </w:rPr>
         <w:t xml:space="preserve">written approval before exceeding Budgeted Hours</w:t>
       </w:r>
       <w:r>
         <w:rPr>
           <w:rFonts w:ascii="Calibri" w:cs="Calibri" w:eastAsia="Calibri" w:hAnsi="Calibri"/>
-          <w:sz w:val="20"/>
-          <w:szCs w:val="20"/>
+          <w:sz w:val="22"/>
+          <w:szCs w:val="22"/>
         </w:rPr>
         <w:t xml:space="preserve">. Failing to do so is a performance matter and is </w:t>
       </w:r>
@@ -3231,16 +3231,16 @@
           <w:rFonts w:ascii="Calibri" w:cs="Calibri" w:eastAsia="Calibri" w:hAnsi="Calibri"/>
           <w:b/>
           <w:bCs/>
-          <w:sz w:val="20"/>
-          <w:szCs w:val="20"/>
+          <w:sz w:val="22"/>
+          <w:szCs w:val="22"/>
         </w:rPr>
         <w:t xml:space="preserve">not</w:t>
       </w:r>
       <w:r>
         <w:rPr>
           <w:rFonts w:ascii="Calibri" w:cs="Calibri" w:eastAsia="Calibri" w:hAnsi="Calibri"/>
-          <w:sz w:val="20"/>
-          <w:szCs w:val="20"/>
+          <w:sz w:val="22"/>
+          <w:szCs w:val="22"/>
         </w:rPr>
         <w:t xml:space="preserve"> a basis for FLC to refuse or reduce payment for hours actually worked.</w:t>
       </w:r>
@@ -3258,8 +3258,8 @@
           <w:rFonts w:ascii="Calibri" w:cs="Calibri" w:eastAsia="Calibri" w:hAnsi="Calibri"/>
           <w:b/>
           <w:bCs/>
-          <w:sz w:val="20"/>
-          <w:szCs w:val="20"/>
+          <w:sz w:val="22"/>
+          <w:szCs w:val="22"/>
         </w:rPr>
         <w:t xml:space="preserve">6.7	</w:t>
       </w:r>
@@ -3268,16 +3268,16 @@
           <w:rFonts w:ascii="Calibri" w:cs="Calibri" w:eastAsia="Calibri" w:hAnsi="Calibri"/>
           <w:b/>
           <w:bCs/>
-          <w:sz w:val="20"/>
-          <w:szCs w:val="20"/>
+          <w:sz w:val="22"/>
+          <w:szCs w:val="22"/>
         </w:rPr>
         <w:t xml:space="preserve">The Hourly Rate is the floor. </w:t>
       </w:r>
       <w:r>
         <w:rPr>
           <w:rFonts w:ascii="Calibri" w:cs="Calibri" w:eastAsia="Calibri" w:hAnsi="Calibri"/>
-          <w:sz w:val="20"/>
-          <w:szCs w:val="20"/>
+          <w:sz w:val="22"/>
+          <w:szCs w:val="22"/>
         </w:rPr>
         <w:t xml:space="preserve">The Employee is entitled to the Hourly Rate for every hour worked regardless of the Budgeted Hours, any completion payment, or whether the project proceeds, is cancelled, varied or unprofitable.</w:t>
       </w:r>
@@ -3295,16 +3295,16 @@
           <w:rFonts w:ascii="Calibri" w:cs="Calibri" w:eastAsia="Calibri" w:hAnsi="Calibri"/>
           <w:b/>
           <w:bCs/>
-          <w:sz w:val="20"/>
-          <w:szCs w:val="20"/>
+          <w:sz w:val="22"/>
+          <w:szCs w:val="22"/>
         </w:rPr>
         <w:t xml:space="preserve">6.8	</w:t>
       </w:r>
       <w:r>
         <w:rPr>
           <w:rFonts w:ascii="Calibri" w:cs="Calibri" w:eastAsia="Calibri" w:hAnsi="Calibri"/>
-          <w:sz w:val="20"/>
-          <w:szCs w:val="20"/>
+          <w:sz w:val="22"/>
+          <w:szCs w:val="22"/>
         </w:rPr>
         <w:t xml:space="preserve">The casual loading is paid in lieu of paid annual leave, personal/carer's leave, compassionate leave, notice of termination, redundancy pay, and public holidays not worked.</w:t>
       </w:r>
@@ -3322,8 +3322,8 @@
           <w:rFonts w:ascii="Calibri" w:cs="Calibri" w:eastAsia="Calibri" w:hAnsi="Calibri"/>
           <w:b/>
           <w:bCs/>
-          <w:sz w:val="20"/>
-          <w:szCs w:val="20"/>
+          <w:sz w:val="22"/>
+          <w:szCs w:val="22"/>
         </w:rPr>
         <w:t xml:space="preserve">6.9	</w:t>
       </w:r>
@@ -3332,8 +3332,8 @@
           <w:rFonts w:ascii="Calibri" w:cs="Calibri" w:eastAsia="Calibri" w:hAnsi="Calibri"/>
           <w:b/>
           <w:bCs/>
-          <w:sz w:val="20"/>
-          <w:szCs w:val="20"/>
+          <w:sz w:val="22"/>
+          <w:szCs w:val="22"/>
         </w:rPr>
         <w:t xml:space="preserve">Payment. </w:t>
       </w:r>
@@ -3343,16 +3343,16 @@
           <w:b/>
           <w:bCs/>
           <w:color w:val="A0392B"/>
-          <w:sz w:val="20"/>
-          <w:szCs w:val="20"/>
+          <w:sz w:val="22"/>
+          <w:szCs w:val="22"/>
         </w:rPr>
         <w:t xml:space="preserve">[Weekly / fortnightly]</w:t>
       </w:r>
       <w:r>
         <w:rPr>
           <w:rFonts w:ascii="Calibri" w:cs="Calibri" w:eastAsia="Calibri" w:hAnsi="Calibri"/>
-          <w:sz w:val="20"/>
-          <w:szCs w:val="20"/>
+          <w:sz w:val="22"/>
+          <w:szCs w:val="22"/>
         </w:rPr>
         <w:t xml:space="preserve"> by electronic transfer, with a payslip within one working day. FLC withholds PAYG as required.</w:t>
       </w:r>
@@ -3408,8 +3408,8 @@
                 <w:bCs/>
                 <w:color w:val="5A6A6B"/>
                 <w:spacing w:val="20"/>
-                <w:sz w:val="16"/>
-                <w:szCs w:val="16"/>
+                <w:sz w:val="17"/>
+                <w:szCs w:val="17"/>
               </w:rPr>
               <w:t xml:space="preserve">EXAMPLE — A $20,000 WALL</w:t>
             </w:r>
@@ -3421,8 +3421,8 @@
             <w:r>
               <w:rPr>
                 <w:rFonts w:ascii="Calibri" w:cs="Calibri" w:eastAsia="Calibri" w:hAnsi="Calibri"/>
-                <w:sz w:val="20"/>
-                <w:szCs w:val="20"/>
+                <w:sz w:val="22"/>
+                <w:szCs w:val="22"/>
               </w:rPr>
               <w:t xml:space="preserve">Job Value Allowance $1,000. Wages Component $892.86, superannuation $107.14, Budgeted Hours 12.75. The Employee works 4.5 hours: paid $315 as he goes, then a </w:t>
             </w:r>
@@ -3431,16 +3431,16 @@
                 <w:rFonts w:ascii="Calibri" w:cs="Calibri" w:eastAsia="Calibri" w:hAnsi="Calibri"/>
                 <w:b/>
                 <w:bCs/>
-                <w:sz w:val="20"/>
-                <w:szCs w:val="20"/>
+                <w:sz w:val="22"/>
+                <w:szCs w:val="22"/>
               </w:rPr>
               <w:t xml:space="preserve">$577.86 completion payment</w:t>
             </w:r>
             <w:r>
               <w:rPr>
                 <w:rFonts w:ascii="Calibri" w:cs="Calibri" w:eastAsia="Calibri" w:hAnsi="Calibri"/>
-                <w:sz w:val="20"/>
-                <w:szCs w:val="20"/>
+                <w:sz w:val="22"/>
+                <w:szCs w:val="22"/>
               </w:rPr>
               <w:t xml:space="preserve">. Total received: </w:t>
             </w:r>
@@ -3449,8 +3449,8 @@
                 <w:rFonts w:ascii="Calibri" w:cs="Calibri" w:eastAsia="Calibri" w:hAnsi="Calibri"/>
                 <w:b/>
                 <w:bCs/>
-                <w:sz w:val="20"/>
-                <w:szCs w:val="20"/>
+                <w:sz w:val="22"/>
+                <w:szCs w:val="22"/>
               </w:rPr>
               <w:t xml:space="preserve">$1,000 — exactly 5%.</w:t>
             </w:r>
@@ -3472,8 +3472,8 @@
           <w:b/>
           <w:bCs/>
           <w:color w:val="0F5257"/>
-          <w:sz w:val="26"/>
-          <w:szCs w:val="26"/>
+          <w:sz w:val="28"/>
+          <w:szCs w:val="28"/>
         </w:rPr>
         <w:t xml:space="preserve">7. Superannuation</w:t>
       </w:r>
@@ -3491,16 +3491,16 @@
           <w:rFonts w:ascii="Calibri" w:cs="Calibri" w:eastAsia="Calibri" w:hAnsi="Calibri"/>
           <w:b/>
           <w:bCs/>
-          <w:sz w:val="20"/>
-          <w:szCs w:val="20"/>
+          <w:sz w:val="22"/>
+          <w:szCs w:val="22"/>
         </w:rPr>
         <w:t xml:space="preserve">7.1	</w:t>
       </w:r>
       <w:r>
         <w:rPr>
           <w:rFonts w:ascii="Calibri" w:cs="Calibri" w:eastAsia="Calibri" w:hAnsi="Calibri"/>
-          <w:sz w:val="20"/>
-          <w:szCs w:val="20"/>
+          <w:sz w:val="22"/>
+          <w:szCs w:val="22"/>
         </w:rPr>
         <w:t xml:space="preserve">FLC pays superannuation at the rate required by law — currently </w:t>
       </w:r>
@@ -3509,16 +3509,16 @@
           <w:rFonts w:ascii="Calibri" w:cs="Calibri" w:eastAsia="Calibri" w:hAnsi="Calibri"/>
           <w:b/>
           <w:bCs/>
-          <w:sz w:val="20"/>
-          <w:szCs w:val="20"/>
+          <w:sz w:val="22"/>
+          <w:szCs w:val="22"/>
         </w:rPr>
         <w:t xml:space="preserve">12%</w:t>
       </w:r>
       <w:r>
         <w:rPr>
           <w:rFonts w:ascii="Calibri" w:cs="Calibri" w:eastAsia="Calibri" w:hAnsi="Calibri"/>
-          <w:sz w:val="20"/>
-          <w:szCs w:val="20"/>
+          <w:sz w:val="22"/>
+          <w:szCs w:val="22"/>
         </w:rPr>
         <w:t xml:space="preserve"> of ordinary time earnings — to a complying fund the Employee nominates, or his stapled fund.</w:t>
       </w:r>
@@ -3536,16 +3536,16 @@
           <w:rFonts w:ascii="Calibri" w:cs="Calibri" w:eastAsia="Calibri" w:hAnsi="Calibri"/>
           <w:b/>
           <w:bCs/>
-          <w:sz w:val="20"/>
-          <w:szCs w:val="20"/>
+          <w:sz w:val="22"/>
+          <w:szCs w:val="22"/>
         </w:rPr>
         <w:t xml:space="preserve">7.2	</w:t>
       </w:r>
       <w:r>
         <w:rPr>
           <w:rFonts w:ascii="Calibri" w:cs="Calibri" w:eastAsia="Calibri" w:hAnsi="Calibri"/>
-          <w:sz w:val="20"/>
-          <w:szCs w:val="20"/>
+          <w:sz w:val="22"/>
+          <w:szCs w:val="22"/>
         </w:rPr>
         <w:t xml:space="preserve">Contributions are paid within the time required by law, including the </w:t>
       </w:r>
@@ -3554,16 +3554,16 @@
           <w:rFonts w:ascii="Calibri" w:cs="Calibri" w:eastAsia="Calibri" w:hAnsi="Calibri"/>
           <w:b/>
           <w:bCs/>
-          <w:sz w:val="20"/>
-          <w:szCs w:val="20"/>
+          <w:sz w:val="22"/>
+          <w:szCs w:val="22"/>
         </w:rPr>
         <w:t xml:space="preserve">payday superannuation</w:t>
       </w:r>
       <w:r>
         <w:rPr>
           <w:rFonts w:ascii="Calibri" w:cs="Calibri" w:eastAsia="Calibri" w:hAnsi="Calibri"/>
-          <w:sz w:val="20"/>
-          <w:szCs w:val="20"/>
+          <w:sz w:val="22"/>
+          <w:szCs w:val="22"/>
         </w:rPr>
         <w:t xml:space="preserve"> requirements from 1 July 2026 (within 7 business days of paying wages).</w:t>
       </w:r>
@@ -3581,16 +3581,16 @@
           <w:rFonts w:ascii="Calibri" w:cs="Calibri" w:eastAsia="Calibri" w:hAnsi="Calibri"/>
           <w:b/>
           <w:bCs/>
-          <w:sz w:val="20"/>
-          <w:szCs w:val="20"/>
+          <w:sz w:val="22"/>
+          <w:szCs w:val="22"/>
         </w:rPr>
         <w:t xml:space="preserve">7.3	</w:t>
       </w:r>
       <w:r>
         <w:rPr>
           <w:rFonts w:ascii="Calibri" w:cs="Calibri" w:eastAsia="Calibri" w:hAnsi="Calibri"/>
-          <w:sz w:val="20"/>
-          <w:szCs w:val="20"/>
+          <w:sz w:val="22"/>
+          <w:szCs w:val="22"/>
         </w:rPr>
         <w:t xml:space="preserve">Superannuation applies to the Hourly Rate (including casual loading) and to any completion payment, to the extent each is ordinary time earnings.</w:t>
       </w:r>
@@ -3609,8 +3609,8 @@
           <w:b/>
           <w:bCs/>
           <w:color w:val="0F5257"/>
-          <w:sz w:val="26"/>
-          <w:szCs w:val="26"/>
+          <w:sz w:val="28"/>
+          <w:szCs w:val="28"/>
         </w:rPr>
         <w:t xml:space="preserve">8. Hours, travel and expenses</w:t>
       </w:r>
@@ -3628,16 +3628,16 @@
           <w:rFonts w:ascii="Calibri" w:cs="Calibri" w:eastAsia="Calibri" w:hAnsi="Calibri"/>
           <w:b/>
           <w:bCs/>
-          <w:sz w:val="20"/>
-          <w:szCs w:val="20"/>
+          <w:sz w:val="22"/>
+          <w:szCs w:val="22"/>
         </w:rPr>
         <w:t xml:space="preserve">8.1	</w:t>
       </w:r>
       <w:r>
         <w:rPr>
           <w:rFonts w:ascii="Calibri" w:cs="Calibri" w:eastAsia="Calibri" w:hAnsi="Calibri"/>
-          <w:sz w:val="20"/>
-          <w:szCs w:val="20"/>
+          <w:sz w:val="22"/>
+          <w:szCs w:val="22"/>
         </w:rPr>
         <w:t xml:space="preserve">There are no set hours. Hours for each Engagement are as agreed in Schedule 1 and as reasonably required to discharge clause 4.</w:t>
       </w:r>
@@ -3655,16 +3655,16 @@
           <w:rFonts w:ascii="Calibri" w:cs="Calibri" w:eastAsia="Calibri" w:hAnsi="Calibri"/>
           <w:b/>
           <w:bCs/>
-          <w:sz w:val="20"/>
-          <w:szCs w:val="20"/>
+          <w:sz w:val="22"/>
+          <w:szCs w:val="22"/>
         </w:rPr>
         <w:t xml:space="preserve">8.2	</w:t>
       </w:r>
       <w:r>
         <w:rPr>
           <w:rFonts w:ascii="Calibri" w:cs="Calibri" w:eastAsia="Calibri" w:hAnsi="Calibri"/>
-          <w:sz w:val="20"/>
-          <w:szCs w:val="20"/>
+          <w:sz w:val="22"/>
+          <w:szCs w:val="22"/>
         </w:rPr>
         <w:t xml:space="preserve">The Employee records all hours and submits them </w:t>
       </w:r>
@@ -3674,16 +3674,16 @@
           <w:b/>
           <w:bCs/>
           <w:color w:val="A0392B"/>
-          <w:sz w:val="20"/>
-          <w:szCs w:val="20"/>
+          <w:sz w:val="22"/>
+          <w:szCs w:val="22"/>
         </w:rPr>
         <w:t xml:space="preserve">[weekly / on completion of each Engagement]</w:t>
       </w:r>
       <w:r>
         <w:rPr>
           <w:rFonts w:ascii="Calibri" w:cs="Calibri" w:eastAsia="Calibri" w:hAnsi="Calibri"/>
-          <w:sz w:val="20"/>
-          <w:szCs w:val="20"/>
+          <w:sz w:val="22"/>
+          <w:szCs w:val="22"/>
         </w:rPr>
         <w:t xml:space="preserve">.</w:t>
       </w:r>
@@ -3701,8 +3701,8 @@
           <w:rFonts w:ascii="Calibri" w:cs="Calibri" w:eastAsia="Calibri" w:hAnsi="Calibri"/>
           <w:b/>
           <w:bCs/>
-          <w:sz w:val="20"/>
-          <w:szCs w:val="20"/>
+          <w:sz w:val="22"/>
+          <w:szCs w:val="22"/>
         </w:rPr>
         <w:t xml:space="preserve">8.3	</w:t>
       </w:r>
@@ -3711,16 +3711,16 @@
           <w:rFonts w:ascii="Calibri" w:cs="Calibri" w:eastAsia="Calibri" w:hAnsi="Calibri"/>
           <w:b/>
           <w:bCs/>
-          <w:sz w:val="20"/>
-          <w:szCs w:val="20"/>
+          <w:sz w:val="22"/>
+          <w:szCs w:val="22"/>
         </w:rPr>
         <w:t xml:space="preserve">Travel time. </w:t>
       </w:r>
       <w:r>
         <w:rPr>
           <w:rFonts w:ascii="Calibri" w:cs="Calibri" w:eastAsia="Calibri" w:hAnsi="Calibri"/>
-          <w:sz w:val="20"/>
-          <w:szCs w:val="20"/>
+          <w:sz w:val="22"/>
+          <w:szCs w:val="22"/>
         </w:rPr>
         <w:t xml:space="preserve">Paid hours are time on site plus associated document review, assessment and record-keeping. </w:t>
       </w:r>
@@ -3729,16 +3729,16 @@
           <w:rFonts w:ascii="Calibri" w:cs="Calibri" w:eastAsia="Calibri" w:hAnsi="Calibri"/>
           <w:b/>
           <w:bCs/>
-          <w:sz w:val="20"/>
-          <w:szCs w:val="20"/>
+          <w:sz w:val="22"/>
+          <w:szCs w:val="22"/>
         </w:rPr>
         <w:t xml:space="preserve">Travel to and from sites is not paid time</w:t>
       </w:r>
       <w:r>
         <w:rPr>
           <w:rFonts w:ascii="Calibri" w:cs="Calibri" w:eastAsia="Calibri" w:hAnsi="Calibri"/>
-          <w:sz w:val="20"/>
-          <w:szCs w:val="20"/>
+          <w:sz w:val="22"/>
+          <w:szCs w:val="22"/>
         </w:rPr>
         <w:t xml:space="preserve"> — the Hourly Rate is set on the basis that it compensates for travel within Brisbane and South East Queensland, and clause 8.4 covers vehicle running costs.</w:t>
       </w:r>
@@ -3756,8 +3756,8 @@
           <w:rFonts w:ascii="Calibri" w:cs="Calibri" w:eastAsia="Calibri" w:hAnsi="Calibri"/>
           <w:b/>
           <w:bCs/>
-          <w:sz w:val="20"/>
-          <w:szCs w:val="20"/>
+          <w:sz w:val="22"/>
+          <w:szCs w:val="22"/>
         </w:rPr>
         <w:t xml:space="preserve">8.4	</w:t>
       </w:r>
@@ -3766,8 +3766,8 @@
           <w:rFonts w:ascii="Calibri" w:cs="Calibri" w:eastAsia="Calibri" w:hAnsi="Calibri"/>
           <w:b/>
           <w:bCs/>
-          <w:sz w:val="20"/>
-          <w:szCs w:val="20"/>
+          <w:sz w:val="22"/>
+          <w:szCs w:val="22"/>
         </w:rPr>
         <w:t xml:space="preserve">Vehicle. </w:t>
       </w:r>
@@ -3777,8 +3777,8 @@
           <w:b/>
           <w:bCs/>
           <w:color w:val="A0392B"/>
-          <w:sz w:val="20"/>
-          <w:szCs w:val="20"/>
+          <w:sz w:val="22"/>
+          <w:szCs w:val="22"/>
         </w:rPr>
         <w:t xml:space="preserve">[The Employee uses his own vehicle and FLC pays $[rate] per kilometre / FLC provides a vehicle.]</w:t>
       </w:r>
@@ -3796,16 +3796,16 @@
           <w:rFonts w:ascii="Calibri" w:cs="Calibri" w:eastAsia="Calibri" w:hAnsi="Calibri"/>
           <w:b/>
           <w:bCs/>
-          <w:sz w:val="20"/>
-          <w:szCs w:val="20"/>
+          <w:sz w:val="22"/>
+          <w:szCs w:val="22"/>
         </w:rPr>
         <w:t xml:space="preserve">8.5	</w:t>
       </w:r>
       <w:r>
         <w:rPr>
           <w:rFonts w:ascii="Calibri" w:cs="Calibri" w:eastAsia="Calibri" w:hAnsi="Calibri"/>
-          <w:sz w:val="20"/>
-          <w:szCs w:val="20"/>
+          <w:sz w:val="22"/>
+          <w:szCs w:val="22"/>
         </w:rPr>
         <w:t xml:space="preserve">Clause 8.3 does not reduce total pay for any period below the minimum payable under the </w:t>
       </w:r>
@@ -3814,16 +3814,16 @@
           <w:rFonts w:ascii="Calibri" w:cs="Calibri" w:eastAsia="Calibri" w:hAnsi="Calibri"/>
           <w:i/>
           <w:iCs/>
-          <w:sz w:val="20"/>
-          <w:szCs w:val="20"/>
+          <w:sz w:val="22"/>
+          <w:szCs w:val="22"/>
         </w:rPr>
         <w:t xml:space="preserve">Fair Work Act 2009</w:t>
       </w:r>
       <w:r>
         <w:rPr>
           <w:rFonts w:ascii="Calibri" w:cs="Calibri" w:eastAsia="Calibri" w:hAnsi="Calibri"/>
-          <w:sz w:val="20"/>
-          <w:szCs w:val="20"/>
+          <w:sz w:val="22"/>
+          <w:szCs w:val="22"/>
         </w:rPr>
         <w:t xml:space="preserve"> (Cth) or any applicable award across all hours that constitute work. If an award applies and prescribes a fares and travel allowance, FLC pays it in addition.</w:t>
       </w:r>
@@ -3841,16 +3841,16 @@
           <w:rFonts w:ascii="Calibri" w:cs="Calibri" w:eastAsia="Calibri" w:hAnsi="Calibri"/>
           <w:b/>
           <w:bCs/>
-          <w:sz w:val="20"/>
-          <w:szCs w:val="20"/>
+          <w:sz w:val="22"/>
+          <w:szCs w:val="22"/>
         </w:rPr>
         <w:t xml:space="preserve">8.6	</w:t>
       </w:r>
       <w:r>
         <w:rPr>
           <w:rFonts w:ascii="Calibri" w:cs="Calibri" w:eastAsia="Calibri" w:hAnsi="Calibri"/>
-          <w:sz w:val="20"/>
-          <w:szCs w:val="20"/>
+          <w:sz w:val="22"/>
+          <w:szCs w:val="22"/>
         </w:rPr>
         <w:t xml:space="preserve">FLC reimburses reasonable pre-approved out-of-pocket expenses on production of receipts.</w:t>
       </w:r>
@@ -3868,8 +3868,8 @@
           <w:rFonts w:ascii="Calibri" w:cs="Calibri" w:eastAsia="Calibri" w:hAnsi="Calibri"/>
           <w:b/>
           <w:bCs/>
-          <w:sz w:val="20"/>
-          <w:szCs w:val="20"/>
+          <w:sz w:val="22"/>
+          <w:szCs w:val="22"/>
         </w:rPr>
         <w:t xml:space="preserve">8.7	</w:t>
       </w:r>
@@ -3879,8 +3879,8 @@
           <w:b/>
           <w:bCs/>
           <w:color w:val="A0392B"/>
-          <w:sz w:val="20"/>
-          <w:szCs w:val="20"/>
+          <w:sz w:val="22"/>
+          <w:szCs w:val="22"/>
         </w:rPr>
         <w:t xml:space="preserve">[The Employee provides his own measuring and testing equipment. FLC provides all personal protective equipment.]</w:t>
       </w:r>
@@ -3898,16 +3898,16 @@
           <w:rFonts w:ascii="Calibri" w:cs="Calibri" w:eastAsia="Calibri" w:hAnsi="Calibri"/>
           <w:b/>
           <w:bCs/>
-          <w:sz w:val="20"/>
-          <w:szCs w:val="20"/>
+          <w:sz w:val="22"/>
+          <w:szCs w:val="22"/>
         </w:rPr>
         <w:t xml:space="preserve">8.8	</w:t>
       </w:r>
       <w:r>
         <w:rPr>
           <w:rFonts w:ascii="Calibri" w:cs="Calibri" w:eastAsia="Calibri" w:hAnsi="Calibri"/>
-          <w:sz w:val="20"/>
-          <w:szCs w:val="20"/>
+          <w:sz w:val="22"/>
+          <w:szCs w:val="22"/>
         </w:rPr>
         <w:t xml:space="preserve">Where a modern award applies and prescribes a minimum engagement, the Employee is paid that minimum for each engagement. A single engagement may cover more than one project, with hours apportioned between them for clause 6.</w:t>
       </w:r>
@@ -3926,8 +3926,8 @@
           <w:b/>
           <w:bCs/>
           <w:color w:val="0F5257"/>
-          <w:sz w:val="26"/>
-          <w:szCs w:val="26"/>
+          <w:sz w:val="28"/>
+          <w:szCs w:val="28"/>
         </w:rPr>
         <w:t xml:space="preserve">9. Entitlements</w:t>
       </w:r>
@@ -3945,16 +3945,16 @@
           <w:rFonts w:ascii="Calibri" w:cs="Calibri" w:eastAsia="Calibri" w:hAnsi="Calibri"/>
           <w:b/>
           <w:bCs/>
-          <w:sz w:val="20"/>
-          <w:szCs w:val="20"/>
+          <w:sz w:val="22"/>
+          <w:szCs w:val="22"/>
         </w:rPr>
         <w:t xml:space="preserve">9.1	</w:t>
       </w:r>
       <w:r>
         <w:rPr>
           <w:rFonts w:ascii="Calibri" w:cs="Calibri" w:eastAsia="Calibri" w:hAnsi="Calibri"/>
-          <w:sz w:val="20"/>
-          <w:szCs w:val="20"/>
+          <w:sz w:val="22"/>
+          <w:szCs w:val="22"/>
         </w:rPr>
         <w:t xml:space="preserve">As a casual, the Employee has the National Employment Standards entitlements that apply to casuals — including unpaid carer's leave, unpaid compassionate leave, family and domestic violence leave, community service leave, and after 12 months of regular and systematic employment, unpaid parental leave and the right to request flexible working.</w:t>
       </w:r>
@@ -3972,16 +3972,16 @@
           <w:rFonts w:ascii="Calibri" w:cs="Calibri" w:eastAsia="Calibri" w:hAnsi="Calibri"/>
           <w:b/>
           <w:bCs/>
-          <w:sz w:val="20"/>
-          <w:szCs w:val="20"/>
+          <w:sz w:val="22"/>
+          <w:szCs w:val="22"/>
         </w:rPr>
         <w:t xml:space="preserve">9.2	</w:t>
       </w:r>
       <w:r>
         <w:rPr>
           <w:rFonts w:ascii="Calibri" w:cs="Calibri" w:eastAsia="Calibri" w:hAnsi="Calibri"/>
-          <w:sz w:val="20"/>
-          <w:szCs w:val="20"/>
+          <w:sz w:val="22"/>
+          <w:szCs w:val="22"/>
         </w:rPr>
         <w:t xml:space="preserve">FLC will register with </w:t>
       </w:r>
@@ -3990,16 +3990,16 @@
           <w:rFonts w:ascii="Calibri" w:cs="Calibri" w:eastAsia="Calibri" w:hAnsi="Calibri"/>
           <w:b/>
           <w:bCs/>
-          <w:sz w:val="20"/>
-          <w:szCs w:val="20"/>
+          <w:sz w:val="22"/>
+          <w:szCs w:val="22"/>
         </w:rPr>
         <w:t xml:space="preserve">QLeave</w:t>
       </w:r>
       <w:r>
         <w:rPr>
           <w:rFonts w:ascii="Calibri" w:cs="Calibri" w:eastAsia="Calibri" w:hAnsi="Calibri"/>
-          <w:sz w:val="20"/>
-          <w:szCs w:val="20"/>
+          <w:sz w:val="22"/>
+          <w:szCs w:val="22"/>
         </w:rPr>
         <w:t xml:space="preserve"> and lodge the returns recording the Employee's service for portable long service leave.</w:t>
       </w:r>
@@ -4017,16 +4017,16 @@
           <w:rFonts w:ascii="Calibri" w:cs="Calibri" w:eastAsia="Calibri" w:hAnsi="Calibri"/>
           <w:b/>
           <w:bCs/>
-          <w:sz w:val="20"/>
-          <w:szCs w:val="20"/>
+          <w:sz w:val="22"/>
+          <w:szCs w:val="22"/>
         </w:rPr>
         <w:t xml:space="preserve">9.3	</w:t>
       </w:r>
       <w:r>
         <w:rPr>
           <w:rFonts w:ascii="Calibri" w:cs="Calibri" w:eastAsia="Calibri" w:hAnsi="Calibri"/>
-          <w:sz w:val="20"/>
-          <w:szCs w:val="20"/>
+          <w:sz w:val="22"/>
+          <w:szCs w:val="22"/>
         </w:rPr>
         <w:t xml:space="preserve">FLC will maintain a </w:t>
       </w:r>
@@ -4035,16 +4035,16 @@
           <w:rFonts w:ascii="Calibri" w:cs="Calibri" w:eastAsia="Calibri" w:hAnsi="Calibri"/>
           <w:b/>
           <w:bCs/>
-          <w:sz w:val="20"/>
-          <w:szCs w:val="20"/>
+          <w:sz w:val="22"/>
+          <w:szCs w:val="22"/>
         </w:rPr>
         <w:t xml:space="preserve">WorkCover Queensland</w:t>
       </w:r>
       <w:r>
         <w:rPr>
           <w:rFonts w:ascii="Calibri" w:cs="Calibri" w:eastAsia="Calibri" w:hAnsi="Calibri"/>
-          <w:sz w:val="20"/>
-          <w:szCs w:val="20"/>
+          <w:sz w:val="22"/>
+          <w:szCs w:val="22"/>
         </w:rPr>
         <w:t xml:space="preserve"> policy covering the Employee.</w:t>
       </w:r>
@@ -4063,8 +4063,8 @@
           <w:b/>
           <w:bCs/>
           <w:color w:val="0F5257"/>
-          <w:sz w:val="26"/>
-          <w:szCs w:val="26"/>
+          <w:sz w:val="28"/>
+          <w:szCs w:val="28"/>
         </w:rPr>
         <w:t xml:space="preserve">10. Work health and safety</w:t>
       </w:r>
@@ -4082,16 +4082,16 @@
           <w:rFonts w:ascii="Calibri" w:cs="Calibri" w:eastAsia="Calibri" w:hAnsi="Calibri"/>
           <w:b/>
           <w:bCs/>
-          <w:sz w:val="20"/>
-          <w:szCs w:val="20"/>
+          <w:sz w:val="22"/>
+          <w:szCs w:val="22"/>
         </w:rPr>
         <w:t xml:space="preserve">10.1	</w:t>
       </w:r>
       <w:r>
         <w:rPr>
           <w:rFonts w:ascii="Calibri" w:cs="Calibri" w:eastAsia="Calibri" w:hAnsi="Calibri"/>
-          <w:sz w:val="20"/>
-          <w:szCs w:val="20"/>
+          <w:sz w:val="22"/>
+          <w:szCs w:val="22"/>
         </w:rPr>
         <w:t xml:space="preserve">The Employee must comply with the </w:t>
       </w:r>
@@ -4100,16 +4100,16 @@
           <w:rFonts w:ascii="Calibri" w:cs="Calibri" w:eastAsia="Calibri" w:hAnsi="Calibri"/>
           <w:i/>
           <w:iCs/>
-          <w:sz w:val="20"/>
-          <w:szCs w:val="20"/>
+          <w:sz w:val="22"/>
+          <w:szCs w:val="22"/>
         </w:rPr>
         <w:t xml:space="preserve">Work Health and Safety Act 2011</w:t>
       </w:r>
       <w:r>
         <w:rPr>
           <w:rFonts w:ascii="Calibri" w:cs="Calibri" w:eastAsia="Calibri" w:hAnsi="Calibri"/>
-          <w:sz w:val="20"/>
-          <w:szCs w:val="20"/>
+          <w:sz w:val="22"/>
+          <w:szCs w:val="22"/>
         </w:rPr>
         <w:t xml:space="preserve"> (Qld), applicable codes of practice, and FLC's WHS policies and site rules.</w:t>
       </w:r>
@@ -4127,16 +4127,16 @@
           <w:rFonts w:ascii="Calibri" w:cs="Calibri" w:eastAsia="Calibri" w:hAnsi="Calibri"/>
           <w:b/>
           <w:bCs/>
-          <w:sz w:val="20"/>
-          <w:szCs w:val="20"/>
+          <w:sz w:val="22"/>
+          <w:szCs w:val="22"/>
         </w:rPr>
         <w:t xml:space="preserve">10.2	</w:t>
       </w:r>
       <w:r>
         <w:rPr>
           <w:rFonts w:ascii="Calibri" w:cs="Calibri" w:eastAsia="Calibri" w:hAnsi="Calibri"/>
-          <w:sz w:val="20"/>
-          <w:szCs w:val="20"/>
+          <w:sz w:val="22"/>
+          <w:szCs w:val="22"/>
         </w:rPr>
         <w:t xml:space="preserve">He must not allow work to proceed where it would create a risk to health or safety, and must report all incidents, injuries and hazards immediately.</w:t>
       </w:r>
@@ -4154,16 +4154,16 @@
           <w:rFonts w:ascii="Calibri" w:cs="Calibri" w:eastAsia="Calibri" w:hAnsi="Calibri"/>
           <w:b/>
           <w:bCs/>
-          <w:sz w:val="20"/>
-          <w:szCs w:val="20"/>
+          <w:sz w:val="22"/>
+          <w:szCs w:val="22"/>
         </w:rPr>
         <w:t xml:space="preserve">10.3	</w:t>
       </w:r>
       <w:r>
         <w:rPr>
           <w:rFonts w:ascii="Calibri" w:cs="Calibri" w:eastAsia="Calibri" w:hAnsi="Calibri"/>
-          <w:sz w:val="20"/>
-          <w:szCs w:val="20"/>
+          <w:sz w:val="22"/>
+          <w:szCs w:val="22"/>
         </w:rPr>
         <w:t xml:space="preserve">FLC will provide a safe system of work and will not pressure the Employee to approve, permit or overlook work that does not comply with the approved design or applicable standards.</w:t>
       </w:r>
@@ -4182,8 +4182,8 @@
           <w:b/>
           <w:bCs/>
           <w:color w:val="0F5257"/>
-          <w:sz w:val="26"/>
-          <w:szCs w:val="26"/>
+          <w:sz w:val="28"/>
+          <w:szCs w:val="28"/>
         </w:rPr>
         <w:t xml:space="preserve">11. Confidentiality and conflicts</w:t>
       </w:r>
@@ -4201,16 +4201,16 @@
           <w:rFonts w:ascii="Calibri" w:cs="Calibri" w:eastAsia="Calibri" w:hAnsi="Calibri"/>
           <w:b/>
           <w:bCs/>
-          <w:sz w:val="20"/>
-          <w:szCs w:val="20"/>
+          <w:sz w:val="22"/>
+          <w:szCs w:val="22"/>
         </w:rPr>
         <w:t xml:space="preserve">11.1	</w:t>
       </w:r>
       <w:r>
         <w:rPr>
           <w:rFonts w:ascii="Calibri" w:cs="Calibri" w:eastAsia="Calibri" w:hAnsi="Calibri"/>
-          <w:sz w:val="20"/>
-          <w:szCs w:val="20"/>
+          <w:sz w:val="22"/>
+          <w:szCs w:val="22"/>
         </w:rPr>
         <w:t xml:space="preserve">The Employee must keep FLC's client lists, pricing, quotations and methods confidential, during and after employment, except as required by law or as necessary to discharge his statutory duties.</w:t>
       </w:r>
@@ -4228,16 +4228,16 @@
           <w:rFonts w:ascii="Calibri" w:cs="Calibri" w:eastAsia="Calibri" w:hAnsi="Calibri"/>
           <w:b/>
           <w:bCs/>
-          <w:sz w:val="20"/>
-          <w:szCs w:val="20"/>
+          <w:sz w:val="22"/>
+          <w:szCs w:val="22"/>
         </w:rPr>
         <w:t xml:space="preserve">11.2	</w:t>
       </w:r>
       <w:r>
         <w:rPr>
           <w:rFonts w:ascii="Calibri" w:cs="Calibri" w:eastAsia="Calibri" w:hAnsi="Calibri"/>
-          <w:sz w:val="20"/>
-          <w:szCs w:val="20"/>
+          <w:sz w:val="22"/>
+          <w:szCs w:val="22"/>
         </w:rPr>
         <w:t xml:space="preserve">He must disclose any actual or potential conflict of interest, including any competing retaining wall or earthworks business he operates or works for.</w:t>
       </w:r>
@@ -4255,16 +4255,16 @@
           <w:rFonts w:ascii="Calibri" w:cs="Calibri" w:eastAsia="Calibri" w:hAnsi="Calibri"/>
           <w:b/>
           <w:bCs/>
-          <w:sz w:val="20"/>
-          <w:szCs w:val="20"/>
+          <w:sz w:val="22"/>
+          <w:szCs w:val="22"/>
         </w:rPr>
         <w:t xml:space="preserve">11.3	</w:t>
       </w:r>
       <w:r>
         <w:rPr>
           <w:rFonts w:ascii="Calibri" w:cs="Calibri" w:eastAsia="Calibri" w:hAnsi="Calibri"/>
-          <w:sz w:val="20"/>
-          <w:szCs w:val="20"/>
+          <w:sz w:val="22"/>
+          <w:szCs w:val="22"/>
         </w:rPr>
         <w:t xml:space="preserve">Nothing here prevents a disclosure to QBCC, the Fair Work Ombudsman or any regulator where the disclosure is required or protected by law.</w:t>
       </w:r>
@@ -4282,16 +4282,16 @@
           <w:rFonts w:ascii="Calibri" w:cs="Calibri" w:eastAsia="Calibri" w:hAnsi="Calibri"/>
           <w:b/>
           <w:bCs/>
-          <w:sz w:val="20"/>
-          <w:szCs w:val="20"/>
+          <w:sz w:val="22"/>
+          <w:szCs w:val="22"/>
         </w:rPr>
         <w:t xml:space="preserve">11.4	</w:t>
       </w:r>
       <w:r>
         <w:rPr>
           <w:rFonts w:ascii="Calibri" w:cs="Calibri" w:eastAsia="Calibri" w:hAnsi="Calibri"/>
-          <w:sz w:val="20"/>
-          <w:szCs w:val="20"/>
+          <w:sz w:val="22"/>
+          <w:szCs w:val="22"/>
         </w:rPr>
         <w:t xml:space="preserve">Records and documents created in the course of an Engagement are FLC's property, subject to the Employee's right to keep copies relating to his own statutory obligations.</w:t>
       </w:r>
@@ -4310,8 +4310,8 @@
           <w:b/>
           <w:bCs/>
           <w:color w:val="0F5257"/>
-          <w:sz w:val="26"/>
-          <w:szCs w:val="26"/>
+          <w:sz w:val="28"/>
+          <w:szCs w:val="28"/>
         </w:rPr>
         <w:t xml:space="preserve">12. Ending the employment</w:t>
       </w:r>
@@ -4329,16 +4329,16 @@
           <w:rFonts w:ascii="Calibri" w:cs="Calibri" w:eastAsia="Calibri" w:hAnsi="Calibri"/>
           <w:b/>
           <w:bCs/>
-          <w:sz w:val="20"/>
-          <w:szCs w:val="20"/>
+          <w:sz w:val="22"/>
+          <w:szCs w:val="22"/>
         </w:rPr>
         <w:t xml:space="preserve">12.1	</w:t>
       </w:r>
       <w:r>
         <w:rPr>
           <w:rFonts w:ascii="Calibri" w:cs="Calibri" w:eastAsia="Calibri" w:hAnsi="Calibri"/>
-          <w:sz w:val="20"/>
-          <w:szCs w:val="20"/>
+          <w:sz w:val="22"/>
+          <w:szCs w:val="22"/>
         </w:rPr>
         <w:t xml:space="preserve">Either party may end an Engagement, or the employment, on </w:t>
       </w:r>
@@ -4348,16 +4348,16 @@
           <w:b/>
           <w:bCs/>
           <w:color w:val="A0392B"/>
-          <w:sz w:val="20"/>
-          <w:szCs w:val="20"/>
+          <w:sz w:val="22"/>
+          <w:szCs w:val="22"/>
         </w:rPr>
         <w:t xml:space="preserve">[1 day's]</w:t>
       </w:r>
       <w:r>
         <w:rPr>
           <w:rFonts w:ascii="Calibri" w:cs="Calibri" w:eastAsia="Calibri" w:hAnsi="Calibri"/>
-          <w:sz w:val="20"/>
-          <w:szCs w:val="20"/>
+          <w:sz w:val="22"/>
+          <w:szCs w:val="22"/>
         </w:rPr>
         <w:t xml:space="preserve"> notice, or immediately by agreement. No notice payment or redundancy pay applies — the casual loading is paid in lieu.</w:t>
       </w:r>
@@ -4375,16 +4375,16 @@
           <w:rFonts w:ascii="Calibri" w:cs="Calibri" w:eastAsia="Calibri" w:hAnsi="Calibri"/>
           <w:b/>
           <w:bCs/>
-          <w:sz w:val="20"/>
-          <w:szCs w:val="20"/>
+          <w:sz w:val="22"/>
+          <w:szCs w:val="22"/>
         </w:rPr>
         <w:t xml:space="preserve">12.2	</w:t>
       </w:r>
       <w:r>
         <w:rPr>
           <w:rFonts w:ascii="Calibri" w:cs="Calibri" w:eastAsia="Calibri" w:hAnsi="Calibri"/>
-          <w:sz w:val="20"/>
-          <w:szCs w:val="20"/>
+          <w:sz w:val="22"/>
+          <w:szCs w:val="22"/>
         </w:rPr>
         <w:t xml:space="preserve">FLC may terminate immediately for serious misconduct, or if the Employee ceases to hold the licence required by clause 5.1.</w:t>
       </w:r>
@@ -4402,8 +4402,8 @@
           <w:rFonts w:ascii="Calibri" w:cs="Calibri" w:eastAsia="Calibri" w:hAnsi="Calibri"/>
           <w:b/>
           <w:bCs/>
-          <w:sz w:val="20"/>
-          <w:szCs w:val="20"/>
+          <w:sz w:val="22"/>
+          <w:szCs w:val="22"/>
         </w:rPr>
         <w:t xml:space="preserve">12.3	</w:t>
       </w:r>
@@ -4412,16 +4412,16 @@
           <w:rFonts w:ascii="Calibri" w:cs="Calibri" w:eastAsia="Calibri" w:hAnsi="Calibri"/>
           <w:b/>
           <w:bCs/>
-          <w:sz w:val="20"/>
-          <w:szCs w:val="20"/>
+          <w:sz w:val="22"/>
+          <w:szCs w:val="22"/>
         </w:rPr>
         <w:t xml:space="preserve">QBCC notification. </w:t>
       </w:r>
       <w:r>
         <w:rPr>
           <w:rFonts w:ascii="Calibri" w:cs="Calibri" w:eastAsia="Calibri" w:hAnsi="Calibri"/>
-          <w:sz w:val="20"/>
-          <w:szCs w:val="20"/>
+          <w:sz w:val="22"/>
+          <w:szCs w:val="22"/>
         </w:rPr>
         <w:t xml:space="preserve">The parties acknowledge:</w:t>
       </w:r>
@@ -4438,8 +4438,8 @@
       <w:r>
         <w:rPr>
           <w:rFonts w:ascii="Calibri" w:cs="Calibri" w:eastAsia="Calibri" w:hAnsi="Calibri"/>
-          <w:sz w:val="20"/>
-          <w:szCs w:val="20"/>
+          <w:sz w:val="22"/>
+          <w:szCs w:val="22"/>
         </w:rPr>
         <w:t xml:space="preserve">if the Employee ceases to act as nominee, </w:t>
       </w:r>
@@ -4448,16 +4448,16 @@
           <w:rFonts w:ascii="Calibri" w:cs="Calibri" w:eastAsia="Calibri" w:hAnsi="Calibri"/>
           <w:b/>
           <w:bCs/>
-          <w:sz w:val="20"/>
-          <w:szCs w:val="20"/>
+          <w:sz w:val="22"/>
+          <w:szCs w:val="22"/>
         </w:rPr>
         <w:t xml:space="preserve">QBCC must be notified within 14 days</w:t>
       </w:r>
       <w:r>
         <w:rPr>
           <w:rFonts w:ascii="Calibri" w:cs="Calibri" w:eastAsia="Calibri" w:hAnsi="Calibri"/>
-          <w:sz w:val="20"/>
-          <w:szCs w:val="20"/>
+          <w:sz w:val="22"/>
+          <w:szCs w:val="22"/>
         </w:rPr>
         <w:t xml:space="preserve">;</w:t>
       </w:r>
@@ -4474,8 +4474,8 @@
       <w:r>
         <w:rPr>
           <w:rFonts w:ascii="Calibri" w:cs="Calibri" w:eastAsia="Calibri" w:hAnsi="Calibri"/>
-          <w:sz w:val="20"/>
-          <w:szCs w:val="20"/>
+          <w:sz w:val="22"/>
+          <w:szCs w:val="22"/>
         </w:rPr>
         <w:t xml:space="preserve">FLC must not carry out or undertake building work while it has no nominee, and commits an offence if it is without one for </w:t>
       </w:r>
@@ -4484,16 +4484,16 @@
           <w:rFonts w:ascii="Calibri" w:cs="Calibri" w:eastAsia="Calibri" w:hAnsi="Calibri"/>
           <w:b/>
           <w:bCs/>
-          <w:sz w:val="20"/>
-          <w:szCs w:val="20"/>
+          <w:sz w:val="22"/>
+          <w:szCs w:val="22"/>
         </w:rPr>
         <w:t xml:space="preserve">28 days or more</w:t>
       </w:r>
       <w:r>
         <w:rPr>
           <w:rFonts w:ascii="Calibri" w:cs="Calibri" w:eastAsia="Calibri" w:hAnsi="Calibri"/>
-          <w:sz w:val="20"/>
-          <w:szCs w:val="20"/>
+          <w:sz w:val="22"/>
+          <w:szCs w:val="22"/>
         </w:rPr>
         <w:t xml:space="preserve">; and</w:t>
       </w:r>
@@ -4510,8 +4510,8 @@
       <w:r>
         <w:rPr>
           <w:rFonts w:ascii="Calibri" w:cs="Calibri" w:eastAsia="Calibri" w:hAnsi="Calibri"/>
-          <w:sz w:val="20"/>
-          <w:szCs w:val="20"/>
+          <w:sz w:val="22"/>
+          <w:szCs w:val="22"/>
         </w:rPr>
         <w:t xml:space="preserve">each party will sign whatever QBCC forms are needed to give effect to this.</w:t>
       </w:r>
@@ -4529,16 +4529,16 @@
           <w:rFonts w:ascii="Calibri" w:cs="Calibri" w:eastAsia="Calibri" w:hAnsi="Calibri"/>
           <w:b/>
           <w:bCs/>
-          <w:sz w:val="20"/>
-          <w:szCs w:val="20"/>
+          <w:sz w:val="22"/>
+          <w:szCs w:val="22"/>
         </w:rPr>
         <w:t xml:space="preserve">12.4	</w:t>
       </w:r>
       <w:r>
         <w:rPr>
           <w:rFonts w:ascii="Calibri" w:cs="Calibri" w:eastAsia="Calibri" w:hAnsi="Calibri"/>
-          <w:sz w:val="20"/>
-          <w:szCs w:val="20"/>
+          <w:sz w:val="22"/>
+          <w:szCs w:val="22"/>
         </w:rPr>
         <w:t xml:space="preserve">The Employee must give FLC </w:t>
       </w:r>
@@ -4547,8 +4547,8 @@
           <w:rFonts w:ascii="Calibri" w:cs="Calibri" w:eastAsia="Calibri" w:hAnsi="Calibri"/>
           <w:b/>
           <w:bCs/>
-          <w:sz w:val="20"/>
-          <w:szCs w:val="20"/>
+          <w:sz w:val="22"/>
+          <w:szCs w:val="22"/>
         </w:rPr>
         <w:t xml:space="preserve">[</w:t>
       </w:r>
@@ -4558,8 +4558,8 @@
           <w:b/>
           <w:bCs/>
           <w:color w:val="A0392B"/>
-          <w:sz w:val="20"/>
-          <w:szCs w:val="20"/>
+          <w:sz w:val="22"/>
+          <w:szCs w:val="22"/>
         </w:rPr>
         <w:t xml:space="preserve">4</w:t>
       </w:r>
@@ -4568,16 +4568,16 @@
           <w:rFonts w:ascii="Calibri" w:cs="Calibri" w:eastAsia="Calibri" w:hAnsi="Calibri"/>
           <w:b/>
           <w:bCs/>
-          <w:sz w:val="20"/>
-          <w:szCs w:val="20"/>
+          <w:sz w:val="22"/>
+          <w:szCs w:val="22"/>
         </w:rPr>
         <w:t xml:space="preserve">] weeks' notice</w:t>
       </w:r>
       <w:r>
         <w:rPr>
           <w:rFonts w:ascii="Calibri" w:cs="Calibri" w:eastAsia="Calibri" w:hAnsi="Calibri"/>
-          <w:sz w:val="20"/>
-          <w:szCs w:val="20"/>
+          <w:sz w:val="22"/>
+          <w:szCs w:val="22"/>
         </w:rPr>
         <w:t xml:space="preserve"> before resigning as nominee (as distinct from declining Engagements), so FLC can appoint a replacement inside the 28-day window. This clause survives termination.</w:t>
       </w:r>
@@ -4595,16 +4595,16 @@
           <w:rFonts w:ascii="Calibri" w:cs="Calibri" w:eastAsia="Calibri" w:hAnsi="Calibri"/>
           <w:b/>
           <w:bCs/>
-          <w:sz w:val="20"/>
-          <w:szCs w:val="20"/>
+          <w:sz w:val="22"/>
+          <w:szCs w:val="22"/>
         </w:rPr>
         <w:t xml:space="preserve">12.5	</w:t>
       </w:r>
       <w:r>
         <w:rPr>
           <w:rFonts w:ascii="Calibri" w:cs="Calibri" w:eastAsia="Calibri" w:hAnsi="Calibri"/>
-          <w:sz w:val="20"/>
-          <w:szCs w:val="20"/>
+          <w:sz w:val="22"/>
+          <w:szCs w:val="22"/>
         </w:rPr>
         <w:t xml:space="preserve">On termination the Employee returns all FLC property and records.</w:t>
       </w:r>
@@ -4623,8 +4623,8 @@
           <w:b/>
           <w:bCs/>
           <w:color w:val="0F5257"/>
-          <w:sz w:val="26"/>
-          <w:szCs w:val="26"/>
+          <w:sz w:val="28"/>
+          <w:szCs w:val="28"/>
         </w:rPr>
         <w:t xml:space="preserve">13. General</w:t>
       </w:r>
@@ -4642,16 +4642,16 @@
           <w:rFonts w:ascii="Calibri" w:cs="Calibri" w:eastAsia="Calibri" w:hAnsi="Calibri"/>
           <w:b/>
           <w:bCs/>
-          <w:sz w:val="20"/>
-          <w:szCs w:val="20"/>
+          <w:sz w:val="22"/>
+          <w:szCs w:val="22"/>
         </w:rPr>
         <w:t xml:space="preserve">13.1	</w:t>
       </w:r>
       <w:r>
         <w:rPr>
           <w:rFonts w:ascii="Calibri" w:cs="Calibri" w:eastAsia="Calibri" w:hAnsi="Calibri"/>
-          <w:sz w:val="20"/>
-          <w:szCs w:val="20"/>
+          <w:sz w:val="22"/>
+          <w:szCs w:val="22"/>
         </w:rPr>
         <w:t xml:space="preserve">This Agreement is governed by the laws of </w:t>
       </w:r>
@@ -4660,16 +4660,16 @@
           <w:rFonts w:ascii="Calibri" w:cs="Calibri" w:eastAsia="Calibri" w:hAnsi="Calibri"/>
           <w:b/>
           <w:bCs/>
-          <w:sz w:val="20"/>
-          <w:szCs w:val="20"/>
+          <w:sz w:val="22"/>
+          <w:szCs w:val="22"/>
         </w:rPr>
         <w:t xml:space="preserve">Queensland</w:t>
       </w:r>
       <w:r>
         <w:rPr>
           <w:rFonts w:ascii="Calibri" w:cs="Calibri" w:eastAsia="Calibri" w:hAnsi="Calibri"/>
-          <w:sz w:val="20"/>
-          <w:szCs w:val="20"/>
+          <w:sz w:val="22"/>
+          <w:szCs w:val="22"/>
         </w:rPr>
         <w:t xml:space="preserve">.</w:t>
       </w:r>
@@ -4687,16 +4687,16 @@
           <w:rFonts w:ascii="Calibri" w:cs="Calibri" w:eastAsia="Calibri" w:hAnsi="Calibri"/>
           <w:b/>
           <w:bCs/>
-          <w:sz w:val="20"/>
-          <w:szCs w:val="20"/>
+          <w:sz w:val="22"/>
+          <w:szCs w:val="22"/>
         </w:rPr>
         <w:t xml:space="preserve">13.2	</w:t>
       </w:r>
       <w:r>
         <w:rPr>
           <w:rFonts w:ascii="Calibri" w:cs="Calibri" w:eastAsia="Calibri" w:hAnsi="Calibri"/>
-          <w:sz w:val="20"/>
-          <w:szCs w:val="20"/>
+          <w:sz w:val="22"/>
+          <w:szCs w:val="22"/>
         </w:rPr>
         <w:t xml:space="preserve">It is the entire agreement between the parties and replaces all prior agreements and understandings.</w:t>
       </w:r>
@@ -4714,16 +4714,16 @@
           <w:rFonts w:ascii="Calibri" w:cs="Calibri" w:eastAsia="Calibri" w:hAnsi="Calibri"/>
           <w:b/>
           <w:bCs/>
-          <w:sz w:val="20"/>
-          <w:szCs w:val="20"/>
+          <w:sz w:val="22"/>
+          <w:szCs w:val="22"/>
         </w:rPr>
         <w:t xml:space="preserve">13.3	</w:t>
       </w:r>
       <w:r>
         <w:rPr>
           <w:rFonts w:ascii="Calibri" w:cs="Calibri" w:eastAsia="Calibri" w:hAnsi="Calibri"/>
-          <w:sz w:val="20"/>
-          <w:szCs w:val="20"/>
+          <w:sz w:val="22"/>
+          <w:szCs w:val="22"/>
         </w:rPr>
         <w:t xml:space="preserve">It may only be varied in writing signed by both parties, except that FLC may increase the Hourly Rate unilaterally.</w:t>
       </w:r>
@@ -4741,8 +4741,8 @@
           <w:rFonts w:ascii="Calibri" w:cs="Calibri" w:eastAsia="Calibri" w:hAnsi="Calibri"/>
           <w:b/>
           <w:bCs/>
-          <w:sz w:val="20"/>
-          <w:szCs w:val="20"/>
+          <w:sz w:val="22"/>
+          <w:szCs w:val="22"/>
         </w:rPr>
         <w:t xml:space="preserve">13.4	</w:t>
       </w:r>
@@ -4751,16 +4751,16 @@
           <w:rFonts w:ascii="Calibri" w:cs="Calibri" w:eastAsia="Calibri" w:hAnsi="Calibri"/>
           <w:b/>
           <w:bCs/>
-          <w:sz w:val="20"/>
-          <w:szCs w:val="20"/>
+          <w:sz w:val="22"/>
+          <w:szCs w:val="22"/>
         </w:rPr>
         <w:t xml:space="preserve">Statutory entitlements prevail. </w:t>
       </w:r>
       <w:r>
         <w:rPr>
           <w:rFonts w:ascii="Calibri" w:cs="Calibri" w:eastAsia="Calibri" w:hAnsi="Calibri"/>
-          <w:sz w:val="20"/>
-          <w:szCs w:val="20"/>
+          <w:sz w:val="22"/>
+          <w:szCs w:val="22"/>
         </w:rPr>
         <w:t xml:space="preserve">Nothing in this Agreement excludes, modifies or reduces any entitlement under the </w:t>
       </w:r>
@@ -4769,16 +4769,16 @@
           <w:rFonts w:ascii="Calibri" w:cs="Calibri" w:eastAsia="Calibri" w:hAnsi="Calibri"/>
           <w:i/>
           <w:iCs/>
-          <w:sz w:val="20"/>
-          <w:szCs w:val="20"/>
+          <w:sz w:val="22"/>
+          <w:szCs w:val="22"/>
         </w:rPr>
         <w:t xml:space="preserve">Fair Work Act 2009</w:t>
       </w:r>
       <w:r>
         <w:rPr>
           <w:rFonts w:ascii="Calibri" w:cs="Calibri" w:eastAsia="Calibri" w:hAnsi="Calibri"/>
-          <w:sz w:val="20"/>
-          <w:szCs w:val="20"/>
+          <w:sz w:val="22"/>
+          <w:szCs w:val="22"/>
         </w:rPr>
         <w:t xml:space="preserve"> (Cth), the National Employment Standards, any applicable modern award, or any other law. To the extent of any inconsistency, that law prevails.</w:t>
       </w:r>
@@ -4796,16 +4796,16 @@
           <w:rFonts w:ascii="Calibri" w:cs="Calibri" w:eastAsia="Calibri" w:hAnsi="Calibri"/>
           <w:b/>
           <w:bCs/>
-          <w:sz w:val="20"/>
-          <w:szCs w:val="20"/>
+          <w:sz w:val="22"/>
+          <w:szCs w:val="22"/>
         </w:rPr>
         <w:t xml:space="preserve">13.5	</w:t>
       </w:r>
       <w:r>
         <w:rPr>
           <w:rFonts w:ascii="Calibri" w:cs="Calibri" w:eastAsia="Calibri" w:hAnsi="Calibri"/>
-          <w:sz w:val="20"/>
-          <w:szCs w:val="20"/>
+          <w:sz w:val="22"/>
+          <w:szCs w:val="22"/>
         </w:rPr>
         <w:t xml:space="preserve">If any clause is invalid or unenforceable it is severed and the rest continues.</w:t>
       </w:r>
@@ -4824,8 +4824,8 @@
           <w:b/>
           <w:bCs/>
           <w:color w:val="0F5257"/>
-          <w:sz w:val="26"/>
-          <w:szCs w:val="26"/>
+          <w:sz w:val="28"/>
+          <w:szCs w:val="28"/>
         </w:rPr>
         <w:t xml:space="preserve">Signed</w:t>
       </w:r>
@@ -4839,16 +4839,16 @@
           <w:rFonts w:ascii="Calibri" w:cs="Calibri" w:eastAsia="Calibri" w:hAnsi="Calibri"/>
           <w:b/>
           <w:bCs/>
-          <w:sz w:val="20"/>
-          <w:szCs w:val="20"/>
+          <w:sz w:val="22"/>
+          <w:szCs w:val="22"/>
         </w:rPr>
         <w:t xml:space="preserve">FIRST LIGHT CIVIL PTY LTD</w:t>
       </w:r>
       <w:r>
         <w:rPr>
           <w:rFonts w:ascii="Calibri" w:cs="Calibri" w:eastAsia="Calibri" w:hAnsi="Calibri"/>
-          <w:sz w:val="20"/>
-          <w:szCs w:val="20"/>
+          <w:sz w:val="22"/>
+          <w:szCs w:val="22"/>
         </w:rPr>
         <w:t xml:space="preserve"> ACN </w:t>
       </w:r>
@@ -4858,8 +4858,8 @@
           <w:b/>
           <w:bCs/>
           <w:color w:val="A0392B"/>
-          <w:sz w:val="20"/>
-          <w:szCs w:val="20"/>
+          <w:sz w:val="22"/>
+          <w:szCs w:val="22"/>
         </w:rPr>
         <w:t xml:space="preserve">[ACN]</w:t>
       </w:r>
@@ -4874,16 +4874,16 @@
       <w:r>
         <w:rPr>
           <w:rFonts w:ascii="Calibri" w:cs="Calibri" w:eastAsia="Calibri" w:hAnsi="Calibri"/>
-          <w:sz w:val="20"/>
-          <w:szCs w:val="20"/>
+          <w:sz w:val="22"/>
+          <w:szCs w:val="22"/>
         </w:rPr>
         <w:t xml:space="preserve">Director signature	</w:t>
       </w:r>
       <w:r>
         <w:rPr>
           <w:rFonts w:ascii="Calibri" w:cs="Calibri" w:eastAsia="Calibri" w:hAnsi="Calibri"/>
-          <w:sz w:val="20"/>
-          <w:szCs w:val="20"/>
+          <w:sz w:val="22"/>
+          <w:szCs w:val="22"/>
           <w:u w:val="single"/>
         </w:rPr>
         <w:t xml:space="preserve">                                                            </w:t>
@@ -4899,16 +4899,16 @@
       <w:r>
         <w:rPr>
           <w:rFonts w:ascii="Calibri" w:cs="Calibri" w:eastAsia="Calibri" w:hAnsi="Calibri"/>
-          <w:sz w:val="20"/>
-          <w:szCs w:val="20"/>
+          <w:sz w:val="22"/>
+          <w:szCs w:val="22"/>
         </w:rPr>
         <w:t xml:space="preserve">Name	</w:t>
       </w:r>
       <w:r>
         <w:rPr>
           <w:rFonts w:ascii="Calibri" w:cs="Calibri" w:eastAsia="Calibri" w:hAnsi="Calibri"/>
-          <w:sz w:val="20"/>
-          <w:szCs w:val="20"/>
+          <w:sz w:val="22"/>
+          <w:szCs w:val="22"/>
           <w:u w:val="single"/>
         </w:rPr>
         <w:t xml:space="preserve">                                                            </w:t>
@@ -4924,16 +4924,16 @@
       <w:r>
         <w:rPr>
           <w:rFonts w:ascii="Calibri" w:cs="Calibri" w:eastAsia="Calibri" w:hAnsi="Calibri"/>
-          <w:sz w:val="20"/>
-          <w:szCs w:val="20"/>
+          <w:sz w:val="22"/>
+          <w:szCs w:val="22"/>
         </w:rPr>
         <w:t xml:space="preserve">Date	</w:t>
       </w:r>
       <w:r>
         <w:rPr>
           <w:rFonts w:ascii="Calibri" w:cs="Calibri" w:eastAsia="Calibri" w:hAnsi="Calibri"/>
-          <w:sz w:val="20"/>
-          <w:szCs w:val="20"/>
+          <w:sz w:val="22"/>
+          <w:szCs w:val="22"/>
           <w:u w:val="single"/>
         </w:rPr>
         <w:t xml:space="preserve">                                                            </w:t>
@@ -4948,8 +4948,8 @@
           <w:rFonts w:ascii="Calibri" w:cs="Calibri" w:eastAsia="Calibri" w:hAnsi="Calibri"/>
           <w:b/>
           <w:bCs/>
-          <w:sz w:val="20"/>
-          <w:szCs w:val="20"/>
+          <w:sz w:val="22"/>
+          <w:szCs w:val="22"/>
         </w:rPr>
         <w:t xml:space="preserve">ALISTAIR COLEMAN</w:t>
       </w:r>
@@ -4964,16 +4964,16 @@
       <w:r>
         <w:rPr>
           <w:rFonts w:ascii="Calibri" w:cs="Calibri" w:eastAsia="Calibri" w:hAnsi="Calibri"/>
-          <w:sz w:val="20"/>
-          <w:szCs w:val="20"/>
+          <w:sz w:val="22"/>
+          <w:szCs w:val="22"/>
         </w:rPr>
         <w:t xml:space="preserve">Signature	</w:t>
       </w:r>
       <w:r>
         <w:rPr>
           <w:rFonts w:ascii="Calibri" w:cs="Calibri" w:eastAsia="Calibri" w:hAnsi="Calibri"/>
-          <w:sz w:val="20"/>
-          <w:szCs w:val="20"/>
+          <w:sz w:val="22"/>
+          <w:szCs w:val="22"/>
           <w:u w:val="single"/>
         </w:rPr>
         <w:t xml:space="preserve">                                                            </w:t>
@@ -4989,16 +4989,16 @@
       <w:r>
         <w:rPr>
           <w:rFonts w:ascii="Calibri" w:cs="Calibri" w:eastAsia="Calibri" w:hAnsi="Calibri"/>
-          <w:sz w:val="20"/>
-          <w:szCs w:val="20"/>
+          <w:sz w:val="22"/>
+          <w:szCs w:val="22"/>
         </w:rPr>
         <w:t xml:space="preserve">Date	</w:t>
       </w:r>
       <w:r>
         <w:rPr>
           <w:rFonts w:ascii="Calibri" w:cs="Calibri" w:eastAsia="Calibri" w:hAnsi="Calibri"/>
-          <w:sz w:val="20"/>
-          <w:szCs w:val="20"/>
+          <w:sz w:val="22"/>
+          <w:szCs w:val="22"/>
           <w:u w:val="single"/>
         </w:rPr>
         <w:t xml:space="preserve">                                                            </w:t>
@@ -5014,8 +5014,8 @@
           <w:rFonts w:ascii="Calibri" w:cs="Calibri" w:eastAsia="Calibri" w:hAnsi="Calibri"/>
           <w:b/>
           <w:bCs/>
-          <w:sz w:val="30"/>
-          <w:szCs w:val="30"/>
+          <w:sz w:val="32"/>
+          <w:szCs w:val="32"/>
         </w:rPr>
         <w:t xml:space="preserve">SCHEDULE 1</w:t>
       </w:r>
@@ -5031,8 +5031,8 @@
         <w:rPr>
           <w:rFonts w:ascii="Calibri" w:cs="Calibri" w:eastAsia="Calibri" w:hAnsi="Calibri"/>
           <w:color w:val="0F5257"/>
-          <w:sz w:val="24"/>
-          <w:szCs w:val="24"/>
+          <w:sz w:val="26"/>
+          <w:szCs w:val="26"/>
         </w:rPr>
         <w:t xml:space="preserve">Engagement Confirmation</w:t>
       </w:r>
@@ -5046,8 +5046,8 @@
           <w:rFonts w:ascii="Calibri" w:cs="Calibri" w:eastAsia="Calibri" w:hAnsi="Calibri"/>
           <w:i/>
           <w:iCs/>
-          <w:sz w:val="20"/>
-          <w:szCs w:val="20"/>
+          <w:sz w:val="22"/>
+          <w:szCs w:val="22"/>
         </w:rPr>
         <w:t xml:space="preserve">One per wall. Complete the scope assessment before FLC quotes.</w:t>
       </w:r>
@@ -5093,8 +5093,8 @@
                 <w:b/>
                 <w:bCs/>
                 <w:color w:val="5A6A6B"/>
-                <w:sz w:val="19"/>
-                <w:szCs w:val="19"/>
+                <w:sz w:val="21"/>
+                <w:szCs w:val="21"/>
               </w:rPr>
               <w:t xml:space="preserve">Project</w:t>
             </w:r>
@@ -5121,8 +5121,8 @@
                 <w:b/>
                 <w:bCs/>
                 <w:color w:val="5A6A6B"/>
-                <w:sz w:val="19"/>
-                <w:szCs w:val="19"/>
+                <w:sz w:val="21"/>
+                <w:szCs w:val="21"/>
               </w:rPr>
               <w:t xml:space="preserve"/>
             </w:r>
@@ -5150,8 +5150,8 @@
             <w:r>
               <w:rPr>
                 <w:rFonts w:ascii="Calibri" w:cs="Calibri" w:eastAsia="Calibri" w:hAnsi="Calibri"/>
-                <w:sz w:val="19"/>
-                <w:szCs w:val="19"/>
+                <w:sz w:val="21"/>
+                <w:szCs w:val="21"/>
               </w:rPr>
               <w:t xml:space="preserve">Site address</w:t>
             </w:r>
@@ -5174,8 +5174,8 @@
             <w:r>
               <w:rPr>
                 <w:rFonts w:ascii="Calibri" w:cs="Calibri" w:eastAsia="Calibri" w:hAnsi="Calibri"/>
-                <w:sz w:val="19"/>
-                <w:szCs w:val="19"/>
+                <w:sz w:val="21"/>
+                <w:szCs w:val="21"/>
               </w:rPr>
               <w:t xml:space="preserve"/>
             </w:r>
@@ -5203,8 +5203,8 @@
             <w:r>
               <w:rPr>
                 <w:rFonts w:ascii="Calibri" w:cs="Calibri" w:eastAsia="Calibri" w:hAnsi="Calibri"/>
-                <w:sz w:val="19"/>
-                <w:szCs w:val="19"/>
+                <w:sz w:val="21"/>
+                <w:szCs w:val="21"/>
               </w:rPr>
               <w:t xml:space="preserve">FLC job number</w:t>
             </w:r>
@@ -5227,8 +5227,8 @@
             <w:r>
               <w:rPr>
                 <w:rFonts w:ascii="Calibri" w:cs="Calibri" w:eastAsia="Calibri" w:hAnsi="Calibri"/>
-                <w:sz w:val="19"/>
-                <w:szCs w:val="19"/>
+                <w:sz w:val="21"/>
+                <w:szCs w:val="21"/>
               </w:rPr>
               <w:t xml:space="preserve"/>
             </w:r>
@@ -5256,8 +5256,8 @@
             <w:r>
               <w:rPr>
                 <w:rFonts w:ascii="Calibri" w:cs="Calibri" w:eastAsia="Calibri" w:hAnsi="Calibri"/>
-                <w:sz w:val="19"/>
-                <w:szCs w:val="19"/>
+                <w:sz w:val="21"/>
+                <w:szCs w:val="21"/>
               </w:rPr>
               <w:t xml:space="preserve">Client</w:t>
             </w:r>
@@ -5280,8 +5280,8 @@
             <w:r>
               <w:rPr>
                 <w:rFonts w:ascii="Calibri" w:cs="Calibri" w:eastAsia="Calibri" w:hAnsi="Calibri"/>
-                <w:sz w:val="19"/>
-                <w:szCs w:val="19"/>
+                <w:sz w:val="21"/>
+                <w:szCs w:val="21"/>
               </w:rPr>
               <w:t xml:space="preserve"/>
             </w:r>
@@ -5309,8 +5309,8 @@
             <w:r>
               <w:rPr>
                 <w:rFonts w:ascii="Calibri" w:cs="Calibri" w:eastAsia="Calibri" w:hAnsi="Calibri"/>
-                <w:sz w:val="19"/>
-                <w:szCs w:val="19"/>
+                <w:sz w:val="21"/>
+                <w:szCs w:val="21"/>
               </w:rPr>
               <w:t xml:space="preserve">Description of work</w:t>
             </w:r>
@@ -5333,8 +5333,8 @@
             <w:r>
               <w:rPr>
                 <w:rFonts w:ascii="Calibri" w:cs="Calibri" w:eastAsia="Calibri" w:hAnsi="Calibri"/>
-                <w:sz w:val="19"/>
-                <w:szCs w:val="19"/>
+                <w:sz w:val="21"/>
+                <w:szCs w:val="21"/>
               </w:rPr>
               <w:t xml:space="preserve"/>
             </w:r>
@@ -5362,8 +5362,8 @@
             <w:r>
               <w:rPr>
                 <w:rFonts w:ascii="Calibri" w:cs="Calibri" w:eastAsia="Calibri" w:hAnsi="Calibri"/>
-                <w:sz w:val="19"/>
-                <w:szCs w:val="19"/>
+                <w:sz w:val="21"/>
+                <w:szCs w:val="21"/>
               </w:rPr>
               <w:t xml:space="preserve">Expected start / completion</w:t>
             </w:r>
@@ -5386,8 +5386,8 @@
             <w:r>
               <w:rPr>
                 <w:rFonts w:ascii="Calibri" w:cs="Calibri" w:eastAsia="Calibri" w:hAnsi="Calibri"/>
-                <w:sz w:val="19"/>
-                <w:szCs w:val="19"/>
+                <w:sz w:val="21"/>
+                <w:szCs w:val="21"/>
               </w:rPr>
               <w:t xml:space="preserve"/>
             </w:r>
@@ -5405,8 +5405,8 @@
           <w:rFonts w:ascii="Calibri" w:cs="Calibri" w:eastAsia="Calibri" w:hAnsi="Calibri"/>
           <w:b/>
           <w:bCs/>
-          <w:sz w:val="21"/>
-          <w:szCs w:val="21"/>
+          <w:sz w:val="23"/>
+          <w:szCs w:val="23"/>
         </w:rPr>
         <w:t xml:space="preserve">Scope assessment — clause 4.2</w:t>
       </w:r>
@@ -5452,8 +5452,8 @@
                 <w:b/>
                 <w:bCs/>
                 <w:color w:val="5A6A6B"/>
-                <w:sz w:val="19"/>
-                <w:szCs w:val="19"/>
+                <w:sz w:val="21"/>
+                <w:szCs w:val="21"/>
               </w:rPr>
               <w:t xml:space="preserve">Check</w:t>
             </w:r>
@@ -5480,8 +5480,8 @@
                 <w:b/>
                 <w:bCs/>
                 <w:color w:val="5A6A6B"/>
-                <w:sz w:val="19"/>
-                <w:szCs w:val="19"/>
+                <w:sz w:val="21"/>
+                <w:szCs w:val="21"/>
               </w:rPr>
               <w:t xml:space="preserve">Answer</w:t>
             </w:r>
@@ -5509,8 +5509,8 @@
             <w:r>
               <w:rPr>
                 <w:rFonts w:ascii="Calibri" w:cs="Calibri" w:eastAsia="Calibri" w:hAnsi="Calibri"/>
-                <w:sz w:val="19"/>
-                <w:szCs w:val="19"/>
+                <w:sz w:val="21"/>
+                <w:szCs w:val="21"/>
               </w:rPr>
               <w:t xml:space="preserve">Finished height incl. retained soil</w:t>
             </w:r>
@@ -5533,8 +5533,8 @@
             <w:r>
               <w:rPr>
                 <w:rFonts w:ascii="Calibri" w:cs="Calibri" w:eastAsia="Calibri" w:hAnsi="Calibri"/>
-                <w:sz w:val="19"/>
-                <w:szCs w:val="19"/>
+                <w:sz w:val="21"/>
+                <w:szCs w:val="21"/>
               </w:rPr>
               <w:t xml:space="preserve">________ mm</w:t>
             </w:r>
@@ -5562,8 +5562,8 @@
             <w:r>
               <w:rPr>
                 <w:rFonts w:ascii="Calibri" w:cs="Calibri" w:eastAsia="Calibri" w:hAnsi="Calibri"/>
-                <w:sz w:val="19"/>
-                <w:szCs w:val="19"/>
+                <w:sz w:val="21"/>
+                <w:szCs w:val="21"/>
               </w:rPr>
               <w:t xml:space="preserve">Surcharge load above or behind?</w:t>
             </w:r>
@@ -5586,8 +5586,8 @@
             <w:r>
               <w:rPr>
                 <w:rFonts w:ascii="Calibri" w:cs="Calibri" w:eastAsia="Calibri" w:hAnsi="Calibri"/>
-                <w:sz w:val="19"/>
-                <w:szCs w:val="19"/>
+                <w:sz w:val="21"/>
+                <w:szCs w:val="21"/>
               </w:rPr>
               <w:t xml:space="preserve">Yes  /  No</w:t>
             </w:r>
@@ -5615,8 +5615,8 @@
             <w:r>
               <w:rPr>
                 <w:rFonts w:ascii="Calibri" w:cs="Calibri" w:eastAsia="Calibri" w:hAnsi="Calibri"/>
-                <w:sz w:val="19"/>
-                <w:szCs w:val="19"/>
+                <w:sz w:val="21"/>
+                <w:szCs w:val="21"/>
               </w:rPr>
               <w:t xml:space="preserve">Clear distance to nearest building or wall</w:t>
             </w:r>
@@ -5639,8 +5639,8 @@
             <w:r>
               <w:rPr>
                 <w:rFonts w:ascii="Calibri" w:cs="Calibri" w:eastAsia="Calibri" w:hAnsi="Calibri"/>
-                <w:sz w:val="19"/>
-                <w:szCs w:val="19"/>
+                <w:sz w:val="21"/>
+                <w:szCs w:val="21"/>
               </w:rPr>
               <w:t xml:space="preserve">________ m</w:t>
             </w:r>
@@ -5668,8 +5668,8 @@
             <w:r>
               <w:rPr>
                 <w:rFonts w:ascii="Calibri" w:cs="Calibri" w:eastAsia="Calibri" w:hAnsi="Calibri"/>
-                <w:sz w:val="19"/>
-                <w:szCs w:val="19"/>
+                <w:sz w:val="21"/>
+                <w:szCs w:val="21"/>
               </w:rPr>
               <w:t xml:space="preserve">Tiered, stepped, or near an existing wall?</w:t>
             </w:r>
@@ -5692,8 +5692,8 @@
             <w:r>
               <w:rPr>
                 <w:rFonts w:ascii="Calibri" w:cs="Calibri" w:eastAsia="Calibri" w:hAnsi="Calibri"/>
-                <w:sz w:val="19"/>
-                <w:szCs w:val="19"/>
+                <w:sz w:val="21"/>
+                <w:szCs w:val="21"/>
               </w:rPr>
               <w:t xml:space="preserve">Yes  /  No</w:t>
             </w:r>
@@ -5721,8 +5721,8 @@
             <w:r>
               <w:rPr>
                 <w:rFonts w:ascii="Calibri" w:cs="Calibri" w:eastAsia="Calibri" w:hAnsi="Calibri"/>
-                <w:sz w:val="19"/>
-                <w:szCs w:val="19"/>
+                <w:sz w:val="21"/>
+                <w:szCs w:val="21"/>
               </w:rPr>
               <w:t xml:space="preserve">Part of a pool barrier?</w:t>
             </w:r>
@@ -5745,8 +5745,8 @@
             <w:r>
               <w:rPr>
                 <w:rFonts w:ascii="Calibri" w:cs="Calibri" w:eastAsia="Calibri" w:hAnsi="Calibri"/>
-                <w:sz w:val="19"/>
-                <w:szCs w:val="19"/>
+                <w:sz w:val="21"/>
+                <w:szCs w:val="21"/>
               </w:rPr>
               <w:t xml:space="preserve">Yes  /  No</w:t>
             </w:r>
@@ -5774,8 +5774,8 @@
             <w:r>
               <w:rPr>
                 <w:rFonts w:ascii="Calibri" w:cs="Calibri" w:eastAsia="Calibri" w:hAnsi="Calibri"/>
-                <w:sz w:val="19"/>
-                <w:szCs w:val="19"/>
+                <w:sz w:val="21"/>
+                <w:szCs w:val="21"/>
               </w:rPr>
               <w:t xml:space="preserve">Soil or drainage concerns?</w:t>
             </w:r>
@@ -5798,8 +5798,8 @@
             <w:r>
               <w:rPr>
                 <w:rFonts w:ascii="Calibri" w:cs="Calibri" w:eastAsia="Calibri" w:hAnsi="Calibri"/>
-                <w:sz w:val="19"/>
-                <w:szCs w:val="19"/>
+                <w:sz w:val="21"/>
+                <w:szCs w:val="21"/>
               </w:rPr>
               <w:t xml:space="preserve">Yes  /  No</w:t>
             </w:r>
@@ -5827,8 +5827,8 @@
             <w:r>
               <w:rPr>
                 <w:rFonts w:ascii="Calibri" w:cs="Calibri" w:eastAsia="Calibri" w:hAnsi="Calibri"/>
-                <w:sz w:val="19"/>
-                <w:szCs w:val="19"/>
+                <w:sz w:val="21"/>
+                <w:szCs w:val="21"/>
               </w:rPr>
               <w:t xml:space="preserve">Heritage, easement or other constraint?</w:t>
             </w:r>
@@ -5851,8 +5851,8 @@
             <w:r>
               <w:rPr>
                 <w:rFonts w:ascii="Calibri" w:cs="Calibri" w:eastAsia="Calibri" w:hAnsi="Calibri"/>
-                <w:sz w:val="19"/>
-                <w:szCs w:val="19"/>
+                <w:sz w:val="21"/>
+                <w:szCs w:val="21"/>
               </w:rPr>
               <w:t xml:space="preserve">Yes  /  No</w:t>
             </w:r>
@@ -5882,8 +5882,8 @@
                 <w:rFonts w:ascii="Calibri" w:cs="Calibri" w:eastAsia="Calibri" w:hAnsi="Calibri"/>
                 <w:b/>
                 <w:bCs/>
-                <w:sz w:val="20"/>
-                <w:szCs w:val="20"/>
+                <w:sz w:val="22"/>
+                <w:szCs w:val="22"/>
               </w:rPr>
               <w:t xml:space="preserve">Is this an Exempt Wall?</w:t>
             </w:r>
@@ -5908,8 +5908,8 @@
                 <w:rFonts w:ascii="Calibri" w:cs="Calibri" w:eastAsia="Calibri" w:hAnsi="Calibri"/>
                 <w:b/>
                 <w:bCs/>
-                <w:sz w:val="20"/>
-                <w:szCs w:val="20"/>
+                <w:sz w:val="22"/>
+                <w:szCs w:val="22"/>
               </w:rPr>
               <w:t xml:space="preserve">Yes  /  No</w:t>
             </w:r>
@@ -5939,8 +5939,8 @@
                 <w:rFonts w:ascii="Calibri" w:cs="Calibri" w:eastAsia="Calibri" w:hAnsi="Calibri"/>
                 <w:b/>
                 <w:bCs/>
-                <w:sz w:val="20"/>
-                <w:szCs w:val="20"/>
+                <w:sz w:val="22"/>
+                <w:szCs w:val="22"/>
               </w:rPr>
               <w:t xml:space="preserve">Within FLC's licence class?</w:t>
             </w:r>
@@ -5965,8 +5965,8 @@
                 <w:rFonts w:ascii="Calibri" w:cs="Calibri" w:eastAsia="Calibri" w:hAnsi="Calibri"/>
                 <w:b/>
                 <w:bCs/>
-                <w:sz w:val="20"/>
-                <w:szCs w:val="20"/>
+                <w:sz w:val="22"/>
+                <w:szCs w:val="22"/>
               </w:rPr>
               <w:t xml:space="preserve">Yes  /  No</w:t>
             </w:r>
@@ -6025,8 +6025,8 @@
                 <w:bCs/>
                 <w:color w:val="5A6A6B"/>
                 <w:spacing w:val="20"/>
-                <w:sz w:val="16"/>
-                <w:szCs w:val="16"/>
+                <w:sz w:val="17"/>
+                <w:szCs w:val="17"/>
               </w:rPr>
               <w:t xml:space="preserve">STOP CONDITION</w:t>
             </w:r>
@@ -6040,8 +6040,8 @@
                 <w:rFonts w:ascii="Calibri" w:cs="Calibri" w:eastAsia="Calibri" w:hAnsi="Calibri"/>
                 <w:b/>
                 <w:bCs/>
-                <w:sz w:val="20"/>
-                <w:szCs w:val="20"/>
+                <w:sz w:val="22"/>
+                <w:szCs w:val="22"/>
               </w:rPr>
               <w:t xml:space="preserve">If either bolded answer is No, clause 4.4 applies. Do not quote or start until an RPEQ engineer is engaged and the licence class is confirmed.</w:t>
             </w:r>
@@ -6059,16 +6059,16 @@
       <w:r>
         <w:rPr>
           <w:rFonts w:ascii="Calibri" w:cs="Calibri" w:eastAsia="Calibri" w:hAnsi="Calibri"/>
-          <w:sz w:val="20"/>
-          <w:szCs w:val="20"/>
+          <w:sz w:val="22"/>
+          <w:szCs w:val="22"/>
         </w:rPr>
         <w:t xml:space="preserve">Nominee signature	</w:t>
       </w:r>
       <w:r>
         <w:rPr>
           <w:rFonts w:ascii="Calibri" w:cs="Calibri" w:eastAsia="Calibri" w:hAnsi="Calibri"/>
-          <w:sz w:val="20"/>
-          <w:szCs w:val="20"/>
+          <w:sz w:val="22"/>
+          <w:szCs w:val="22"/>
           <w:u w:val="single"/>
         </w:rPr>
         <w:t xml:space="preserve">                                                            </w:t>
@@ -6084,16 +6084,16 @@
       <w:r>
         <w:rPr>
           <w:rFonts w:ascii="Calibri" w:cs="Calibri" w:eastAsia="Calibri" w:hAnsi="Calibri"/>
-          <w:sz w:val="20"/>
-          <w:szCs w:val="20"/>
+          <w:sz w:val="22"/>
+          <w:szCs w:val="22"/>
         </w:rPr>
         <w:t xml:space="preserve">Date	</w:t>
       </w:r>
       <w:r>
         <w:rPr>
           <w:rFonts w:ascii="Calibri" w:cs="Calibri" w:eastAsia="Calibri" w:hAnsi="Calibri"/>
-          <w:sz w:val="20"/>
-          <w:szCs w:val="20"/>
+          <w:sz w:val="22"/>
+          <w:szCs w:val="22"/>
           <w:u w:val="single"/>
         </w:rPr>
         <w:t xml:space="preserve">                                                            </w:t>
@@ -6109,8 +6109,8 @@
           <w:rFonts w:ascii="Calibri" w:cs="Calibri" w:eastAsia="Calibri" w:hAnsi="Calibri"/>
           <w:b/>
           <w:bCs/>
-          <w:sz w:val="21"/>
-          <w:szCs w:val="21"/>
+          <w:sz w:val="23"/>
+          <w:szCs w:val="23"/>
         </w:rPr>
         <w:t xml:space="preserve">Commercials</w:t>
       </w:r>
@@ -6149,8 +6149,8 @@
             <w:r>
               <w:rPr>
                 <w:rFonts w:ascii="Calibri" w:cs="Calibri" w:eastAsia="Calibri" w:hAnsi="Calibri"/>
-                <w:sz w:val="19"/>
-                <w:szCs w:val="19"/>
+                <w:sz w:val="21"/>
+                <w:szCs w:val="21"/>
               </w:rPr>
               <w:t xml:space="preserve">Contract Value (ex GST)</w:t>
             </w:r>
@@ -6173,8 +6173,8 @@
             <w:r>
               <w:rPr>
                 <w:rFonts w:ascii="Calibri" w:cs="Calibri" w:eastAsia="Calibri" w:hAnsi="Calibri"/>
-                <w:sz w:val="19"/>
-                <w:szCs w:val="19"/>
+                <w:sz w:val="21"/>
+                <w:szCs w:val="21"/>
               </w:rPr>
               <w:t xml:space="preserve">$</w:t>
             </w:r>
@@ -6201,8 +6201,8 @@
                 <w:rFonts w:ascii="Calibri" w:cs="Calibri" w:eastAsia="Calibri" w:hAnsi="Calibri"/>
                 <w:b/>
                 <w:bCs/>
-                <w:sz w:val="20"/>
-                <w:szCs w:val="20"/>
+                <w:sz w:val="22"/>
+                <w:szCs w:val="22"/>
               </w:rPr>
               <w:t xml:space="preserve">Job Value Allowance (5%)</w:t>
             </w:r>
@@ -6227,8 +6227,8 @@
                 <w:rFonts w:ascii="Calibri" w:cs="Calibri" w:eastAsia="Calibri" w:hAnsi="Calibri"/>
                 <w:b/>
                 <w:bCs/>
-                <w:sz w:val="20"/>
-                <w:szCs w:val="20"/>
+                <w:sz w:val="22"/>
+                <w:szCs w:val="22"/>
               </w:rPr>
               <w:t xml:space="preserve">$</w:t>
             </w:r>
@@ -6253,8 +6253,8 @@
             <w:r>
               <w:rPr>
                 <w:rFonts w:ascii="Calibri" w:cs="Calibri" w:eastAsia="Calibri" w:hAnsi="Calibri"/>
-                <w:sz w:val="19"/>
-                <w:szCs w:val="19"/>
+                <w:sz w:val="21"/>
+                <w:szCs w:val="21"/>
               </w:rPr>
               <w:t xml:space="preserve">Wages Component (÷ 1.12)</w:t>
             </w:r>
@@ -6277,8 +6277,8 @@
             <w:r>
               <w:rPr>
                 <w:rFonts w:ascii="Calibri" w:cs="Calibri" w:eastAsia="Calibri" w:hAnsi="Calibri"/>
-                <w:sz w:val="19"/>
-                <w:szCs w:val="19"/>
+                <w:sz w:val="21"/>
+                <w:szCs w:val="21"/>
               </w:rPr>
               <w:t xml:space="preserve">$</w:t>
             </w:r>
@@ -6303,8 +6303,8 @@
             <w:r>
               <w:rPr>
                 <w:rFonts w:ascii="Calibri" w:cs="Calibri" w:eastAsia="Calibri" w:hAnsi="Calibri"/>
-                <w:sz w:val="19"/>
-                <w:szCs w:val="19"/>
+                <w:sz w:val="21"/>
+                <w:szCs w:val="21"/>
               </w:rPr>
               <w:t xml:space="preserve">Superannuation (12%)</w:t>
             </w:r>
@@ -6327,8 +6327,8 @@
             <w:r>
               <w:rPr>
                 <w:rFonts w:ascii="Calibri" w:cs="Calibri" w:eastAsia="Calibri" w:hAnsi="Calibri"/>
-                <w:sz w:val="19"/>
-                <w:szCs w:val="19"/>
+                <w:sz w:val="21"/>
+                <w:szCs w:val="21"/>
               </w:rPr>
               <w:t xml:space="preserve">$</w:t>
             </w:r>
@@ -6353,8 +6353,8 @@
             <w:r>
               <w:rPr>
                 <w:rFonts w:ascii="Calibri" w:cs="Calibri" w:eastAsia="Calibri" w:hAnsi="Calibri"/>
-                <w:sz w:val="19"/>
-                <w:szCs w:val="19"/>
+                <w:sz w:val="21"/>
+                <w:szCs w:val="21"/>
               </w:rPr>
               <w:t xml:space="preserve">Hourly Rate</w:t>
             </w:r>
@@ -6377,8 +6377,8 @@
             <w:r>
               <w:rPr>
                 <w:rFonts w:ascii="Calibri" w:cs="Calibri" w:eastAsia="Calibri" w:hAnsi="Calibri"/>
-                <w:sz w:val="19"/>
-                <w:szCs w:val="19"/>
+                <w:sz w:val="21"/>
+                <w:szCs w:val="21"/>
               </w:rPr>
               <w:t xml:space="preserve">$</w:t>
             </w:r>
@@ -6405,8 +6405,8 @@
                 <w:rFonts w:ascii="Calibri" w:cs="Calibri" w:eastAsia="Calibri" w:hAnsi="Calibri"/>
                 <w:b/>
                 <w:bCs/>
-                <w:sz w:val="20"/>
-                <w:szCs w:val="20"/>
+                <w:sz w:val="22"/>
+                <w:szCs w:val="22"/>
               </w:rPr>
               <w:t xml:space="preserve">Budgeted Hours</w:t>
             </w:r>
@@ -6431,8 +6431,8 @@
                 <w:rFonts w:ascii="Calibri" w:cs="Calibri" w:eastAsia="Calibri" w:hAnsi="Calibri"/>
                 <w:b/>
                 <w:bCs/>
-                <w:sz w:val="20"/>
-                <w:szCs w:val="20"/>
+                <w:sz w:val="22"/>
+                <w:szCs w:val="22"/>
               </w:rPr>
               <w:t xml:space="preserve">________ h</w:t>
             </w:r>
@@ -6450,8 +6450,8 @@
           <w:rFonts w:ascii="Calibri" w:cs="Calibri" w:eastAsia="Calibri" w:hAnsi="Calibri"/>
           <w:b/>
           <w:bCs/>
-          <w:sz w:val="21"/>
-          <w:szCs w:val="21"/>
+          <w:sz w:val="23"/>
+          <w:szCs w:val="23"/>
         </w:rPr>
         <w:t xml:space="preserve">Offer and acceptance</w:t>
       </w:r>
@@ -6463,8 +6463,8 @@
       <w:r>
         <w:rPr>
           <w:rFonts w:ascii="Calibri" w:cs="Calibri" w:eastAsia="Calibri" w:hAnsi="Calibri"/>
-          <w:sz w:val="20"/>
-          <w:szCs w:val="20"/>
+          <w:sz w:val="22"/>
+          <w:szCs w:val="22"/>
         </w:rPr>
         <w:t xml:space="preserve">FLC offers this Engagement on the terms of the Casual Employment Agreement dated </w:t>
       </w:r>
@@ -6474,16 +6474,16 @@
           <w:b/>
           <w:bCs/>
           <w:color w:val="A0392B"/>
-          <w:sz w:val="20"/>
-          <w:szCs w:val="20"/>
+          <w:sz w:val="22"/>
+          <w:szCs w:val="22"/>
         </w:rPr>
         <w:t xml:space="preserve">[date]</w:t>
       </w:r>
       <w:r>
         <w:rPr>
           <w:rFonts w:ascii="Calibri" w:cs="Calibri" w:eastAsia="Calibri" w:hAnsi="Calibri"/>
-          <w:sz w:val="20"/>
-          <w:szCs w:val="20"/>
+          <w:sz w:val="22"/>
+          <w:szCs w:val="22"/>
         </w:rPr>
         <w:t xml:space="preserve">.</w:t>
       </w:r>
@@ -6498,16 +6498,16 @@
       <w:r>
         <w:rPr>
           <w:rFonts w:ascii="Calibri" w:cs="Calibri" w:eastAsia="Calibri" w:hAnsi="Calibri"/>
-          <w:sz w:val="20"/>
-          <w:szCs w:val="20"/>
+          <w:sz w:val="22"/>
+          <w:szCs w:val="22"/>
         </w:rPr>
         <w:t xml:space="preserve">FLC	</w:t>
       </w:r>
       <w:r>
         <w:rPr>
           <w:rFonts w:ascii="Calibri" w:cs="Calibri" w:eastAsia="Calibri" w:hAnsi="Calibri"/>
-          <w:sz w:val="20"/>
-          <w:szCs w:val="20"/>
+          <w:sz w:val="22"/>
+          <w:szCs w:val="22"/>
           <w:u w:val="single"/>
         </w:rPr>
         <w:t xml:space="preserve">                                                            </w:t>
@@ -6523,16 +6523,16 @@
       <w:r>
         <w:rPr>
           <w:rFonts w:ascii="Calibri" w:cs="Calibri" w:eastAsia="Calibri" w:hAnsi="Calibri"/>
-          <w:sz w:val="20"/>
-          <w:szCs w:val="20"/>
+          <w:sz w:val="22"/>
+          <w:szCs w:val="22"/>
         </w:rPr>
         <w:t xml:space="preserve">Date	</w:t>
       </w:r>
       <w:r>
         <w:rPr>
           <w:rFonts w:ascii="Calibri" w:cs="Calibri" w:eastAsia="Calibri" w:hAnsi="Calibri"/>
-          <w:sz w:val="20"/>
-          <w:szCs w:val="20"/>
+          <w:sz w:val="22"/>
+          <w:szCs w:val="22"/>
           <w:u w:val="single"/>
         </w:rPr>
         <w:t xml:space="preserve">                                                            </w:t>
@@ -6561,16 +6561,16 @@
       <w:r>
         <w:rPr>
           <w:rFonts w:ascii="Calibri" w:cs="Calibri" w:eastAsia="Calibri" w:hAnsi="Calibri"/>
-          <w:sz w:val="20"/>
-          <w:szCs w:val="20"/>
+          <w:sz w:val="22"/>
+          <w:szCs w:val="22"/>
         </w:rPr>
         <w:t xml:space="preserve">Employee	</w:t>
       </w:r>
       <w:r>
         <w:rPr>
           <w:rFonts w:ascii="Calibri" w:cs="Calibri" w:eastAsia="Calibri" w:hAnsi="Calibri"/>
-          <w:sz w:val="20"/>
-          <w:szCs w:val="20"/>
+          <w:sz w:val="22"/>
+          <w:szCs w:val="22"/>
           <w:u w:val="single"/>
         </w:rPr>
         <w:t xml:space="preserve">                                                            </w:t>
@@ -6586,16 +6586,16 @@
       <w:r>
         <w:rPr>
           <w:rFonts w:ascii="Calibri" w:cs="Calibri" w:eastAsia="Calibri" w:hAnsi="Calibri"/>
-          <w:sz w:val="20"/>
-          <w:szCs w:val="20"/>
+          <w:sz w:val="22"/>
+          <w:szCs w:val="22"/>
         </w:rPr>
         <w:t xml:space="preserve">Date	</w:t>
       </w:r>
       <w:r>
         <w:rPr>
           <w:rFonts w:ascii="Calibri" w:cs="Calibri" w:eastAsia="Calibri" w:hAnsi="Calibri"/>
-          <w:sz w:val="20"/>
-          <w:szCs w:val="20"/>
+          <w:sz w:val="22"/>
+          <w:szCs w:val="22"/>
           <w:u w:val="single"/>
         </w:rPr>
         <w:t xml:space="preserve">                                                            </w:t>
@@ -6611,8 +6611,8 @@
           <w:rFonts w:ascii="Calibri" w:cs="Calibri" w:eastAsia="Calibri" w:hAnsi="Calibri"/>
           <w:b/>
           <w:bCs/>
-          <w:sz w:val="21"/>
-          <w:szCs w:val="21"/>
+          <w:sz w:val="23"/>
+          <w:szCs w:val="23"/>
         </w:rPr>
         <w:t xml:space="preserve">Hours worked</w:t>
       </w:r>
@@ -6659,8 +6659,8 @@
                 <w:b/>
                 <w:bCs/>
                 <w:color w:val="5A6A6B"/>
-                <w:sz w:val="19"/>
-                <w:szCs w:val="19"/>
+                <w:sz w:val="21"/>
+                <w:szCs w:val="21"/>
               </w:rPr>
               <w:t xml:space="preserve">Date</w:t>
             </w:r>
@@ -6687,8 +6687,8 @@
                 <w:b/>
                 <w:bCs/>
                 <w:color w:val="5A6A6B"/>
-                <w:sz w:val="19"/>
-                <w:szCs w:val="19"/>
+                <w:sz w:val="21"/>
+                <w:szCs w:val="21"/>
               </w:rPr>
               <w:t xml:space="preserve">Activity</w:t>
             </w:r>
@@ -6715,8 +6715,8 @@
                 <w:b/>
                 <w:bCs/>
                 <w:color w:val="5A6A6B"/>
-                <w:sz w:val="19"/>
-                <w:szCs w:val="19"/>
+                <w:sz w:val="21"/>
+                <w:szCs w:val="21"/>
               </w:rPr>
               <w:t xml:space="preserve">Hours</w:t>
             </w:r>
@@ -6744,8 +6744,8 @@
             <w:r>
               <w:rPr>
                 <w:rFonts w:ascii="Calibri" w:cs="Calibri" w:eastAsia="Calibri" w:hAnsi="Calibri"/>
-                <w:sz w:val="19"/>
-                <w:szCs w:val="19"/>
+                <w:sz w:val="21"/>
+                <w:szCs w:val="21"/>
               </w:rPr>
               <w:t xml:space="preserve"/>
             </w:r>
@@ -6768,8 +6768,8 @@
             <w:r>
               <w:rPr>
                 <w:rFonts w:ascii="Calibri" w:cs="Calibri" w:eastAsia="Calibri" w:hAnsi="Calibri"/>
-                <w:sz w:val="19"/>
-                <w:szCs w:val="19"/>
+                <w:sz w:val="21"/>
+                <w:szCs w:val="21"/>
               </w:rPr>
               <w:t xml:space="preserve"/>
             </w:r>
@@ -6792,8 +6792,8 @@
             <w:r>
               <w:rPr>
                 <w:rFonts w:ascii="Calibri" w:cs="Calibri" w:eastAsia="Calibri" w:hAnsi="Calibri"/>
-                <w:sz w:val="19"/>
-                <w:szCs w:val="19"/>
+                <w:sz w:val="21"/>
+                <w:szCs w:val="21"/>
               </w:rPr>
               <w:t xml:space="preserve"/>
             </w:r>
@@ -6821,8 +6821,8 @@
             <w:r>
               <w:rPr>
                 <w:rFonts w:ascii="Calibri" w:cs="Calibri" w:eastAsia="Calibri" w:hAnsi="Calibri"/>
-                <w:sz w:val="19"/>
-                <w:szCs w:val="19"/>
+                <w:sz w:val="21"/>
+                <w:szCs w:val="21"/>
               </w:rPr>
               <w:t xml:space="preserve"/>
             </w:r>
@@ -6845,8 +6845,8 @@
             <w:r>
               <w:rPr>
                 <w:rFonts w:ascii="Calibri" w:cs="Calibri" w:eastAsia="Calibri" w:hAnsi="Calibri"/>
-                <w:sz w:val="19"/>
-                <w:szCs w:val="19"/>
+                <w:sz w:val="21"/>
+                <w:szCs w:val="21"/>
               </w:rPr>
               <w:t xml:space="preserve"/>
             </w:r>
@@ -6869,8 +6869,8 @@
             <w:r>
               <w:rPr>
                 <w:rFonts w:ascii="Calibri" w:cs="Calibri" w:eastAsia="Calibri" w:hAnsi="Calibri"/>
-                <w:sz w:val="19"/>
-                <w:szCs w:val="19"/>
+                <w:sz w:val="21"/>
+                <w:szCs w:val="21"/>
               </w:rPr>
               <w:t xml:space="preserve"/>
             </w:r>
@@ -6898,8 +6898,8 @@
             <w:r>
               <w:rPr>
                 <w:rFonts w:ascii="Calibri" w:cs="Calibri" w:eastAsia="Calibri" w:hAnsi="Calibri"/>
-                <w:sz w:val="19"/>
-                <w:szCs w:val="19"/>
+                <w:sz w:val="21"/>
+                <w:szCs w:val="21"/>
               </w:rPr>
               <w:t xml:space="preserve"/>
             </w:r>
@@ -6922,8 +6922,8 @@
             <w:r>
               <w:rPr>
                 <w:rFonts w:ascii="Calibri" w:cs="Calibri" w:eastAsia="Calibri" w:hAnsi="Calibri"/>
-                <w:sz w:val="19"/>
-                <w:szCs w:val="19"/>
+                <w:sz w:val="21"/>
+                <w:szCs w:val="21"/>
               </w:rPr>
               <w:t xml:space="preserve"/>
             </w:r>
@@ -6946,8 +6946,8 @@
             <w:r>
               <w:rPr>
                 <w:rFonts w:ascii="Calibri" w:cs="Calibri" w:eastAsia="Calibri" w:hAnsi="Calibri"/>
-                <w:sz w:val="19"/>
-                <w:szCs w:val="19"/>
+                <w:sz w:val="21"/>
+                <w:szCs w:val="21"/>
               </w:rPr>
               <w:t xml:space="preserve"/>
             </w:r>
@@ -6975,8 +6975,8 @@
             <w:r>
               <w:rPr>
                 <w:rFonts w:ascii="Calibri" w:cs="Calibri" w:eastAsia="Calibri" w:hAnsi="Calibri"/>
-                <w:sz w:val="19"/>
-                <w:szCs w:val="19"/>
+                <w:sz w:val="21"/>
+                <w:szCs w:val="21"/>
               </w:rPr>
               <w:t xml:space="preserve"/>
             </w:r>
@@ -6999,8 +6999,8 @@
             <w:r>
               <w:rPr>
                 <w:rFonts w:ascii="Calibri" w:cs="Calibri" w:eastAsia="Calibri" w:hAnsi="Calibri"/>
-                <w:sz w:val="19"/>
-                <w:szCs w:val="19"/>
+                <w:sz w:val="21"/>
+                <w:szCs w:val="21"/>
               </w:rPr>
               <w:t xml:space="preserve"/>
             </w:r>
@@ -7023,8 +7023,8 @@
             <w:r>
               <w:rPr>
                 <w:rFonts w:ascii="Calibri" w:cs="Calibri" w:eastAsia="Calibri" w:hAnsi="Calibri"/>
-                <w:sz w:val="19"/>
-                <w:szCs w:val="19"/>
+                <w:sz w:val="21"/>
+                <w:szCs w:val="21"/>
               </w:rPr>
               <w:t xml:space="preserve"/>
             </w:r>
@@ -7052,8 +7052,8 @@
             <w:r>
               <w:rPr>
                 <w:rFonts w:ascii="Calibri" w:cs="Calibri" w:eastAsia="Calibri" w:hAnsi="Calibri"/>
-                <w:sz w:val="19"/>
-                <w:szCs w:val="19"/>
+                <w:sz w:val="21"/>
+                <w:szCs w:val="21"/>
               </w:rPr>
               <w:t xml:space="preserve"/>
             </w:r>
@@ -7078,8 +7078,8 @@
                 <w:rFonts w:ascii="Calibri" w:cs="Calibri" w:eastAsia="Calibri" w:hAnsi="Calibri"/>
                 <w:b/>
                 <w:bCs/>
-                <w:sz w:val="20"/>
-                <w:szCs w:val="20"/>
+                <w:sz w:val="22"/>
+                <w:szCs w:val="22"/>
               </w:rPr>
               <w:t xml:space="preserve">Total</w:t>
             </w:r>
@@ -7102,8 +7102,8 @@
             <w:r>
               <w:rPr>
                 <w:rFonts w:ascii="Calibri" w:cs="Calibri" w:eastAsia="Calibri" w:hAnsi="Calibri"/>
-                <w:sz w:val="19"/>
-                <w:szCs w:val="19"/>
+                <w:sz w:val="21"/>
+                <w:szCs w:val="21"/>
               </w:rPr>
               <w:t xml:space="preserve"/>
             </w:r>
@@ -7121,8 +7121,8 @@
           <w:rFonts w:ascii="Calibri" w:cs="Calibri" w:eastAsia="Calibri" w:hAnsi="Calibri"/>
           <w:b/>
           <w:bCs/>
-          <w:sz w:val="21"/>
-          <w:szCs w:val="21"/>
+          <w:sz w:val="23"/>
+          <w:szCs w:val="23"/>
         </w:rPr>
         <w:t xml:space="preserve">Completion reconciliation — clause 6.4</w:t>
       </w:r>
@@ -7161,8 +7161,8 @@
             <w:r>
               <w:rPr>
                 <w:rFonts w:ascii="Calibri" w:cs="Calibri" w:eastAsia="Calibri" w:hAnsi="Calibri"/>
-                <w:sz w:val="19"/>
-                <w:szCs w:val="19"/>
+                <w:sz w:val="21"/>
+                <w:szCs w:val="21"/>
               </w:rPr>
               <w:t xml:space="preserve">Wages paid for this project</w:t>
             </w:r>
@@ -7185,8 +7185,8 @@
             <w:r>
               <w:rPr>
                 <w:rFonts w:ascii="Calibri" w:cs="Calibri" w:eastAsia="Calibri" w:hAnsi="Calibri"/>
-                <w:sz w:val="19"/>
-                <w:szCs w:val="19"/>
+                <w:sz w:val="21"/>
+                <w:szCs w:val="21"/>
               </w:rPr>
               <w:t xml:space="preserve">$</w:t>
             </w:r>
@@ -7211,8 +7211,8 @@
             <w:r>
               <w:rPr>
                 <w:rFonts w:ascii="Calibri" w:cs="Calibri" w:eastAsia="Calibri" w:hAnsi="Calibri"/>
-                <w:sz w:val="19"/>
-                <w:szCs w:val="19"/>
+                <w:sz w:val="21"/>
+                <w:szCs w:val="21"/>
               </w:rPr>
               <w:t xml:space="preserve">Less Wages Component</w:t>
             </w:r>
@@ -7235,8 +7235,8 @@
             <w:r>
               <w:rPr>
                 <w:rFonts w:ascii="Calibri" w:cs="Calibri" w:eastAsia="Calibri" w:hAnsi="Calibri"/>
-                <w:sz w:val="19"/>
-                <w:szCs w:val="19"/>
+                <w:sz w:val="21"/>
+                <w:szCs w:val="21"/>
               </w:rPr>
               <w:t xml:space="preserve">$</w:t>
             </w:r>
@@ -7263,8 +7263,8 @@
                 <w:rFonts w:ascii="Calibri" w:cs="Calibri" w:eastAsia="Calibri" w:hAnsi="Calibri"/>
                 <w:b/>
                 <w:bCs/>
-                <w:sz w:val="20"/>
-                <w:szCs w:val="20"/>
+                <w:sz w:val="22"/>
+                <w:szCs w:val="22"/>
               </w:rPr>
               <w:t xml:space="preserve">Completion payment due (if positive)</w:t>
             </w:r>
@@ -7289,8 +7289,8 @@
                 <w:rFonts w:ascii="Calibri" w:cs="Calibri" w:eastAsia="Calibri" w:hAnsi="Calibri"/>
                 <w:b/>
                 <w:bCs/>
-                <w:sz w:val="20"/>
-                <w:szCs w:val="20"/>
+                <w:sz w:val="22"/>
+                <w:szCs w:val="22"/>
               </w:rPr>
               <w:t xml:space="preserve">$</w:t>
             </w:r>
@@ -7315,8 +7315,8 @@
             <w:r>
               <w:rPr>
                 <w:rFonts w:ascii="Calibri" w:cs="Calibri" w:eastAsia="Calibri" w:hAnsi="Calibri"/>
-                <w:sz w:val="19"/>
-                <w:szCs w:val="19"/>
+                <w:sz w:val="21"/>
+                <w:szCs w:val="21"/>
               </w:rPr>
               <w:t xml:space="preserve">Superannuation on total wages (12%)</w:t>
             </w:r>
@@ -7339,8 +7339,8 @@
             <w:r>
               <w:rPr>
                 <w:rFonts w:ascii="Calibri" w:cs="Calibri" w:eastAsia="Calibri" w:hAnsi="Calibri"/>
-                <w:sz w:val="19"/>
-                <w:szCs w:val="19"/>
+                <w:sz w:val="21"/>
+                <w:szCs w:val="21"/>
               </w:rPr>
               <w:t xml:space="preserve">$</w:t>
             </w:r>
@@ -7365,8 +7365,8 @@
             <w:r>
               <w:rPr>
                 <w:rFonts w:ascii="Calibri" w:cs="Calibri" w:eastAsia="Calibri" w:hAnsi="Calibri"/>
-                <w:sz w:val="19"/>
-                <w:szCs w:val="19"/>
+                <w:sz w:val="21"/>
+                <w:szCs w:val="21"/>
               </w:rPr>
               <w:t xml:space="preserve">Budgeted Hours exceeded?</w:t>
             </w:r>
@@ -7389,8 +7389,8 @@
             <w:r>
               <w:rPr>
                 <w:rFonts w:ascii="Calibri" w:cs="Calibri" w:eastAsia="Calibri" w:hAnsi="Calibri"/>
-                <w:sz w:val="19"/>
-                <w:szCs w:val="19"/>
+                <w:sz w:val="21"/>
+                <w:szCs w:val="21"/>
               </w:rPr>
               <w:t xml:space="preserve">Yes / No — written approval: Yes / No / N/A</w:t>
             </w:r>
@@ -7408,8 +7408,8 @@
           <w:rFonts w:ascii="Calibri" w:cs="Calibri" w:eastAsia="Calibri" w:hAnsi="Calibri"/>
           <w:b/>
           <w:bCs/>
-          <w:sz w:val="30"/>
-          <w:szCs w:val="30"/>
+          <w:sz w:val="32"/>
+          <w:szCs w:val="32"/>
         </w:rPr>
         <w:t xml:space="preserve">SCHEDULE 2</w:t>
       </w:r>
@@ -7425,8 +7425,8 @@
         <w:rPr>
           <w:rFonts w:ascii="Calibri" w:cs="Calibri" w:eastAsia="Calibri" w:hAnsi="Calibri"/>
           <w:color w:val="0F5257"/>
-          <w:sz w:val="24"/>
-          <w:szCs w:val="24"/>
+          <w:sz w:val="26"/>
+          <w:szCs w:val="26"/>
         </w:rPr>
         <w:t xml:space="preserve">Site Supervision Record</w:t>
       </w:r>
@@ -7440,8 +7440,8 @@
           <w:rFonts w:ascii="Calibri" w:cs="Calibri" w:eastAsia="Calibri" w:hAnsi="Calibri"/>
           <w:i/>
           <w:iCs/>
-          <w:sz w:val="20"/>
-          <w:szCs w:val="20"/>
+          <w:sz w:val="22"/>
+          <w:szCs w:val="22"/>
         </w:rPr>
         <w:t xml:space="preserve">One per site visit. Keep for 7 years. This is FLC's evidence of adequate supervision under section 43A of the QBCC Act.</w:t>
       </w:r>
@@ -7480,8 +7480,8 @@
             <w:r>
               <w:rPr>
                 <w:rFonts w:ascii="Calibri" w:cs="Calibri" w:eastAsia="Calibri" w:hAnsi="Calibri"/>
-                <w:sz w:val="19"/>
-                <w:szCs w:val="19"/>
+                <w:sz w:val="21"/>
+                <w:szCs w:val="21"/>
               </w:rPr>
               <w:t xml:space="preserve">Project</w:t>
             </w:r>
@@ -7504,8 +7504,8 @@
             <w:r>
               <w:rPr>
                 <w:rFonts w:ascii="Calibri" w:cs="Calibri" w:eastAsia="Calibri" w:hAnsi="Calibri"/>
-                <w:sz w:val="19"/>
-                <w:szCs w:val="19"/>
+                <w:sz w:val="21"/>
+                <w:szCs w:val="21"/>
               </w:rPr>
               <w:t xml:space="preserve"/>
             </w:r>
@@ -7530,8 +7530,8 @@
             <w:r>
               <w:rPr>
                 <w:rFonts w:ascii="Calibri" w:cs="Calibri" w:eastAsia="Calibri" w:hAnsi="Calibri"/>
-                <w:sz w:val="19"/>
-                <w:szCs w:val="19"/>
+                <w:sz w:val="21"/>
+                <w:szCs w:val="21"/>
               </w:rPr>
               <w:t xml:space="preserve">Job no.</w:t>
             </w:r>
@@ -7554,8 +7554,8 @@
             <w:r>
               <w:rPr>
                 <w:rFonts w:ascii="Calibri" w:cs="Calibri" w:eastAsia="Calibri" w:hAnsi="Calibri"/>
-                <w:sz w:val="19"/>
-                <w:szCs w:val="19"/>
+                <w:sz w:val="21"/>
+                <w:szCs w:val="21"/>
               </w:rPr>
               <w:t xml:space="preserve"/>
             </w:r>
@@ -7580,8 +7580,8 @@
             <w:r>
               <w:rPr>
                 <w:rFonts w:ascii="Calibri" w:cs="Calibri" w:eastAsia="Calibri" w:hAnsi="Calibri"/>
-                <w:sz w:val="19"/>
-                <w:szCs w:val="19"/>
+                <w:sz w:val="21"/>
+                <w:szCs w:val="21"/>
               </w:rPr>
               <w:t xml:space="preserve">Date</w:t>
             </w:r>
@@ -7604,8 +7604,8 @@
             <w:r>
               <w:rPr>
                 <w:rFonts w:ascii="Calibri" w:cs="Calibri" w:eastAsia="Calibri" w:hAnsi="Calibri"/>
-                <w:sz w:val="19"/>
-                <w:szCs w:val="19"/>
+                <w:sz w:val="21"/>
+                <w:szCs w:val="21"/>
               </w:rPr>
               <w:t xml:space="preserve"/>
             </w:r>
@@ -7630,8 +7630,8 @@
             <w:r>
               <w:rPr>
                 <w:rFonts w:ascii="Calibri" w:cs="Calibri" w:eastAsia="Calibri" w:hAnsi="Calibri"/>
-                <w:sz w:val="19"/>
-                <w:szCs w:val="19"/>
+                <w:sz w:val="21"/>
+                <w:szCs w:val="21"/>
               </w:rPr>
               <w:t xml:space="preserve">On site</w:t>
             </w:r>
@@ -7654,8 +7654,8 @@
             <w:r>
               <w:rPr>
                 <w:rFonts w:ascii="Calibri" w:cs="Calibri" w:eastAsia="Calibri" w:hAnsi="Calibri"/>
-                <w:sz w:val="19"/>
-                <w:szCs w:val="19"/>
+                <w:sz w:val="21"/>
+                <w:szCs w:val="21"/>
               </w:rPr>
               <w:t xml:space="preserve"/>
             </w:r>
@@ -7680,8 +7680,8 @@
             <w:r>
               <w:rPr>
                 <w:rFonts w:ascii="Calibri" w:cs="Calibri" w:eastAsia="Calibri" w:hAnsi="Calibri"/>
-                <w:sz w:val="19"/>
-                <w:szCs w:val="19"/>
+                <w:sz w:val="21"/>
+                <w:szCs w:val="21"/>
               </w:rPr>
               <w:t xml:space="preserve">Off site</w:t>
             </w:r>
@@ -7704,8 +7704,8 @@
             <w:r>
               <w:rPr>
                 <w:rFonts w:ascii="Calibri" w:cs="Calibri" w:eastAsia="Calibri" w:hAnsi="Calibri"/>
-                <w:sz w:val="19"/>
-                <w:szCs w:val="19"/>
+                <w:sz w:val="21"/>
+                <w:szCs w:val="21"/>
               </w:rPr>
               <w:t xml:space="preserve"/>
             </w:r>
@@ -7723,8 +7723,8 @@
           <w:rFonts w:ascii="Calibri" w:cs="Calibri" w:eastAsia="Calibri" w:hAnsi="Calibri"/>
           <w:b/>
           <w:bCs/>
-          <w:sz w:val="21"/>
-          <w:szCs w:val="21"/>
+          <w:sz w:val="23"/>
+          <w:szCs w:val="23"/>
         </w:rPr>
         <w:t xml:space="preserve">Inspected this visit</w:t>
       </w:r>
@@ -7741,8 +7741,8 @@
       <w:r>
         <w:rPr>
           <w:rFonts w:ascii="Calibri" w:cs="Calibri" w:eastAsia="Calibri" w:hAnsi="Calibri"/>
-          <w:sz w:val="20"/>
-          <w:szCs w:val="20"/>
+          <w:sz w:val="22"/>
+          <w:szCs w:val="22"/>
         </w:rPr>
         <w:t xml:space="preserve">Scope assessment confirmed on site — still an Exempt Wall</w:t>
       </w:r>
@@ -7759,8 +7759,8 @@
       <w:r>
         <w:rPr>
           <w:rFonts w:ascii="Calibri" w:cs="Calibri" w:eastAsia="Calibri" w:hAnsi="Calibri"/>
-          <w:sz w:val="20"/>
-          <w:szCs w:val="20"/>
+          <w:sz w:val="22"/>
+          <w:szCs w:val="22"/>
         </w:rPr>
         <w:t xml:space="preserve">Excavation / founding material</w:t>
       </w:r>
@@ -7777,8 +7777,8 @@
       <w:r>
         <w:rPr>
           <w:rFonts w:ascii="Calibri" w:cs="Calibri" w:eastAsia="Calibri" w:hAnsi="Calibri"/>
-          <w:sz w:val="20"/>
-          <w:szCs w:val="20"/>
+          <w:sz w:val="22"/>
+          <w:szCs w:val="22"/>
         </w:rPr>
         <w:t xml:space="preserve">Wall construction / block fill / core fill</w:t>
       </w:r>
@@ -7795,8 +7795,8 @@
       <w:r>
         <w:rPr>
           <w:rFonts w:ascii="Calibri" w:cs="Calibri" w:eastAsia="Calibri" w:hAnsi="Calibri"/>
-          <w:sz w:val="20"/>
-          <w:szCs w:val="20"/>
+          <w:sz w:val="22"/>
+          <w:szCs w:val="22"/>
         </w:rPr>
         <w:t xml:space="preserve">Drainage, filter media, geofabric</w:t>
       </w:r>
@@ -7813,8 +7813,8 @@
       <w:r>
         <w:rPr>
           <w:rFonts w:ascii="Calibri" w:cs="Calibri" w:eastAsia="Calibri" w:hAnsi="Calibri"/>
-          <w:sz w:val="20"/>
-          <w:szCs w:val="20"/>
+          <w:sz w:val="22"/>
+          <w:szCs w:val="22"/>
         </w:rPr>
         <w:t xml:space="preserve">Backfill and compaction</w:t>
       </w:r>
@@ -7831,8 +7831,8 @@
       <w:r>
         <w:rPr>
           <w:rFonts w:ascii="Calibri" w:cs="Calibri" w:eastAsia="Calibri" w:hAnsi="Calibri"/>
-          <w:sz w:val="20"/>
-          <w:szCs w:val="20"/>
+          <w:sz w:val="22"/>
+          <w:szCs w:val="22"/>
         </w:rPr>
         <w:t xml:space="preserve">Completion / final inspection</w:t>
       </w:r>
@@ -7849,8 +7849,8 @@
       <w:r>
         <w:rPr>
           <w:rFonts w:ascii="Calibri" w:cs="Calibri" w:eastAsia="Calibri" w:hAnsi="Calibri"/>
-          <w:sz w:val="20"/>
-          <w:szCs w:val="20"/>
+          <w:sz w:val="22"/>
+          <w:szCs w:val="22"/>
         </w:rPr>
         <w:t xml:space="preserve">Other: ______________________________</w:t>
       </w:r>
@@ -7865,8 +7865,8 @@
           <w:rFonts w:ascii="Calibri" w:cs="Calibri" w:eastAsia="Calibri" w:hAnsi="Calibri"/>
           <w:b/>
           <w:bCs/>
-          <w:sz w:val="21"/>
-          <w:szCs w:val="21"/>
+          <w:sz w:val="23"/>
+          <w:szCs w:val="23"/>
         </w:rPr>
         <w:t xml:space="preserve">Observations</w:t>
       </w:r>
@@ -7904,8 +7904,8 @@
             <w:r>
               <w:rPr>
                 <w:rFonts w:ascii="Calibri" w:cs="Calibri" w:eastAsia="Calibri" w:hAnsi="Calibri"/>
-                <w:sz w:val="19"/>
-                <w:szCs w:val="19"/>
+                <w:sz w:val="21"/>
+                <w:szCs w:val="21"/>
               </w:rPr>
               <w:t xml:space="preserve"/>
             </w:r>
@@ -7930,8 +7930,8 @@
             <w:r>
               <w:rPr>
                 <w:rFonts w:ascii="Calibri" w:cs="Calibri" w:eastAsia="Calibri" w:hAnsi="Calibri"/>
-                <w:sz w:val="19"/>
-                <w:szCs w:val="19"/>
+                <w:sz w:val="21"/>
+                <w:szCs w:val="21"/>
               </w:rPr>
               <w:t xml:space="preserve"/>
             </w:r>
@@ -7956,8 +7956,8 @@
             <w:r>
               <w:rPr>
                 <w:rFonts w:ascii="Calibri" w:cs="Calibri" w:eastAsia="Calibri" w:hAnsi="Calibri"/>
-                <w:sz w:val="19"/>
-                <w:szCs w:val="19"/>
+                <w:sz w:val="21"/>
+                <w:szCs w:val="21"/>
               </w:rPr>
               <w:t xml:space="preserve"/>
             </w:r>
@@ -7975,8 +7975,8 @@
           <w:rFonts w:ascii="Calibri" w:cs="Calibri" w:eastAsia="Calibri" w:hAnsi="Calibri"/>
           <w:b/>
           <w:bCs/>
-          <w:sz w:val="21"/>
-          <w:szCs w:val="21"/>
+          <w:sz w:val="23"/>
+          <w:szCs w:val="23"/>
         </w:rPr>
         <w:t xml:space="preserve">Checks</w:t>
       </w:r>
@@ -8017,8 +8017,8 @@
                 <w:rFonts w:ascii="Calibri" w:cs="Calibri" w:eastAsia="Calibri" w:hAnsi="Calibri"/>
                 <w:b/>
                 <w:bCs/>
-                <w:sz w:val="20"/>
-                <w:szCs w:val="20"/>
+                <w:sz w:val="22"/>
+                <w:szCs w:val="22"/>
               </w:rPr>
               <w:t xml:space="preserve">Conforms to manufacturer's specifications, AS 4678 and the NCC?</w:t>
             </w:r>
@@ -8043,8 +8043,8 @@
                 <w:rFonts w:ascii="Calibri" w:cs="Calibri" w:eastAsia="Calibri" w:hAnsi="Calibri"/>
                 <w:b/>
                 <w:bCs/>
-                <w:sz w:val="20"/>
-                <w:szCs w:val="20"/>
+                <w:sz w:val="22"/>
+                <w:szCs w:val="22"/>
               </w:rPr>
               <w:t xml:space="preserve">Yes  /  No</w:t>
             </w:r>
@@ -8071,8 +8071,8 @@
                 <w:rFonts w:ascii="Calibri" w:cs="Calibri" w:eastAsia="Calibri" w:hAnsi="Calibri"/>
                 <w:b/>
                 <w:bCs/>
-                <w:sz w:val="20"/>
-                <w:szCs w:val="20"/>
+                <w:sz w:val="22"/>
+                <w:szCs w:val="22"/>
               </w:rPr>
               <w:t xml:space="preserve">Any change on site affecting the Exempt Wall assessment?</w:t>
             </w:r>
@@ -8097,8 +8097,8 @@
                 <w:rFonts w:ascii="Calibri" w:cs="Calibri" w:eastAsia="Calibri" w:hAnsi="Calibri"/>
                 <w:b/>
                 <w:bCs/>
-                <w:sz w:val="20"/>
-                <w:szCs w:val="20"/>
+                <w:sz w:val="22"/>
+                <w:szCs w:val="22"/>
               </w:rPr>
               <w:t xml:space="preserve">Yes  /  No</w:t>
             </w:r>
@@ -8115,8 +8115,8 @@
           <w:rFonts w:ascii="Calibri" w:cs="Calibri" w:eastAsia="Calibri" w:hAnsi="Calibri"/>
           <w:i/>
           <w:iCs/>
-          <w:sz w:val="20"/>
-          <w:szCs w:val="20"/>
+          <w:sz w:val="22"/>
+          <w:szCs w:val="22"/>
         </w:rPr>
         <w:t xml:space="preserve">If Yes to the second question — stop work and apply clause 4.4.</w:t>
       </w:r>
@@ -8131,8 +8131,8 @@
           <w:rFonts w:ascii="Calibri" w:cs="Calibri" w:eastAsia="Calibri" w:hAnsi="Calibri"/>
           <w:b/>
           <w:bCs/>
-          <w:sz w:val="21"/>
-          <w:szCs w:val="21"/>
+          <w:sz w:val="23"/>
+          <w:szCs w:val="23"/>
         </w:rPr>
         <w:t xml:space="preserve">Directions given / rectification required</w:t>
       </w:r>
@@ -8170,8 +8170,8 @@
             <w:r>
               <w:rPr>
                 <w:rFonts w:ascii="Calibri" w:cs="Calibri" w:eastAsia="Calibri" w:hAnsi="Calibri"/>
-                <w:sz w:val="19"/>
-                <w:szCs w:val="19"/>
+                <w:sz w:val="21"/>
+                <w:szCs w:val="21"/>
               </w:rPr>
               <w:t xml:space="preserve"/>
             </w:r>
@@ -8196,8 +8196,8 @@
             <w:r>
               <w:rPr>
                 <w:rFonts w:ascii="Calibri" w:cs="Calibri" w:eastAsia="Calibri" w:hAnsi="Calibri"/>
-                <w:sz w:val="19"/>
-                <w:szCs w:val="19"/>
+                <w:sz w:val="21"/>
+                <w:szCs w:val="21"/>
               </w:rPr>
               <w:t xml:space="preserve"/>
             </w:r>
@@ -8215,8 +8215,8 @@
           <w:rFonts w:ascii="Calibri" w:cs="Calibri" w:eastAsia="Calibri" w:hAnsi="Calibri"/>
           <w:b/>
           <w:bCs/>
-          <w:sz w:val="21"/>
-          <w:szCs w:val="21"/>
+          <w:sz w:val="23"/>
+          <w:szCs w:val="23"/>
         </w:rPr>
         <w:t xml:space="preserve">Sign off</w:t>
       </w:r>
@@ -8255,8 +8255,8 @@
             <w:r>
               <w:rPr>
                 <w:rFonts w:ascii="Calibri" w:cs="Calibri" w:eastAsia="Calibri" w:hAnsi="Calibri"/>
-                <w:sz w:val="19"/>
-                <w:szCs w:val="19"/>
+                <w:sz w:val="21"/>
+                <w:szCs w:val="21"/>
               </w:rPr>
               <w:t xml:space="preserve">Rectification verified complete?</w:t>
             </w:r>
@@ -8279,8 +8279,8 @@
             <w:r>
               <w:rPr>
                 <w:rFonts w:ascii="Calibri" w:cs="Calibri" w:eastAsia="Calibri" w:hAnsi="Calibri"/>
-                <w:sz w:val="19"/>
-                <w:szCs w:val="19"/>
+                <w:sz w:val="21"/>
+                <w:szCs w:val="21"/>
               </w:rPr>
               <w:t xml:space="preserve">Yes / No / N/A — date: ____________</w:t>
             </w:r>
@@ -8298,16 +8298,16 @@
       <w:r>
         <w:rPr>
           <w:rFonts w:ascii="Calibri" w:cs="Calibri" w:eastAsia="Calibri" w:hAnsi="Calibri"/>
-          <w:sz w:val="20"/>
-          <w:szCs w:val="20"/>
+          <w:sz w:val="22"/>
+          <w:szCs w:val="22"/>
         </w:rPr>
         <w:t xml:space="preserve">Nominee signature	</w:t>
       </w:r>
       <w:r>
         <w:rPr>
           <w:rFonts w:ascii="Calibri" w:cs="Calibri" w:eastAsia="Calibri" w:hAnsi="Calibri"/>
-          <w:sz w:val="20"/>
-          <w:szCs w:val="20"/>
+          <w:sz w:val="22"/>
+          <w:szCs w:val="22"/>
           <w:u w:val="single"/>
         </w:rPr>
         <w:t xml:space="preserve">                                                            </w:t>
@@ -8323,16 +8323,16 @@
       <w:r>
         <w:rPr>
           <w:rFonts w:ascii="Calibri" w:cs="Calibri" w:eastAsia="Calibri" w:hAnsi="Calibri"/>
-          <w:sz w:val="20"/>
-          <w:szCs w:val="20"/>
+          <w:sz w:val="22"/>
+          <w:szCs w:val="22"/>
         </w:rPr>
         <w:t xml:space="preserve">QBCC licence no.	</w:t>
       </w:r>
       <w:r>
         <w:rPr>
           <w:rFonts w:ascii="Calibri" w:cs="Calibri" w:eastAsia="Calibri" w:hAnsi="Calibri"/>
-          <w:sz w:val="20"/>
-          <w:szCs w:val="20"/>
+          <w:sz w:val="22"/>
+          <w:szCs w:val="22"/>
           <w:u w:val="single"/>
         </w:rPr>
         <w:t xml:space="preserve">                                                            </w:t>
@@ -8401,8 +8401,8 @@
       <w:rPr>
         <w:rFonts w:ascii="Calibri" w:cs="Calibri" w:eastAsia="Calibri" w:hAnsi="Calibri"/>
         <w:color w:val="5A6A6B"/>
-        <w:sz w:val="16"/>
-        <w:szCs w:val="16"/>
+        <w:sz w:val="17"/>
+        <w:szCs w:val="17"/>
       </w:rPr>
       <w:t xml:space="preserve">Page </w:t>
       <w:fldChar w:fldCharType="begin"/>
@@ -8472,8 +8472,8 @@
       <w:rPr>
         <w:rFonts w:ascii="Calibri" w:cs="Calibri" w:eastAsia="Calibri" w:hAnsi="Calibri"/>
         <w:color w:val="5A6A6B"/>
-        <w:sz w:val="16"/>
-        <w:szCs w:val="16"/>
+        <w:sz w:val="17"/>
+        <w:szCs w:val="17"/>
       </w:rPr>
       <w:t xml:space="preserve">First Light Civil Pty Ltd  ·  Casual Employment Agreement	DRAFT</w:t>
     </w:r>
@@ -8600,8 +8600,8 @@
     <w:rPrDefault>
       <w:rPr>
         <w:rFonts w:ascii="Calibri" w:cs="Calibri" w:eastAsia="Calibri" w:hAnsi="Calibri"/>
-        <w:sz w:val="20"/>
-        <w:szCs w:val="20"/>
+        <w:sz w:val="22"/>
+        <w:szCs w:val="22"/>
       </w:rPr>
     </w:rPrDefault>
     <w:pPrDefault/>
